--- a/Meier_Blättler_Maisenbacher_MMA25cL_Gruppe1.docx
+++ b/Meier_Blättler_Maisenbacher_MMA25cL_Gruppe1.docx
@@ -8,9 +8,1579 @@
           <w:tab w:val="left" w:pos="3206"/>
         </w:tabs>
       </w:pPr>
+      <w:r>
+        <w:rPr>
+          <w:noProof/>
+        </w:rPr>
+        <mc:AlternateContent>
+          <mc:Choice Requires="wps">
+            <w:drawing>
+              <wp:anchor distT="0" distB="0" distL="114300" distR="114300" simplePos="0" relativeHeight="251668480" behindDoc="0" locked="0" layoutInCell="1" allowOverlap="1" wp14:anchorId="5834CEE9" wp14:editId="7CF293F6">
+                <wp:simplePos x="0" y="0"/>
+                <wp:positionH relativeFrom="column">
+                  <wp:posOffset>-627652</wp:posOffset>
+                </wp:positionH>
+                <wp:positionV relativeFrom="paragraph">
+                  <wp:posOffset>6056176</wp:posOffset>
+                </wp:positionV>
+                <wp:extent cx="2270760" cy="1926409"/>
+                <wp:effectExtent l="0" t="0" r="0" b="0"/>
+                <wp:wrapNone/>
+                <wp:docPr id="1660623396" name="Textfeld 6"/>
+                <wp:cNvGraphicFramePr/>
+                <a:graphic xmlns:a="http://schemas.openxmlformats.org/drawingml/2006/main">
+                  <a:graphicData uri="http://schemas.microsoft.com/office/word/2010/wordprocessingShape">
+                    <wps:wsp>
+                      <wps:cNvSpPr txBox="1"/>
+                      <wps:spPr>
+                        <a:xfrm>
+                          <a:off x="0" y="0"/>
+                          <a:ext cx="2270760" cy="1926409"/>
+                        </a:xfrm>
+                        <a:prstGeom prst="rect">
+                          <a:avLst/>
+                        </a:prstGeom>
+                        <a:noFill/>
+                        <a:ln w="6350">
+                          <a:noFill/>
+                        </a:ln>
+                      </wps:spPr>
+                      <wps:txbx>
+                        <w:txbxContent>
+                          <w:p>
+                            <w:pPr>
+                              <w:jc w:val="center"/>
+                              <w:rPr>
+                                <w:lang w:val="fr-CH"/>
+                              </w:rPr>
+                            </w:pPr>
+                            <w:r>
+                              <w:rPr>
+                                <w:lang w:val="fr-CH"/>
+                              </w:rPr>
+                              <w:t>Maruice/Nico/Robin</w:t>
+                            </w:r>
+                          </w:p>
+                          <w:p>
+                            <w:pPr>
+                              <w:jc w:val="center"/>
+                              <w:rPr>
+                                <w:lang w:val="fr-CH"/>
+                              </w:rPr>
+                            </w:pPr>
+                            <w:r>
+                              <w:rPr>
+                                <w:lang w:val="fr-CH"/>
+                              </w:rPr>
+                              <w:t>MMA25cL</w:t>
+                            </w:r>
+                          </w:p>
+                          <w:p>
+                            <w:pPr>
+                              <w:jc w:val="center"/>
+                              <w:rPr>
+                                <w:lang w:val="fr-CH"/>
+                              </w:rPr>
+                            </w:pPr>
+                            <w:r>
+                              <w:rPr>
+                                <w:lang w:val="fr-CH"/>
+                              </w:rPr>
+                              <w:t>M287</w:t>
+                            </w:r>
+                          </w:p>
+                          <w:p>
+                            <w:pPr>
+                              <w:jc w:val="center"/>
+                              <w:rPr>
+                                <w:lang w:val="fr-CH"/>
+                              </w:rPr>
+                            </w:pPr>
+                            <w:r>
+                              <w:rPr>
+                                <w:lang w:val="fr-CH"/>
+                              </w:rPr>
+                              <w:t>xx.xx.2026</w:t>
+                            </w:r>
+                          </w:p>
+                        </w:txbxContent>
+                      </wps:txbx>
+                      <wps:bodyPr rot="0" spcFirstLastPara="0" vertOverflow="overflow" horzOverflow="overflow" vert="horz" wrap="square" lIns="91440" tIns="45720" rIns="91440" bIns="45720" numCol="1" spcCol="0" rtlCol="0" fromWordArt="0" anchor="t" anchorCtr="0" forceAA="0" compatLnSpc="1">
+                        <a:prstTxWarp prst="textNoShape">
+                          <a:avLst/>
+                        </a:prstTxWarp>
+                        <a:noAutofit/>
+                      </wps:bodyPr>
+                    </wps:wsp>
+                  </a:graphicData>
+                </a:graphic>
+                <wp14:sizeRelH relativeFrom="margin">
+                  <wp14:pctWidth>0</wp14:pctWidth>
+                </wp14:sizeRelH>
+                <wp14:sizeRelV relativeFrom="margin">
+                  <wp14:pctHeight>0</wp14:pctHeight>
+                </wp14:sizeRelV>
+              </wp:anchor>
+            </w:drawing>
+          </mc:Choice>
+          <mc:Fallback>
+            <w:pict>
+              <v:shapetype w14:anchorId="5834CEE9" id="_x0000_t202" coordsize="21600,21600" o:spt="202" path="m,l,21600r21600,l21600,xe">
+                <v:stroke joinstyle="miter"/>
+                <v:path gradientshapeok="t" o:connecttype="rect"/>
+              </v:shapetype>
+              <v:shape id="Textfeld 6" o:spid="_x0000_s1026" type="#_x0000_t202" style="position:absolute;margin-left:-49.4pt;margin-top:476.85pt;width:178.8pt;height:151.7pt;z-index:251668480;visibility:visible;mso-wrap-style:square;mso-width-percent:0;mso-height-percent:0;mso-wrap-distance-left:9pt;mso-wrap-distance-top:0;mso-wrap-distance-right:9pt;mso-wrap-distance-bottom:0;mso-position-horizontal:absolute;mso-position-horizontal-relative:text;mso-position-vertical:absolute;mso-position-vertical-relative:text;mso-width-percent:0;mso-height-percent:0;mso-width-relative:margin;mso-height-relative:margin;v-text-anchor:top" o:gfxdata="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" filled="f" stroked="f" strokeweight=".5pt">
+                <v:textbox>
+                  <w:txbxContent>
+                    <w:p>
+                      <w:pPr>
+                        <w:jc w:val="center"/>
+                        <w:rPr>
+                          <w:lang w:val="fr-CH"/>
+                        </w:rPr>
+                      </w:pPr>
+                      <w:r>
+                        <w:rPr>
+                          <w:lang w:val="fr-CH"/>
+                        </w:rPr>
+                        <w:t>Maruice/Nico/Robin</w:t>
+                      </w:r>
+                    </w:p>
+                    <w:p>
+                      <w:pPr>
+                        <w:jc w:val="center"/>
+                        <w:rPr>
+                          <w:lang w:val="fr-CH"/>
+                        </w:rPr>
+                      </w:pPr>
+                      <w:r>
+                        <w:rPr>
+                          <w:lang w:val="fr-CH"/>
+                        </w:rPr>
+                        <w:t>MMA25cL</w:t>
+                      </w:r>
+                    </w:p>
+                    <w:p>
+                      <w:pPr>
+                        <w:jc w:val="center"/>
+                        <w:rPr>
+                          <w:lang w:val="fr-CH"/>
+                        </w:rPr>
+                      </w:pPr>
+                      <w:r>
+                        <w:rPr>
+                          <w:lang w:val="fr-CH"/>
+                        </w:rPr>
+                        <w:t>M287</w:t>
+                      </w:r>
+                    </w:p>
+                    <w:p>
+                      <w:pPr>
+                        <w:jc w:val="center"/>
+                        <w:rPr>
+                          <w:lang w:val="fr-CH"/>
+                        </w:rPr>
+                      </w:pPr>
+                      <w:r>
+                        <w:rPr>
+                          <w:lang w:val="fr-CH"/>
+                        </w:rPr>
+                        <w:t>xx.xx.2026</w:t>
+                      </w:r>
+                    </w:p>
+                  </w:txbxContent>
+                </v:textbox>
+              </v:shape>
+            </w:pict>
+          </mc:Fallback>
+        </mc:AlternateContent>
+      </w:r>
+      <w:r>
+        <w:rPr>
+          <w:noProof/>
+        </w:rPr>
+        <mc:AlternateContent>
+          <mc:Choice Requires="wps">
+            <w:drawing>
+              <wp:anchor distT="0" distB="0" distL="114300" distR="114300" simplePos="0" relativeHeight="251667456" behindDoc="0" locked="0" layoutInCell="1" allowOverlap="1" wp14:anchorId="012343F9" wp14:editId="40F367D2">
+                <wp:simplePos x="0" y="0"/>
+                <wp:positionH relativeFrom="column">
+                  <wp:posOffset>3023870</wp:posOffset>
+                </wp:positionH>
+                <wp:positionV relativeFrom="paragraph">
+                  <wp:posOffset>5815330</wp:posOffset>
+                </wp:positionV>
+                <wp:extent cx="5340246" cy="169200"/>
+                <wp:effectExtent l="1251903" t="0" r="1341437" b="0"/>
+                <wp:wrapNone/>
+                <wp:docPr id="636565072" name="Rechteck 2"/>
+                <wp:cNvGraphicFramePr/>
+                <a:graphic xmlns:a="http://schemas.openxmlformats.org/drawingml/2006/main">
+                  <a:graphicData uri="http://schemas.microsoft.com/office/word/2010/wordprocessingShape">
+                    <wps:wsp>
+                      <wps:cNvSpPr/>
+                      <wps:spPr>
+                        <a:xfrm rot="3600000">
+                          <a:off x="0" y="0"/>
+                          <a:ext cx="5340246" cy="169200"/>
+                        </a:xfrm>
+                        <a:prstGeom prst="rect">
+                          <a:avLst/>
+                        </a:prstGeom>
+                        <a:solidFill>
+                          <a:schemeClr val="bg1"/>
+                        </a:solidFill>
+                        <a:ln>
+                          <a:noFill/>
+                        </a:ln>
+                      </wps:spPr>
+                      <wps:style>
+                        <a:lnRef idx="2">
+                          <a:schemeClr val="accent1">
+                            <a:shade val="15000"/>
+                          </a:schemeClr>
+                        </a:lnRef>
+                        <a:fillRef idx="1">
+                          <a:schemeClr val="accent1"/>
+                        </a:fillRef>
+                        <a:effectRef idx="0">
+                          <a:schemeClr val="accent1"/>
+                        </a:effectRef>
+                        <a:fontRef idx="minor">
+                          <a:schemeClr val="lt1"/>
+                        </a:fontRef>
+                      </wps:style>
+                      <wps:bodyPr rot="0" spcFirstLastPara="0" vertOverflow="overflow" horzOverflow="overflow" vert="horz" wrap="square" lIns="91440" tIns="45720" rIns="91440" bIns="45720" numCol="1" spcCol="0" rtlCol="0" fromWordArt="0" anchor="ctr" anchorCtr="0" forceAA="0" compatLnSpc="1">
+                        <a:prstTxWarp prst="textNoShape">
+                          <a:avLst/>
+                        </a:prstTxWarp>
+                        <a:noAutofit/>
+                      </wps:bodyPr>
+                    </wps:wsp>
+                  </a:graphicData>
+                </a:graphic>
+                <wp14:sizeRelH relativeFrom="margin">
+                  <wp14:pctWidth>0</wp14:pctWidth>
+                </wp14:sizeRelH>
+                <wp14:sizeRelV relativeFrom="margin">
+                  <wp14:pctHeight>0</wp14:pctHeight>
+                </wp14:sizeRelV>
+              </wp:anchor>
+            </w:drawing>
+          </mc:Choice>
+          <mc:Fallback>
+            <w:pict>
+              <v:rect w14:anchorId="56546661" id="Rechteck 2" o:spid="_x0000_s1026" style="position:absolute;margin-left:238.1pt;margin-top:457.9pt;width:420.5pt;height:13.3pt;rotation:60;z-index:251667456;visibility:visible;mso-wrap-style:square;mso-width-percent:0;mso-height-percent:0;mso-wrap-distance-left:9pt;mso-wrap-distance-top:0;mso-wrap-distance-right:9pt;mso-wrap-distance-bottom:0;mso-position-horizontal:absolute;mso-position-horizontal-relative:text;mso-position-vertical:absolute;mso-position-vertical-relative:text;mso-width-percent:0;mso-height-percent:0;mso-width-relative:margin;mso-height-relative:margin;v-text-anchor:middle" o:gfxdata="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" fillcolor="white [3212]" stroked="f" strokeweight="1.5pt"/>
+            </w:pict>
+          </mc:Fallback>
+        </mc:AlternateContent>
+      </w:r>
+      <w:r>
+        <w:rPr>
+          <w:noProof/>
+        </w:rPr>
+        <mc:AlternateContent>
+          <mc:Choice Requires="wps">
+            <w:drawing>
+              <wp:anchor distT="0" distB="0" distL="114300" distR="114300" simplePos="0" relativeHeight="251665408" behindDoc="0" locked="0" layoutInCell="1" allowOverlap="1" wp14:anchorId="54E2BE41" wp14:editId="19A99630">
+                <wp:simplePos x="0" y="0"/>
+                <wp:positionH relativeFrom="column">
+                  <wp:posOffset>4184050</wp:posOffset>
+                </wp:positionH>
+                <wp:positionV relativeFrom="paragraph">
+                  <wp:posOffset>3321368</wp:posOffset>
+                </wp:positionV>
+                <wp:extent cx="4309745" cy="1267460"/>
+                <wp:effectExtent l="0" t="2857" r="0" b="0"/>
+                <wp:wrapNone/>
+                <wp:docPr id="1506555855" name="Gleichschenkliges Dreieck 3"/>
+                <wp:cNvGraphicFramePr/>
+                <a:graphic xmlns:a="http://schemas.openxmlformats.org/drawingml/2006/main">
+                  <a:graphicData uri="http://schemas.microsoft.com/office/word/2010/wordprocessingShape">
+                    <wps:wsp>
+                      <wps:cNvSpPr/>
+                      <wps:spPr>
+                        <a:xfrm rot="16200000">
+                          <a:off x="0" y="0"/>
+                          <a:ext cx="4309745" cy="1267460"/>
+                        </a:xfrm>
+                        <a:prstGeom prst="triangle">
+                          <a:avLst/>
+                        </a:prstGeom>
+                        <a:solidFill>
+                          <a:srgbClr val="FFFFFF">
+                            <a:alpha val="30980"/>
+                          </a:srgbClr>
+                        </a:solidFill>
+                        <a:ln>
+                          <a:noFill/>
+                        </a:ln>
+                      </wps:spPr>
+                      <wps:style>
+                        <a:lnRef idx="2">
+                          <a:schemeClr val="accent1">
+                            <a:shade val="15000"/>
+                          </a:schemeClr>
+                        </a:lnRef>
+                        <a:fillRef idx="1">
+                          <a:schemeClr val="accent1"/>
+                        </a:fillRef>
+                        <a:effectRef idx="0">
+                          <a:schemeClr val="accent1"/>
+                        </a:effectRef>
+                        <a:fontRef idx="minor">
+                          <a:schemeClr val="lt1"/>
+                        </a:fontRef>
+                      </wps:style>
+                      <wps:bodyPr rot="0" spcFirstLastPara="0" vertOverflow="overflow" horzOverflow="overflow" vert="horz" wrap="square" lIns="91440" tIns="45720" rIns="91440" bIns="45720" numCol="1" spcCol="0" rtlCol="0" fromWordArt="0" anchor="ctr" anchorCtr="0" forceAA="0" compatLnSpc="1">
+                        <a:prstTxWarp prst="textNoShape">
+                          <a:avLst/>
+                        </a:prstTxWarp>
+                        <a:noAutofit/>
+                      </wps:bodyPr>
+                    </wps:wsp>
+                  </a:graphicData>
+                </a:graphic>
+                <wp14:sizeRelH relativeFrom="margin">
+                  <wp14:pctWidth>0</wp14:pctWidth>
+                </wp14:sizeRelH>
+                <wp14:sizeRelV relativeFrom="margin">
+                  <wp14:pctHeight>0</wp14:pctHeight>
+                </wp14:sizeRelV>
+              </wp:anchor>
+            </w:drawing>
+          </mc:Choice>
+          <mc:Fallback>
+            <w:pict>
+              <v:shapetype w14:anchorId="1D7862A0" id="_x0000_t5" coordsize="21600,21600" o:spt="5" adj="10800" path="m@0,l,21600r21600,xe">
+                <v:stroke joinstyle="miter"/>
+                <v:formulas>
+                  <v:f eqn="val #0"/>
+                  <v:f eqn="prod #0 1 2"/>
+                  <v:f eqn="sum @1 10800 0"/>
+                </v:formulas>
+                <v:path gradientshapeok="t" o:connecttype="custom" o:connectlocs="@0,0;@1,10800;0,21600;10800,21600;21600,21600;@2,10800" textboxrect="0,10800,10800,18000;5400,10800,16200,18000;10800,10800,21600,18000;0,7200,7200,21600;7200,7200,14400,21600;14400,7200,21600,21600"/>
+                <v:handles>
+                  <v:h position="#0,topLeft" xrange="0,21600"/>
+                </v:handles>
+              </v:shapetype>
+              <v:shape id="Gleichschenkliges Dreieck 3" o:spid="_x0000_s1026" type="#_x0000_t5" style="position:absolute;margin-left:329.45pt;margin-top:261.55pt;width:339.35pt;height:99.8pt;rotation:-90;z-index:251665408;visibility:visible;mso-wrap-style:square;mso-width-percent:0;mso-height-percent:0;mso-wrap-distance-left:9pt;mso-wrap-distance-top:0;mso-wrap-distance-right:9pt;mso-wrap-distance-bottom:0;mso-position-horizontal:absolute;mso-position-horizontal-relative:text;mso-position-vertical:absolute;mso-position-vertical-relative:text;mso-width-percent:0;mso-height-percent:0;mso-width-relative:margin;mso-height-relative:margin;v-text-anchor:middle" o:gfxdata="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" stroked="f" strokeweight="1.5pt">
+                <v:fill opacity="20303f"/>
+              </v:shape>
+            </w:pict>
+          </mc:Fallback>
+        </mc:AlternateContent>
+      </w:r>
+      <w:r>
+        <w:rPr>
+          <w:noProof/>
+        </w:rPr>
+        <mc:AlternateContent>
+          <mc:Choice Requires="wps">
+            <w:drawing>
+              <wp:anchor distT="0" distB="0" distL="114300" distR="114300" simplePos="0" relativeHeight="251666432" behindDoc="0" locked="0" layoutInCell="1" allowOverlap="1" wp14:anchorId="19F3695C" wp14:editId="2A1DB18F">
+                <wp:simplePos x="0" y="0"/>
+                <wp:positionH relativeFrom="column">
+                  <wp:posOffset>-8765540</wp:posOffset>
+                </wp:positionH>
+                <wp:positionV relativeFrom="paragraph">
+                  <wp:posOffset>4588510</wp:posOffset>
+                </wp:positionV>
+                <wp:extent cx="18023205" cy="4646295"/>
+                <wp:effectExtent l="0" t="1638300" r="0" b="5221605"/>
+                <wp:wrapNone/>
+                <wp:docPr id="1078402206" name="Gleichschenkliges Dreieck 5"/>
+                <wp:cNvGraphicFramePr/>
+                <a:graphic xmlns:a="http://schemas.openxmlformats.org/drawingml/2006/main">
+                  <a:graphicData uri="http://schemas.microsoft.com/office/word/2010/wordprocessingShape">
+                    <wps:wsp>
+                      <wps:cNvSpPr/>
+                      <wps:spPr>
+                        <a:xfrm rot="5400000">
+                          <a:off x="0" y="0"/>
+                          <a:ext cx="18023205" cy="4646295"/>
+                        </a:xfrm>
+                        <a:prstGeom prst="triangle">
+                          <a:avLst>
+                            <a:gd name="adj" fmla="val 50590"/>
+                          </a:avLst>
+                        </a:prstGeom>
+                        <a:solidFill>
+                          <a:srgbClr val="FFFFFF"/>
+                        </a:solidFill>
+                        <a:ln>
+                          <a:noFill/>
+                        </a:ln>
+                      </wps:spPr>
+                      <wps:style>
+                        <a:lnRef idx="2">
+                          <a:schemeClr val="accent1">
+                            <a:shade val="15000"/>
+                          </a:schemeClr>
+                        </a:lnRef>
+                        <a:fillRef idx="1">
+                          <a:schemeClr val="accent1"/>
+                        </a:fillRef>
+                        <a:effectRef idx="0">
+                          <a:schemeClr val="accent1"/>
+                        </a:effectRef>
+                        <a:fontRef idx="minor">
+                          <a:schemeClr val="lt1"/>
+                        </a:fontRef>
+                      </wps:style>
+                      <wps:bodyPr rot="0" spcFirstLastPara="0" vertOverflow="overflow" horzOverflow="overflow" vert="horz" wrap="square" lIns="91440" tIns="45720" rIns="91440" bIns="45720" numCol="1" spcCol="0" rtlCol="0" fromWordArt="0" anchor="ctr" anchorCtr="0" forceAA="0" compatLnSpc="1">
+                        <a:prstTxWarp prst="textNoShape">
+                          <a:avLst/>
+                        </a:prstTxWarp>
+                        <a:noAutofit/>
+                      </wps:bodyPr>
+                    </wps:wsp>
+                  </a:graphicData>
+                </a:graphic>
+                <wp14:sizeRelH relativeFrom="margin">
+                  <wp14:pctWidth>0</wp14:pctWidth>
+                </wp14:sizeRelH>
+                <wp14:sizeRelV relativeFrom="margin">
+                  <wp14:pctHeight>0</wp14:pctHeight>
+                </wp14:sizeRelV>
+              </wp:anchor>
+            </w:drawing>
+          </mc:Choice>
+          <mc:Fallback>
+            <w:pict>
+              <v:shape w14:anchorId="4FD402E7" id="Gleichschenkliges Dreieck 5" o:spid="_x0000_s1026" type="#_x0000_t5" style="position:absolute;margin-left:-690.2pt;margin-top:361.3pt;width:1419.15pt;height:365.85pt;rotation:90;z-index:251666432;visibility:visible;mso-wrap-style:square;mso-width-percent:0;mso-height-percent:0;mso-wrap-distance-left:9pt;mso-wrap-distance-top:0;mso-wrap-distance-right:9pt;mso-wrap-distance-bottom:0;mso-position-horizontal:absolute;mso-position-horizontal-relative:text;mso-position-vertical:absolute;mso-position-vertical-relative:text;mso-width-percent:0;mso-height-percent:0;mso-width-relative:margin;mso-height-relative:margin;v-text-anchor:middle" o:gfxdata="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" adj="10927" stroked="f" strokeweight="1.5pt"/>
+            </w:pict>
+          </mc:Fallback>
+        </mc:AlternateContent>
+      </w:r>
+      <w:r>
+        <w:rPr>
+          <w:noProof/>
+        </w:rPr>
+        <w:drawing>
+          <wp:anchor distT="0" distB="0" distL="114300" distR="114300" simplePos="0" relativeHeight="251659264" behindDoc="1" locked="0" layoutInCell="1" allowOverlap="1" wp14:anchorId="50318B32" wp14:editId="17B5EB9C">
+            <wp:simplePos x="0" y="0"/>
+            <wp:positionH relativeFrom="column">
+              <wp:posOffset>-884555</wp:posOffset>
+            </wp:positionH>
+            <wp:positionV relativeFrom="paragraph">
+              <wp:posOffset>-1414145</wp:posOffset>
+            </wp:positionV>
+            <wp:extent cx="7600950" cy="13513435"/>
+            <wp:effectExtent l="0" t="0" r="0" b="0"/>
+            <wp:wrapNone/>
+            <wp:docPr id="383659734" name="Grafik 1"/>
+            <wp:cNvGraphicFramePr>
+              <a:graphicFrameLocks xmlns:a="http://schemas.openxmlformats.org/drawingml/2006/main" noChangeAspect="1"/>
+            </wp:cNvGraphicFramePr>
+            <a:graphic xmlns:a="http://schemas.openxmlformats.org/drawingml/2006/main">
+              <a:graphicData uri="http://schemas.openxmlformats.org/drawingml/2006/picture">
+                <pic:pic xmlns:pic="http://schemas.openxmlformats.org/drawingml/2006/picture">
+                  <pic:nvPicPr>
+                    <pic:cNvPr id="383659734" name="Grafik 383659734"/>
+                    <pic:cNvPicPr/>
+                  </pic:nvPicPr>
+                  <pic:blipFill>
+                    <a:blip r:embed="rId5">
+                      <a:extLst>
+                        <a:ext uri="{28A0092B-C50C-407E-A947-70E740481C1C}">
+                          <a14:useLocalDpi xmlns:a14="http://schemas.microsoft.com/office/drawing/2010/main" val="0"/>
+                        </a:ext>
+                      </a:extLst>
+                    </a:blip>
+                    <a:stretch>
+                      <a:fillRect/>
+                    </a:stretch>
+                  </pic:blipFill>
+                  <pic:spPr>
+                    <a:xfrm>
+                      <a:off x="0" y="0"/>
+                      <a:ext cx="7600950" cy="13513435"/>
+                    </a:xfrm>
+                    <a:prstGeom prst="rect">
+                      <a:avLst/>
+                    </a:prstGeom>
+                  </pic:spPr>
+                </pic:pic>
+              </a:graphicData>
+            </a:graphic>
+            <wp14:sizeRelH relativeFrom="margin">
+              <wp14:pctWidth>0</wp14:pctWidth>
+            </wp14:sizeRelH>
+            <wp14:sizeRelV relativeFrom="margin">
+              <wp14:pctHeight>0</wp14:pctHeight>
+            </wp14:sizeRelV>
+          </wp:anchor>
+        </w:drawing>
+      </w:r>
+      <w:r>
+        <w:rPr>
+          <w:noProof/>
+        </w:rPr>
+        <mc:AlternateContent>
+          <mc:Choice Requires="wps">
+            <w:drawing>
+              <wp:anchor distT="0" distB="0" distL="114300" distR="114300" simplePos="0" relativeHeight="251663360" behindDoc="0" locked="0" layoutInCell="1" allowOverlap="1" wp14:anchorId="391C8F79" wp14:editId="17B8D998">
+                <wp:simplePos x="0" y="0"/>
+                <wp:positionH relativeFrom="column">
+                  <wp:posOffset>-473685</wp:posOffset>
+                </wp:positionH>
+                <wp:positionV relativeFrom="paragraph">
+                  <wp:posOffset>-1206690</wp:posOffset>
+                </wp:positionV>
+                <wp:extent cx="5974690" cy="5168455"/>
+                <wp:effectExtent l="0" t="0" r="7620" b="0"/>
+                <wp:wrapNone/>
+                <wp:docPr id="1850883947" name="Gleichschenkliges Dreieck 3"/>
+                <wp:cNvGraphicFramePr/>
+                <a:graphic xmlns:a="http://schemas.openxmlformats.org/drawingml/2006/main">
+                  <a:graphicData uri="http://schemas.microsoft.com/office/word/2010/wordprocessingShape">
+                    <wps:wsp>
+                      <wps:cNvSpPr/>
+                      <wps:spPr>
+                        <a:xfrm rot="10800000">
+                          <a:off x="0" y="0"/>
+                          <a:ext cx="5974690" cy="5168455"/>
+                        </a:xfrm>
+                        <a:prstGeom prst="triangle">
+                          <a:avLst/>
+                        </a:prstGeom>
+                        <a:solidFill>
+                          <a:srgbClr val="FFFFFF">
+                            <a:alpha val="30980"/>
+                          </a:srgbClr>
+                        </a:solidFill>
+                        <a:ln>
+                          <a:noFill/>
+                        </a:ln>
+                      </wps:spPr>
+                      <wps:style>
+                        <a:lnRef idx="2">
+                          <a:schemeClr val="accent1">
+                            <a:shade val="15000"/>
+                          </a:schemeClr>
+                        </a:lnRef>
+                        <a:fillRef idx="1">
+                          <a:schemeClr val="accent1"/>
+                        </a:fillRef>
+                        <a:effectRef idx="0">
+                          <a:schemeClr val="accent1"/>
+                        </a:effectRef>
+                        <a:fontRef idx="minor">
+                          <a:schemeClr val="lt1"/>
+                        </a:fontRef>
+                      </wps:style>
+                      <wps:bodyPr rot="0" spcFirstLastPara="0" vertOverflow="overflow" horzOverflow="overflow" vert="horz" wrap="square" lIns="91440" tIns="45720" rIns="91440" bIns="45720" numCol="1" spcCol="0" rtlCol="0" fromWordArt="0" anchor="ctr" anchorCtr="0" forceAA="0" compatLnSpc="1">
+                        <a:prstTxWarp prst="textNoShape">
+                          <a:avLst/>
+                        </a:prstTxWarp>
+                        <a:noAutofit/>
+                      </wps:bodyPr>
+                    </wps:wsp>
+                  </a:graphicData>
+                </a:graphic>
+              </wp:anchor>
+            </w:drawing>
+          </mc:Choice>
+          <mc:Fallback>
+            <w:pict>
+              <v:shape w14:anchorId="3ACC55EA" id="Gleichschenkliges Dreieck 3" o:spid="_x0000_s1026" type="#_x0000_t5" style="position:absolute;margin-left:-37.3pt;margin-top:-95pt;width:470.45pt;height:406.95pt;rotation:180;z-index:251663360;visibility:visible;mso-wrap-style:square;mso-wrap-distance-left:9pt;mso-wrap-distance-top:0;mso-wrap-distance-right:9pt;mso-wrap-distance-bottom:0;mso-position-horizontal:absolute;mso-position-horizontal-relative:text;mso-position-vertical:absolute;mso-position-vertical-relative:text;v-text-anchor:middle" o:gfxdata="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" stroked="f" strokeweight="1.5pt">
+                <v:fill opacity="20303f"/>
+              </v:shape>
+            </w:pict>
+          </mc:Fallback>
+        </mc:AlternateContent>
+      </w:r>
+      <w:r>
+        <w:rPr>
+          <w:noProof/>
+        </w:rPr>
+        <mc:AlternateContent>
+          <mc:Choice Requires="wps">
+            <w:drawing>
+              <wp:anchor distT="0" distB="0" distL="114300" distR="114300" simplePos="0" relativeHeight="251664384" behindDoc="0" locked="0" layoutInCell="1" allowOverlap="1" wp14:anchorId="29805E62" wp14:editId="3CB197FD">
+                <wp:simplePos x="0" y="0"/>
+                <wp:positionH relativeFrom="column">
+                  <wp:posOffset>-534035</wp:posOffset>
+                </wp:positionH>
+                <wp:positionV relativeFrom="paragraph">
+                  <wp:posOffset>-3140075</wp:posOffset>
+                </wp:positionV>
+                <wp:extent cx="5974690" cy="5168455"/>
+                <wp:effectExtent l="0" t="0" r="7620" b="0"/>
+                <wp:wrapNone/>
+                <wp:docPr id="1033302424" name="Gleichschenkliges Dreieck 3"/>
+                <wp:cNvGraphicFramePr/>
+                <a:graphic xmlns:a="http://schemas.openxmlformats.org/drawingml/2006/main">
+                  <a:graphicData uri="http://schemas.microsoft.com/office/word/2010/wordprocessingShape">
+                    <wps:wsp>
+                      <wps:cNvSpPr/>
+                      <wps:spPr>
+                        <a:xfrm rot="10800000">
+                          <a:off x="0" y="0"/>
+                          <a:ext cx="5974690" cy="5168455"/>
+                        </a:xfrm>
+                        <a:prstGeom prst="triangle">
+                          <a:avLst/>
+                        </a:prstGeom>
+                        <a:solidFill>
+                          <a:srgbClr val="FFFFFF">
+                            <a:alpha val="30980"/>
+                          </a:srgbClr>
+                        </a:solidFill>
+                        <a:ln>
+                          <a:noFill/>
+                        </a:ln>
+                      </wps:spPr>
+                      <wps:style>
+                        <a:lnRef idx="2">
+                          <a:schemeClr val="accent1">
+                            <a:shade val="15000"/>
+                          </a:schemeClr>
+                        </a:lnRef>
+                        <a:fillRef idx="1">
+                          <a:schemeClr val="accent1"/>
+                        </a:fillRef>
+                        <a:effectRef idx="0">
+                          <a:schemeClr val="accent1"/>
+                        </a:effectRef>
+                        <a:fontRef idx="minor">
+                          <a:schemeClr val="lt1"/>
+                        </a:fontRef>
+                      </wps:style>
+                      <wps:bodyPr rot="0" spcFirstLastPara="0" vertOverflow="overflow" horzOverflow="overflow" vert="horz" wrap="square" lIns="91440" tIns="45720" rIns="91440" bIns="45720" numCol="1" spcCol="0" rtlCol="0" fromWordArt="0" anchor="ctr" anchorCtr="0" forceAA="0" compatLnSpc="1">
+                        <a:prstTxWarp prst="textNoShape">
+                          <a:avLst/>
+                        </a:prstTxWarp>
+                        <a:noAutofit/>
+                      </wps:bodyPr>
+                    </wps:wsp>
+                  </a:graphicData>
+                </a:graphic>
+              </wp:anchor>
+            </w:drawing>
+          </mc:Choice>
+          <mc:Fallback>
+            <w:pict>
+              <v:shape w14:anchorId="08897F89" id="Gleichschenkliges Dreieck 3" o:spid="_x0000_s1026" type="#_x0000_t5" style="position:absolute;margin-left:-42.05pt;margin-top:-247.25pt;width:470.45pt;height:406.95pt;rotation:180;z-index:251664384;visibility:visible;mso-wrap-style:square;mso-wrap-distance-left:9pt;mso-wrap-distance-top:0;mso-wrap-distance-right:9pt;mso-wrap-distance-bottom:0;mso-position-horizontal:absolute;mso-position-horizontal-relative:text;mso-position-vertical:absolute;mso-position-vertical-relative:text;v-text-anchor:middle" o:gfxdata="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" stroked="f" strokeweight="1.5pt">
+                <v:fill opacity="20303f"/>
+              </v:shape>
+            </w:pict>
+          </mc:Fallback>
+        </mc:AlternateContent>
+      </w:r>
+      <w:r>
+        <w:rPr>
+          <w:noProof/>
+        </w:rPr>
+        <mc:AlternateContent>
+          <mc:Choice Requires="wpg">
+            <w:drawing>
+              <wp:anchor distT="0" distB="0" distL="114300" distR="114300" simplePos="0" relativeHeight="251661312" behindDoc="0" locked="0" layoutInCell="1" allowOverlap="1" wp14:anchorId="04209C35" wp14:editId="721541D1">
+                <wp:simplePos x="0" y="0"/>
+                <wp:positionH relativeFrom="column">
+                  <wp:posOffset>2209165</wp:posOffset>
+                </wp:positionH>
+                <wp:positionV relativeFrom="paragraph">
+                  <wp:posOffset>5760085</wp:posOffset>
+                </wp:positionV>
+                <wp:extent cx="4572000" cy="5654040"/>
+                <wp:effectExtent l="0" t="0" r="0" b="3810"/>
+                <wp:wrapNone/>
+                <wp:docPr id="1004361272" name="Gruppieren 4"/>
+                <wp:cNvGraphicFramePr/>
+                <a:graphic xmlns:a="http://schemas.openxmlformats.org/drawingml/2006/main">
+                  <a:graphicData uri="http://schemas.microsoft.com/office/word/2010/wordprocessingGroup">
+                    <wpg:wgp>
+                      <wpg:cNvGrpSpPr/>
+                      <wpg:grpSpPr>
+                        <a:xfrm>
+                          <a:off x="0" y="0"/>
+                          <a:ext cx="4572000" cy="5654040"/>
+                          <a:chOff x="0" y="0"/>
+                          <a:chExt cx="4572000" cy="5654040"/>
+                        </a:xfrm>
+                      </wpg:grpSpPr>
+                      <wps:wsp>
+                        <wps:cNvPr id="1365456096" name="Gleichschenkliges Dreieck 3"/>
+                        <wps:cNvSpPr/>
+                        <wps:spPr>
+                          <a:xfrm>
+                            <a:off x="0" y="0"/>
+                            <a:ext cx="4526280" cy="4114800"/>
+                          </a:xfrm>
+                          <a:prstGeom prst="triangle">
+                            <a:avLst/>
+                          </a:prstGeom>
+                          <a:solidFill>
+                            <a:srgbClr val="FFFFFF">
+                              <a:alpha val="30980"/>
+                            </a:srgbClr>
+                          </a:solidFill>
+                          <a:ln>
+                            <a:noFill/>
+                          </a:ln>
+                        </wps:spPr>
+                        <wps:style>
+                          <a:lnRef idx="2">
+                            <a:schemeClr val="accent1">
+                              <a:shade val="15000"/>
+                            </a:schemeClr>
+                          </a:lnRef>
+                          <a:fillRef idx="1">
+                            <a:schemeClr val="accent1"/>
+                          </a:fillRef>
+                          <a:effectRef idx="0">
+                            <a:schemeClr val="accent1"/>
+                          </a:effectRef>
+                          <a:fontRef idx="minor">
+                            <a:schemeClr val="lt1"/>
+                          </a:fontRef>
+                        </wps:style>
+                        <wps:bodyPr rot="0" spcFirstLastPara="0" vertOverflow="overflow" horzOverflow="overflow" vert="horz" wrap="square" lIns="91440" tIns="45720" rIns="91440" bIns="45720" numCol="1" spcCol="0" rtlCol="0" fromWordArt="0" anchor="ctr" anchorCtr="0" forceAA="0" compatLnSpc="1">
+                          <a:prstTxWarp prst="textNoShape">
+                            <a:avLst/>
+                          </a:prstTxWarp>
+                          <a:noAutofit/>
+                        </wps:bodyPr>
+                      </wps:wsp>
+                      <wps:wsp>
+                        <wps:cNvPr id="621572529" name="Gleichschenkliges Dreieck 3"/>
+                        <wps:cNvSpPr/>
+                        <wps:spPr>
+                          <a:xfrm>
+                            <a:off x="45720" y="1539240"/>
+                            <a:ext cx="4526280" cy="4114800"/>
+                          </a:xfrm>
+                          <a:prstGeom prst="triangle">
+                            <a:avLst/>
+                          </a:prstGeom>
+                          <a:solidFill>
+                            <a:srgbClr val="FFFFFF">
+                              <a:alpha val="30980"/>
+                            </a:srgbClr>
+                          </a:solidFill>
+                          <a:ln>
+                            <a:noFill/>
+                          </a:ln>
+                        </wps:spPr>
+                        <wps:style>
+                          <a:lnRef idx="2">
+                            <a:schemeClr val="accent1">
+                              <a:shade val="15000"/>
+                            </a:schemeClr>
+                          </a:lnRef>
+                          <a:fillRef idx="1">
+                            <a:schemeClr val="accent1"/>
+                          </a:fillRef>
+                          <a:effectRef idx="0">
+                            <a:schemeClr val="accent1"/>
+                          </a:effectRef>
+                          <a:fontRef idx="minor">
+                            <a:schemeClr val="lt1"/>
+                          </a:fontRef>
+                        </wps:style>
+                        <wps:bodyPr rot="0" spcFirstLastPara="0" vertOverflow="overflow" horzOverflow="overflow" vert="horz" wrap="square" lIns="91440" tIns="45720" rIns="91440" bIns="45720" numCol="1" spcCol="0" rtlCol="0" fromWordArt="0" anchor="ctr" anchorCtr="0" forceAA="0" compatLnSpc="1">
+                          <a:prstTxWarp prst="textNoShape">
+                            <a:avLst/>
+                          </a:prstTxWarp>
+                          <a:noAutofit/>
+                        </wps:bodyPr>
+                      </wps:wsp>
+                    </wpg:wgp>
+                  </a:graphicData>
+                </a:graphic>
+              </wp:anchor>
+            </w:drawing>
+          </mc:Choice>
+          <mc:Fallback>
+            <w:pict>
+              <v:group w14:anchorId="3BD59652" id="Gruppieren 4" o:spid="_x0000_s1026" style="position:absolute;margin-left:173.95pt;margin-top:453.55pt;width:5in;height:445.2pt;z-index:251661312" coordsize="45720,56540" o:gfxdata="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">
+                <v:shape id="Gleichschenkliges Dreieck 3" o:spid="_x0000_s1027" type="#_x0000_t5" style="position:absolute;width:45262;height:41148;visibility:visible;mso-wrap-style:square;v-text-anchor:middle" o:gfxdata="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" stroked="f" strokeweight="1.5pt">
+                  <v:fill opacity="20303f"/>
+                </v:shape>
+                <v:shape id="Gleichschenkliges Dreieck 3" o:spid="_x0000_s1028" type="#_x0000_t5" style="position:absolute;left:457;top:15392;width:45263;height:41148;visibility:visible;mso-wrap-style:square;v-text-anchor:middle" o:gfxdata="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" stroked="f" strokeweight="1.5pt">
+                  <v:fill opacity="20303f"/>
+                </v:shape>
+              </v:group>
+            </w:pict>
+          </mc:Fallback>
+        </mc:AlternateContent>
+      </w:r>
+      <w:r>
+        <w:rPr>
+          <w:noProof/>
+        </w:rPr>
+        <mc:AlternateContent>
+          <mc:Choice Requires="wps">
+            <w:drawing>
+              <wp:anchor distT="0" distB="0" distL="114300" distR="114300" simplePos="0" relativeHeight="251662336" behindDoc="0" locked="0" layoutInCell="1" allowOverlap="1" wp14:anchorId="348AE158" wp14:editId="4EF3AE88">
+                <wp:simplePos x="0" y="0"/>
+                <wp:positionH relativeFrom="column">
+                  <wp:posOffset>2254885</wp:posOffset>
+                </wp:positionH>
+                <wp:positionV relativeFrom="paragraph">
+                  <wp:posOffset>8853805</wp:posOffset>
+                </wp:positionV>
+                <wp:extent cx="4526280" cy="4114800"/>
+                <wp:effectExtent l="0" t="0" r="7620" b="0"/>
+                <wp:wrapNone/>
+                <wp:docPr id="1817375042" name="Gleichschenkliges Dreieck 3"/>
+                <wp:cNvGraphicFramePr/>
+                <a:graphic xmlns:a="http://schemas.openxmlformats.org/drawingml/2006/main">
+                  <a:graphicData uri="http://schemas.microsoft.com/office/word/2010/wordprocessingShape">
+                    <wps:wsp>
+                      <wps:cNvSpPr/>
+                      <wps:spPr>
+                        <a:xfrm>
+                          <a:off x="0" y="0"/>
+                          <a:ext cx="4526280" cy="4114800"/>
+                        </a:xfrm>
+                        <a:prstGeom prst="triangle">
+                          <a:avLst/>
+                        </a:prstGeom>
+                        <a:solidFill>
+                          <a:srgbClr val="FFFFFF">
+                            <a:alpha val="30980"/>
+                          </a:srgbClr>
+                        </a:solidFill>
+                        <a:ln>
+                          <a:noFill/>
+                        </a:ln>
+                      </wps:spPr>
+                      <wps:style>
+                        <a:lnRef idx="2">
+                          <a:schemeClr val="accent1">
+                            <a:shade val="15000"/>
+                          </a:schemeClr>
+                        </a:lnRef>
+                        <a:fillRef idx="1">
+                          <a:schemeClr val="accent1"/>
+                        </a:fillRef>
+                        <a:effectRef idx="0">
+                          <a:schemeClr val="accent1"/>
+                        </a:effectRef>
+                        <a:fontRef idx="minor">
+                          <a:schemeClr val="lt1"/>
+                        </a:fontRef>
+                      </wps:style>
+                      <wps:bodyPr rot="0" spcFirstLastPara="0" vertOverflow="overflow" horzOverflow="overflow" vert="horz" wrap="square" lIns="91440" tIns="45720" rIns="91440" bIns="45720" numCol="1" spcCol="0" rtlCol="0" fromWordArt="0" anchor="ctr" anchorCtr="0" forceAA="0" compatLnSpc="1">
+                        <a:prstTxWarp prst="textNoShape">
+                          <a:avLst/>
+                        </a:prstTxWarp>
+                        <a:noAutofit/>
+                      </wps:bodyPr>
+                    </wps:wsp>
+                  </a:graphicData>
+                </a:graphic>
+              </wp:anchor>
+            </w:drawing>
+          </mc:Choice>
+          <mc:Fallback>
+            <w:pict>
+              <v:shape w14:anchorId="17393B49" id="Gleichschenkliges Dreieck 3" o:spid="_x0000_s1026" type="#_x0000_t5" style="position:absolute;margin-left:177.55pt;margin-top:697.15pt;width:356.4pt;height:324pt;z-index:251662336;visibility:visible;mso-wrap-style:square;mso-wrap-distance-left:9pt;mso-wrap-distance-top:0;mso-wrap-distance-right:9pt;mso-wrap-distance-bottom:0;mso-position-horizontal:absolute;mso-position-horizontal-relative:text;mso-position-vertical:absolute;mso-position-vertical-relative:text;v-text-anchor:middle" o:gfxdata="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" stroked="f" strokeweight="1.5pt">
+                <v:fill opacity="20303f"/>
+              </v:shape>
+            </w:pict>
+          </mc:Fallback>
+        </mc:AlternateContent>
+      </w:r>
+      <w:r>
+        <w:rPr>
+          <w:noProof/>
+        </w:rPr>
+        <mc:AlternateContent>
+          <mc:Choice Requires="wps">
+            <w:drawing>
+              <wp:anchor distT="0" distB="0" distL="114300" distR="114300" simplePos="0" relativeHeight="251660288" behindDoc="0" locked="0" layoutInCell="1" allowOverlap="1" wp14:anchorId="757B6EC5" wp14:editId="1B5573D4">
+                <wp:simplePos x="0" y="0"/>
+                <wp:positionH relativeFrom="column">
+                  <wp:posOffset>-2894965</wp:posOffset>
+                </wp:positionH>
+                <wp:positionV relativeFrom="paragraph">
+                  <wp:posOffset>4606290</wp:posOffset>
+                </wp:positionV>
+                <wp:extent cx="13449580" cy="169200"/>
+                <wp:effectExtent l="3096895" t="0" r="3001645" b="0"/>
+                <wp:wrapNone/>
+                <wp:docPr id="1628605431" name="Rechteck 2"/>
+                <wp:cNvGraphicFramePr/>
+                <a:graphic xmlns:a="http://schemas.openxmlformats.org/drawingml/2006/main">
+                  <a:graphicData uri="http://schemas.microsoft.com/office/word/2010/wordprocessingShape">
+                    <wps:wsp>
+                      <wps:cNvSpPr/>
+                      <wps:spPr>
+                        <a:xfrm rot="17839754">
+                          <a:off x="0" y="0"/>
+                          <a:ext cx="13449580" cy="169200"/>
+                        </a:xfrm>
+                        <a:prstGeom prst="rect">
+                          <a:avLst/>
+                        </a:prstGeom>
+                        <a:solidFill>
+                          <a:schemeClr val="bg1"/>
+                        </a:solidFill>
+                        <a:ln>
+                          <a:noFill/>
+                        </a:ln>
+                      </wps:spPr>
+                      <wps:style>
+                        <a:lnRef idx="2">
+                          <a:schemeClr val="accent1">
+                            <a:shade val="15000"/>
+                          </a:schemeClr>
+                        </a:lnRef>
+                        <a:fillRef idx="1">
+                          <a:schemeClr val="accent1"/>
+                        </a:fillRef>
+                        <a:effectRef idx="0">
+                          <a:schemeClr val="accent1"/>
+                        </a:effectRef>
+                        <a:fontRef idx="minor">
+                          <a:schemeClr val="lt1"/>
+                        </a:fontRef>
+                      </wps:style>
+                      <wps:bodyPr rot="0" spcFirstLastPara="0" vertOverflow="overflow" horzOverflow="overflow" vert="horz" wrap="square" lIns="91440" tIns="45720" rIns="91440" bIns="45720" numCol="1" spcCol="0" rtlCol="0" fromWordArt="0" anchor="ctr" anchorCtr="0" forceAA="0" compatLnSpc="1">
+                        <a:prstTxWarp prst="textNoShape">
+                          <a:avLst/>
+                        </a:prstTxWarp>
+                        <a:noAutofit/>
+                      </wps:bodyPr>
+                    </wps:wsp>
+                  </a:graphicData>
+                </a:graphic>
+                <wp14:sizeRelH relativeFrom="margin">
+                  <wp14:pctWidth>0</wp14:pctWidth>
+                </wp14:sizeRelH>
+                <wp14:sizeRelV relativeFrom="margin">
+                  <wp14:pctHeight>0</wp14:pctHeight>
+                </wp14:sizeRelV>
+              </wp:anchor>
+            </w:drawing>
+          </mc:Choice>
+          <mc:Fallback>
+            <w:pict>
+              <v:rect w14:anchorId="628EEED5" id="Rechteck 2" o:spid="_x0000_s1026" style="position:absolute;margin-left:-227.95pt;margin-top:362.7pt;width:1059pt;height:13.3pt;rotation:-4107191fd;z-index:251660288;visibility:visible;mso-wrap-style:square;mso-width-percent:0;mso-height-percent:0;mso-wrap-distance-left:9pt;mso-wrap-distance-top:0;mso-wrap-distance-right:9pt;mso-wrap-distance-bottom:0;mso-position-horizontal:absolute;mso-position-horizontal-relative:text;mso-position-vertical:absolute;mso-position-vertical-relative:text;mso-width-percent:0;mso-height-percent:0;mso-width-relative:margin;mso-height-relative:margin;v-text-anchor:middle" o:gfxdata="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" fillcolor="white [3212]" stroked="f" strokeweight="1.5pt"/>
+            </w:pict>
+          </mc:Fallback>
+        </mc:AlternateContent>
+      </w:r>
+    </w:p>
+    <w:p>
+      <w:pPr>
+        <w:tabs>
+          <w:tab w:val="left" w:pos="3206"/>
+        </w:tabs>
+      </w:pPr>
+    </w:p>
+    <w:p>
+      <w:r>
+        <w:br w:type="page"/>
+      </w:r>
+    </w:p>
+    <w:tbl>
+      <w:tblPr>
+        <w:tblStyle w:val="Tabellenraster"/>
+        <w:tblW w:w="0" w:type="auto"/>
+        <w:tblLook w:val="04A0" w:firstRow="1" w:lastRow="0" w:firstColumn="1" w:lastColumn="0" w:noHBand="0" w:noVBand="1"/>
+      </w:tblPr>
+      <w:tblGrid>
+        <w:gridCol w:w="6216"/>
+        <w:gridCol w:w="2846"/>
+      </w:tblGrid>
+      <w:tr>
+        <w:tc>
+          <w:tcPr>
+            <w:tcW w:w="4531" w:type="dxa"/>
+          </w:tcPr>
+          <w:p>
+            <w:pPr>
+              <w:tabs>
+                <w:tab w:val="right" w:pos="4315"/>
+              </w:tabs>
+            </w:pPr>
+            <w:r>
+              <w:rPr>
+                <w:noProof/>
+              </w:rPr>
+              <w:lastRenderedPageBreak/>
+              <w:drawing>
+                <wp:inline distT="0" distB="0" distL="0" distR="0" wp14:anchorId="583E3251" wp14:editId="738ED413">
+                  <wp:extent cx="2698750" cy="1517015"/>
+                  <wp:effectExtent l="0" t="0" r="6350" b="6985"/>
+                  <wp:docPr id="720617562" name="Grafik 1"/>
+                  <wp:cNvGraphicFramePr>
+                    <a:graphicFrameLocks xmlns:a="http://schemas.openxmlformats.org/drawingml/2006/main" noChangeAspect="1"/>
+                  </wp:cNvGraphicFramePr>
+                  <a:graphic xmlns:a="http://schemas.openxmlformats.org/drawingml/2006/main">
+                    <a:graphicData uri="http://schemas.openxmlformats.org/drawingml/2006/picture">
+                      <pic:pic xmlns:pic="http://schemas.openxmlformats.org/drawingml/2006/picture">
+                        <pic:nvPicPr>
+                          <pic:cNvPr id="0" name="Picture 2"/>
+                          <pic:cNvPicPr>
+                            <a:picLocks noChangeAspect="1" noChangeArrowheads="1"/>
+                          </pic:cNvPicPr>
+                        </pic:nvPicPr>
+                        <pic:blipFill rotWithShape="1">
+                          <a:blip r:embed="rId6" cstate="print">
+                            <a:extLst>
+                              <a:ext uri="{28A0092B-C50C-407E-A947-70E740481C1C}">
+                                <a14:useLocalDpi xmlns:a14="http://schemas.microsoft.com/office/drawing/2010/main" val="0"/>
+                              </a:ext>
+                            </a:extLst>
+                          </a:blip>
+                          <a:srcRect r="46460"/>
+                          <a:stretch>
+                            <a:fillRect/>
+                          </a:stretch>
+                        </pic:blipFill>
+                        <pic:spPr bwMode="auto">
+                          <a:xfrm>
+                            <a:off x="0" y="0"/>
+                            <a:ext cx="2698750" cy="1517015"/>
+                          </a:xfrm>
+                          <a:prstGeom prst="rect">
+                            <a:avLst/>
+                          </a:prstGeom>
+                          <a:noFill/>
+                          <a:ln>
+                            <a:noFill/>
+                          </a:ln>
+                          <a:extLst>
+                            <a:ext uri="{53640926-AAD7-44D8-BBD7-CCE9431645EC}">
+                              <a14:shadowObscured xmlns:a14="http://schemas.microsoft.com/office/drawing/2010/main"/>
+                            </a:ext>
+                          </a:extLst>
+                        </pic:spPr>
+                      </pic:pic>
+                    </a:graphicData>
+                  </a:graphic>
+                </wp:inline>
+              </w:drawing>
+            </w:r>
+          </w:p>
+        </w:tc>
+        <w:tc>
+          <w:tcPr>
+            <w:tcW w:w="4531" w:type="dxa"/>
+          </w:tcPr>
+          <w:p>
+            <w:pPr>
+              <w:tabs>
+                <w:tab w:val="left" w:pos="3206"/>
+              </w:tabs>
+            </w:pPr>
+          </w:p>
+        </w:tc>
+      </w:tr>
+      <w:tr>
+        <w:tc>
+          <w:tcPr>
+            <w:tcW w:w="4531" w:type="dxa"/>
+          </w:tcPr>
+          <w:p>
+            <w:pPr>
+              <w:tabs>
+                <w:tab w:val="left" w:pos="3206"/>
+              </w:tabs>
+            </w:pPr>
+            <w:r>
+              <w:rPr>
+                <w:noProof/>
+              </w:rPr>
+              <w:drawing>
+                <wp:inline distT="0" distB="0" distL="0" distR="0" wp14:anchorId="17A0677A" wp14:editId="72C2C94E">
+                  <wp:extent cx="2698750" cy="1518285"/>
+                  <wp:effectExtent l="0" t="0" r="6350" b="5715"/>
+                  <wp:docPr id="1342889032" name="Grafik 2"/>
+                  <wp:cNvGraphicFramePr>
+                    <a:graphicFrameLocks xmlns:a="http://schemas.openxmlformats.org/drawingml/2006/main" noChangeAspect="1"/>
+                  </wp:cNvGraphicFramePr>
+                  <a:graphic xmlns:a="http://schemas.openxmlformats.org/drawingml/2006/main">
+                    <a:graphicData uri="http://schemas.openxmlformats.org/drawingml/2006/picture">
+                      <pic:pic xmlns:pic="http://schemas.openxmlformats.org/drawingml/2006/picture">
+                        <pic:nvPicPr>
+                          <pic:cNvPr id="0" name="Picture 3"/>
+                          <pic:cNvPicPr>
+                            <a:picLocks noChangeAspect="1" noChangeArrowheads="1"/>
+                          </pic:cNvPicPr>
+                        </pic:nvPicPr>
+                        <pic:blipFill rotWithShape="1">
+                          <a:blip r:embed="rId7" cstate="print">
+                            <a:extLst>
+                              <a:ext uri="{28A0092B-C50C-407E-A947-70E740481C1C}">
+                                <a14:useLocalDpi xmlns:a14="http://schemas.microsoft.com/office/drawing/2010/main" val="0"/>
+                              </a:ext>
+                            </a:extLst>
+                          </a:blip>
+                          <a:srcRect t="6167" b="6167"/>
+                          <a:stretch>
+                            <a:fillRect/>
+                          </a:stretch>
+                        </pic:blipFill>
+                        <pic:spPr bwMode="auto">
+                          <a:xfrm>
+                            <a:off x="0" y="0"/>
+                            <a:ext cx="2698750" cy="1518285"/>
+                          </a:xfrm>
+                          <a:prstGeom prst="rect">
+                            <a:avLst/>
+                          </a:prstGeom>
+                          <a:noFill/>
+                          <a:ln>
+                            <a:noFill/>
+                          </a:ln>
+                          <a:extLst>
+                            <a:ext uri="{53640926-AAD7-44D8-BBD7-CCE9431645EC}">
+                              <a14:shadowObscured xmlns:a14="http://schemas.microsoft.com/office/drawing/2010/main"/>
+                            </a:ext>
+                          </a:extLst>
+                        </pic:spPr>
+                      </pic:pic>
+                    </a:graphicData>
+                  </a:graphic>
+                </wp:inline>
+              </w:drawing>
+            </w:r>
+          </w:p>
+        </w:tc>
+        <w:tc>
+          <w:tcPr>
+            <w:tcW w:w="4531" w:type="dxa"/>
+          </w:tcPr>
+          <w:p>
+            <w:pPr>
+              <w:tabs>
+                <w:tab w:val="left" w:pos="3206"/>
+              </w:tabs>
+              <w:rPr>
+                <w:sz w:val="20"/>
+                <w:szCs w:val="20"/>
+              </w:rPr>
+            </w:pPr>
+            <w:r>
+              <w:rPr>
+                <w:sz w:val="20"/>
+                <w:szCs w:val="20"/>
+              </w:rPr>
+              <w:t xml:space="preserve">Dieses Update enthält folgendes: </w:t>
+            </w:r>
+          </w:p>
+          <w:p>
+            <w:pPr>
+              <w:tabs>
+                <w:tab w:val="left" w:pos="3206"/>
+              </w:tabs>
+              <w:rPr>
+                <w:sz w:val="20"/>
+                <w:szCs w:val="20"/>
+              </w:rPr>
+            </w:pPr>
+            <w:r>
+              <w:rPr>
+                <w:sz w:val="20"/>
+                <w:szCs w:val="20"/>
+              </w:rPr>
+              <w:t xml:space="preserve">- Google Font </w:t>
+            </w:r>
+            <w:proofErr w:type="spellStart"/>
+            <w:r>
+              <w:rPr>
+                <w:sz w:val="20"/>
+                <w:szCs w:val="20"/>
+              </w:rPr>
+              <w:t>verlinkung</w:t>
+            </w:r>
+            <w:proofErr w:type="spellEnd"/>
+            <w:r>
+              <w:rPr>
+                <w:sz w:val="20"/>
+                <w:szCs w:val="20"/>
+              </w:rPr>
+              <w:t xml:space="preserve"> </w:t>
+            </w:r>
+          </w:p>
+          <w:p>
+            <w:pPr>
+              <w:tabs>
+                <w:tab w:val="left" w:pos="3206"/>
+              </w:tabs>
+              <w:rPr>
+                <w:sz w:val="20"/>
+                <w:szCs w:val="20"/>
+              </w:rPr>
+            </w:pPr>
+            <w:r>
+              <w:rPr>
+                <w:sz w:val="20"/>
+                <w:szCs w:val="20"/>
+              </w:rPr>
+              <w:t xml:space="preserve">- W3C School </w:t>
+            </w:r>
+            <w:proofErr w:type="spellStart"/>
+            <w:r>
+              <w:rPr>
+                <w:sz w:val="20"/>
+                <w:szCs w:val="20"/>
+              </w:rPr>
+              <w:t>Navbar</w:t>
+            </w:r>
+            <w:proofErr w:type="spellEnd"/>
+            <w:r>
+              <w:rPr>
+                <w:sz w:val="20"/>
+                <w:szCs w:val="20"/>
+              </w:rPr>
+              <w:t xml:space="preserve"> (Mobile und Desktop) </w:t>
+            </w:r>
+          </w:p>
+          <w:p>
+            <w:pPr>
+              <w:tabs>
+                <w:tab w:val="left" w:pos="3206"/>
+              </w:tabs>
+              <w:rPr>
+                <w:sz w:val="20"/>
+                <w:szCs w:val="20"/>
+              </w:rPr>
+            </w:pPr>
+            <w:r>
+              <w:rPr>
+                <w:sz w:val="20"/>
+                <w:szCs w:val="20"/>
+              </w:rPr>
+              <w:t xml:space="preserve">- </w:t>
+            </w:r>
+            <w:proofErr w:type="spellStart"/>
+            <w:r>
+              <w:rPr>
+                <w:sz w:val="20"/>
+                <w:szCs w:val="20"/>
+              </w:rPr>
+              <w:t>NavBar</w:t>
+            </w:r>
+            <w:proofErr w:type="spellEnd"/>
+            <w:r>
+              <w:rPr>
+                <w:sz w:val="20"/>
+                <w:szCs w:val="20"/>
+              </w:rPr>
+              <w:t xml:space="preserve"> Content </w:t>
+            </w:r>
+          </w:p>
+          <w:p>
+            <w:pPr>
+              <w:tabs>
+                <w:tab w:val="left" w:pos="3206"/>
+              </w:tabs>
+              <w:rPr>
+                <w:sz w:val="20"/>
+                <w:szCs w:val="20"/>
+              </w:rPr>
+            </w:pPr>
+            <w:r>
+              <w:rPr>
+                <w:sz w:val="20"/>
+                <w:szCs w:val="20"/>
+              </w:rPr>
+              <w:t xml:space="preserve">- Index Seitentext für </w:t>
+            </w:r>
+            <w:proofErr w:type="spellStart"/>
+            <w:r>
+              <w:rPr>
+                <w:sz w:val="20"/>
+                <w:szCs w:val="20"/>
+              </w:rPr>
+              <w:t>benotung</w:t>
+            </w:r>
+            <w:proofErr w:type="spellEnd"/>
+          </w:p>
+        </w:tc>
+      </w:tr>
+      <w:tr>
+        <w:tc>
+          <w:tcPr>
+            <w:tcW w:w="4531" w:type="dxa"/>
+          </w:tcPr>
+          <w:p>
+            <w:pPr>
+              <w:tabs>
+                <w:tab w:val="left" w:pos="3206"/>
+              </w:tabs>
+            </w:pPr>
+            <w:r>
+              <w:rPr>
+                <w:noProof/>
+              </w:rPr>
+              <w:drawing>
+                <wp:inline distT="0" distB="0" distL="0" distR="0" wp14:anchorId="3EF62CB9" wp14:editId="051E8D07">
+                  <wp:extent cx="3801110" cy="1495425"/>
+                  <wp:effectExtent l="0" t="0" r="8890" b="9525"/>
+                  <wp:docPr id="1338867551" name="Grafik 3"/>
+                  <wp:cNvGraphicFramePr>
+                    <a:graphicFrameLocks xmlns:a="http://schemas.openxmlformats.org/drawingml/2006/main" noChangeAspect="1"/>
+                  </wp:cNvGraphicFramePr>
+                  <a:graphic xmlns:a="http://schemas.openxmlformats.org/drawingml/2006/main">
+                    <a:graphicData uri="http://schemas.openxmlformats.org/drawingml/2006/picture">
+                      <pic:pic xmlns:pic="http://schemas.openxmlformats.org/drawingml/2006/picture">
+                        <pic:nvPicPr>
+                          <pic:cNvPr id="0" name="Picture 4"/>
+                          <pic:cNvPicPr>
+                            <a:picLocks noChangeAspect="1" noChangeArrowheads="1"/>
+                          </pic:cNvPicPr>
+                        </pic:nvPicPr>
+                        <pic:blipFill>
+                          <a:blip r:embed="rId8">
+                            <a:extLst>
+                              <a:ext uri="{28A0092B-C50C-407E-A947-70E740481C1C}">
+                                <a14:useLocalDpi xmlns:a14="http://schemas.microsoft.com/office/drawing/2010/main" val="0"/>
+                              </a:ext>
+                            </a:extLst>
+                          </a:blip>
+                          <a:srcRect/>
+                          <a:stretch>
+                            <a:fillRect/>
+                          </a:stretch>
+                        </pic:blipFill>
+                        <pic:spPr bwMode="auto">
+                          <a:xfrm>
+                            <a:off x="0" y="0"/>
+                            <a:ext cx="3801110" cy="1495425"/>
+                          </a:xfrm>
+                          <a:prstGeom prst="rect">
+                            <a:avLst/>
+                          </a:prstGeom>
+                          <a:noFill/>
+                          <a:ln>
+                            <a:noFill/>
+                          </a:ln>
+                        </pic:spPr>
+                      </pic:pic>
+                    </a:graphicData>
+                  </a:graphic>
+                </wp:inline>
+              </w:drawing>
+            </w:r>
+          </w:p>
+        </w:tc>
+        <w:tc>
+          <w:tcPr>
+            <w:tcW w:w="4531" w:type="dxa"/>
+          </w:tcPr>
+          <w:p>
+            <w:pPr>
+              <w:tabs>
+                <w:tab w:val="left" w:pos="3206"/>
+              </w:tabs>
+            </w:pPr>
+          </w:p>
+        </w:tc>
+      </w:tr>
+      <w:tr>
+        <w:tc>
+          <w:tcPr>
+            <w:tcW w:w="4531" w:type="dxa"/>
+          </w:tcPr>
+          <w:p>
+            <w:pPr>
+              <w:tabs>
+                <w:tab w:val="left" w:pos="3206"/>
+              </w:tabs>
+            </w:pPr>
+          </w:p>
+        </w:tc>
+        <w:tc>
+          <w:tcPr>
+            <w:tcW w:w="4531" w:type="dxa"/>
+          </w:tcPr>
+          <w:p>
+            <w:pPr>
+              <w:tabs>
+                <w:tab w:val="left" w:pos="3206"/>
+              </w:tabs>
+              <w:rPr>
+                <w:sz w:val="20"/>
+                <w:szCs w:val="20"/>
+              </w:rPr>
+            </w:pPr>
+            <w:r>
+              <w:rPr>
+                <w:sz w:val="20"/>
+                <w:szCs w:val="20"/>
+              </w:rPr>
+              <w:t>Änderungen bei allen .</w:t>
+            </w:r>
+            <w:proofErr w:type="spellStart"/>
+            <w:r>
+              <w:rPr>
+                <w:sz w:val="20"/>
+                <w:szCs w:val="20"/>
+              </w:rPr>
+              <w:t>html</w:t>
+            </w:r>
+            <w:proofErr w:type="spellEnd"/>
+            <w:r>
+              <w:rPr>
+                <w:sz w:val="20"/>
+                <w:szCs w:val="20"/>
+              </w:rPr>
+              <w:t xml:space="preserve"> </w:t>
+            </w:r>
+            <w:proofErr w:type="spellStart"/>
+            <w:r>
+              <w:rPr>
+                <w:sz w:val="20"/>
+                <w:szCs w:val="20"/>
+              </w:rPr>
+              <w:t>files</w:t>
+            </w:r>
+            <w:proofErr w:type="spellEnd"/>
+            <w:r>
+              <w:rPr>
+                <w:sz w:val="20"/>
+                <w:szCs w:val="20"/>
+              </w:rPr>
+              <w:t xml:space="preserve"> wie auch .</w:t>
+            </w:r>
+            <w:proofErr w:type="gramStart"/>
+            <w:r>
+              <w:rPr>
+                <w:sz w:val="20"/>
+                <w:szCs w:val="20"/>
+              </w:rPr>
+              <w:t>CSS Files</w:t>
+            </w:r>
+            <w:proofErr w:type="gramEnd"/>
+            <w:r>
+              <w:rPr>
+                <w:sz w:val="20"/>
+                <w:szCs w:val="20"/>
+              </w:rPr>
+              <w:t xml:space="preserve">. Hinzugefügte Spalten mit W3. Dazu gehören alle </w:t>
+            </w:r>
+            <w:proofErr w:type="gramStart"/>
+            <w:r>
+              <w:rPr>
+                <w:sz w:val="20"/>
+                <w:szCs w:val="20"/>
+              </w:rPr>
+              <w:t>Aufgaben</w:t>
+            </w:r>
+            <w:proofErr w:type="gramEnd"/>
+            <w:r>
+              <w:rPr>
+                <w:sz w:val="20"/>
+                <w:szCs w:val="20"/>
+              </w:rPr>
+              <w:t xml:space="preserve"> die sich um Spalten gehen (2,3,4) Einigkeit mit der Navigation (ausser index.html). Hinzugefügte Änderungen zum </w:t>
+            </w:r>
+            <w:proofErr w:type="spellStart"/>
+            <w:r>
+              <w:rPr>
+                <w:sz w:val="20"/>
+                <w:szCs w:val="20"/>
+              </w:rPr>
+              <w:t>aussehen</w:t>
+            </w:r>
+            <w:proofErr w:type="spellEnd"/>
+            <w:r>
+              <w:rPr>
+                <w:sz w:val="20"/>
+                <w:szCs w:val="20"/>
+              </w:rPr>
+              <w:t xml:space="preserve"> bei 2,</w:t>
+            </w:r>
+            <w:proofErr w:type="gramStart"/>
+            <w:r>
+              <w:rPr>
+                <w:sz w:val="20"/>
+                <w:szCs w:val="20"/>
+              </w:rPr>
+              <w:t>3,4.html</w:t>
+            </w:r>
+            <w:proofErr w:type="gramEnd"/>
+            <w:r>
+              <w:rPr>
+                <w:sz w:val="20"/>
+                <w:szCs w:val="20"/>
+              </w:rPr>
+              <w:t>.</w:t>
+            </w:r>
+          </w:p>
+        </w:tc>
+      </w:tr>
+      <w:tr>
+        <w:tc>
+          <w:tcPr>
+            <w:tcW w:w="4531" w:type="dxa"/>
+          </w:tcPr>
+          <w:p>
+            <w:pPr>
+              <w:tabs>
+                <w:tab w:val="left" w:pos="3206"/>
+              </w:tabs>
+            </w:pPr>
+          </w:p>
+        </w:tc>
+        <w:tc>
+          <w:tcPr>
+            <w:tcW w:w="4531" w:type="dxa"/>
+          </w:tcPr>
+          <w:p>
+            <w:pPr>
+              <w:tabs>
+                <w:tab w:val="left" w:pos="3206"/>
+              </w:tabs>
+            </w:pPr>
+          </w:p>
+        </w:tc>
+      </w:tr>
+      <w:tr>
+        <w:tc>
+          <w:tcPr>
+            <w:tcW w:w="4531" w:type="dxa"/>
+          </w:tcPr>
+          <w:p>
+            <w:pPr>
+              <w:tabs>
+                <w:tab w:val="left" w:pos="3206"/>
+              </w:tabs>
+            </w:pPr>
+          </w:p>
+        </w:tc>
+        <w:tc>
+          <w:tcPr>
+            <w:tcW w:w="4531" w:type="dxa"/>
+          </w:tcPr>
+          <w:p>
+            <w:pPr>
+              <w:tabs>
+                <w:tab w:val="left" w:pos="3206"/>
+              </w:tabs>
+            </w:pPr>
+          </w:p>
+        </w:tc>
+      </w:tr>
+    </w:tbl>
+    <w:p>
+      <w:pPr>
+        <w:tabs>
+          <w:tab w:val="left" w:pos="3206"/>
+        </w:tabs>
+        <w:rPr>
+          <w:noProof/>
+        </w:rPr>
+      </w:pPr>
+    </w:p>
+    <w:p>
+      <w:pPr>
+        <w:tabs>
+          <w:tab w:val="left" w:pos="3206"/>
+        </w:tabs>
+      </w:pPr>
     </w:p>
     <w:sectPr>
-      <w:pgSz w:w="11906" w:h="16838"/>
+      <w:pgSz w:w="11906" w:h="16838" w:code="9"/>
       <w:pgMar w:top="1417" w:right="1417" w:bottom="1134" w:left="1417" w:header="708" w:footer="708" w:gutter="0"/>
       <w:cols w:space="708"/>
       <w:docGrid w:linePitch="360"/>
@@ -2958,7 +4528,7 @@
   <w:style w:type="paragraph" w:default="1" w:styleId="Standard">
     <w:name w:val="Normal"/>
     <w:qFormat/>
-    <w:rsid w:val="004400C5"/>
+    <w:rsid w:val="00822D60"/>
   </w:style>
   <w:style w:type="paragraph" w:styleId="berschrift1">
     <w:name w:val="heading 1"/>
@@ -3475,6 +5045,25 @@
       <w:spacing w:val="5"/>
     </w:rPr>
   </w:style>
+  <w:style w:type="table" w:styleId="Tabellenraster">
+    <w:name w:val="Table Grid"/>
+    <w:basedOn w:val="NormaleTabelle"/>
+    <w:uiPriority w:val="39"/>
+    <w:rsid w:val="006B7A65"/>
+    <w:pPr>
+      <w:spacing w:after="0" w:line="240" w:lineRule="auto"/>
+    </w:pPr>
+    <w:tblPr>
+      <w:tblBorders>
+        <w:top w:val="single" w:sz="4" w:space="0" w:color="auto"/>
+        <w:left w:val="single" w:sz="4" w:space="0" w:color="auto"/>
+        <w:bottom w:val="single" w:sz="4" w:space="0" w:color="auto"/>
+        <w:right w:val="single" w:sz="4" w:space="0" w:color="auto"/>
+        <w:insideH w:val="single" w:sz="4" w:space="0" w:color="auto"/>
+        <w:insideV w:val="single" w:sz="4" w:space="0" w:color="auto"/>
+      </w:tblBorders>
+    </w:tblPr>
+  </w:style>
 </w:styles>
 </file>
 

--- a/Meier_Blättler_Maisenbacher_MMA25cL_Gruppe1.docx
+++ b/Meier_Blättler_Maisenbacher_MMA25cL_Gruppe1.docx
@@ -15,194 +15,7 @@
         <mc:AlternateContent>
           <mc:Choice Requires="wps">
             <w:drawing>
-              <wp:anchor distT="0" distB="0" distL="114300" distR="114300" simplePos="0" relativeHeight="251668480" behindDoc="0" locked="0" layoutInCell="1" allowOverlap="1" wp14:anchorId="5834CEE9" wp14:editId="7CF293F6">
-                <wp:simplePos x="0" y="0"/>
-                <wp:positionH relativeFrom="column">
-                  <wp:posOffset>-627652</wp:posOffset>
-                </wp:positionH>
-                <wp:positionV relativeFrom="paragraph">
-                  <wp:posOffset>6056176</wp:posOffset>
-                </wp:positionV>
-                <wp:extent cx="2270760" cy="1926409"/>
-                <wp:effectExtent l="0" t="0" r="0" b="0"/>
-                <wp:wrapNone/>
-                <wp:docPr id="1660623396" name="Textfeld 6"/>
-                <wp:cNvGraphicFramePr/>
-                <a:graphic xmlns:a="http://schemas.openxmlformats.org/drawingml/2006/main">
-                  <a:graphicData uri="http://schemas.microsoft.com/office/word/2010/wordprocessingShape">
-                    <wps:wsp>
-                      <wps:cNvSpPr txBox="1"/>
-                      <wps:spPr>
-                        <a:xfrm>
-                          <a:off x="0" y="0"/>
-                          <a:ext cx="2270760" cy="1926409"/>
-                        </a:xfrm>
-                        <a:prstGeom prst="rect">
-                          <a:avLst/>
-                        </a:prstGeom>
-                        <a:noFill/>
-                        <a:ln w="6350">
-                          <a:noFill/>
-                        </a:ln>
-                      </wps:spPr>
-                      <wps:txbx>
-                        <w:txbxContent>
-                          <w:p>
-                            <w:pPr>
-                              <w:jc w:val="center"/>
-                              <w:rPr>
-                                <w:lang w:val="fr-CH"/>
-                              </w:rPr>
-                            </w:pPr>
-                            <w:r>
-                              <w:rPr>
-                                <w:lang w:val="fr-CH"/>
-                              </w:rPr>
-                              <w:t>Maruice/Nico/Robin</w:t>
-                            </w:r>
-                          </w:p>
-                          <w:p>
-                            <w:pPr>
-                              <w:jc w:val="center"/>
-                              <w:rPr>
-                                <w:lang w:val="fr-CH"/>
-                              </w:rPr>
-                            </w:pPr>
-                            <w:r>
-                              <w:rPr>
-                                <w:lang w:val="fr-CH"/>
-                              </w:rPr>
-                              <w:t>MMA25cL</w:t>
-                            </w:r>
-                          </w:p>
-                          <w:p>
-                            <w:pPr>
-                              <w:jc w:val="center"/>
-                              <w:rPr>
-                                <w:lang w:val="fr-CH"/>
-                              </w:rPr>
-                            </w:pPr>
-                            <w:r>
-                              <w:rPr>
-                                <w:lang w:val="fr-CH"/>
-                              </w:rPr>
-                              <w:t>M287</w:t>
-                            </w:r>
-                          </w:p>
-                          <w:p>
-                            <w:pPr>
-                              <w:jc w:val="center"/>
-                              <w:rPr>
-                                <w:lang w:val="fr-CH"/>
-                              </w:rPr>
-                            </w:pPr>
-                            <w:r>
-                              <w:rPr>
-                                <w:lang w:val="fr-CH"/>
-                              </w:rPr>
-                              <w:t>xx.xx.2026</w:t>
-                            </w:r>
-                          </w:p>
-                        </w:txbxContent>
-                      </wps:txbx>
-                      <wps:bodyPr rot="0" spcFirstLastPara="0" vertOverflow="overflow" horzOverflow="overflow" vert="horz" wrap="square" lIns="91440" tIns="45720" rIns="91440" bIns="45720" numCol="1" spcCol="0" rtlCol="0" fromWordArt="0" anchor="t" anchorCtr="0" forceAA="0" compatLnSpc="1">
-                        <a:prstTxWarp prst="textNoShape">
-                          <a:avLst/>
-                        </a:prstTxWarp>
-                        <a:noAutofit/>
-                      </wps:bodyPr>
-                    </wps:wsp>
-                  </a:graphicData>
-                </a:graphic>
-                <wp14:sizeRelH relativeFrom="margin">
-                  <wp14:pctWidth>0</wp14:pctWidth>
-                </wp14:sizeRelH>
-                <wp14:sizeRelV relativeFrom="margin">
-                  <wp14:pctHeight>0</wp14:pctHeight>
-                </wp14:sizeRelV>
-              </wp:anchor>
-            </w:drawing>
-          </mc:Choice>
-          <mc:Fallback>
-            <w:pict>
-              <v:shapetype w14:anchorId="5834CEE9" id="_x0000_t202" coordsize="21600,21600" o:spt="202" path="m,l,21600r21600,l21600,xe">
-                <v:stroke joinstyle="miter"/>
-                <v:path gradientshapeok="t" o:connecttype="rect"/>
-              </v:shapetype>
-              <v:shape id="Textfeld 6" o:spid="_x0000_s1026" type="#_x0000_t202" style="position:absolute;margin-left:-49.4pt;margin-top:476.85pt;width:178.8pt;height:151.7pt;z-index:251668480;visibility:visible;mso-wrap-style:square;mso-width-percent:0;mso-height-percent:0;mso-wrap-distance-left:9pt;mso-wrap-distance-top:0;mso-wrap-distance-right:9pt;mso-wrap-distance-bottom:0;mso-position-horizontal:absolute;mso-position-horizontal-relative:text;mso-position-vertical:absolute;mso-position-vertical-relative:text;mso-width-percent:0;mso-height-percent:0;mso-width-relative:margin;mso-height-relative:margin;v-text-anchor:top" o:gfxdata="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" filled="f" stroked="f" strokeweight=".5pt">
-                <v:textbox>
-                  <w:txbxContent>
-                    <w:p>
-                      <w:pPr>
-                        <w:jc w:val="center"/>
-                        <w:rPr>
-                          <w:lang w:val="fr-CH"/>
-                        </w:rPr>
-                      </w:pPr>
-                      <w:r>
-                        <w:rPr>
-                          <w:lang w:val="fr-CH"/>
-                        </w:rPr>
-                        <w:t>Maruice/Nico/Robin</w:t>
-                      </w:r>
-                    </w:p>
-                    <w:p>
-                      <w:pPr>
-                        <w:jc w:val="center"/>
-                        <w:rPr>
-                          <w:lang w:val="fr-CH"/>
-                        </w:rPr>
-                      </w:pPr>
-                      <w:r>
-                        <w:rPr>
-                          <w:lang w:val="fr-CH"/>
-                        </w:rPr>
-                        <w:t>MMA25cL</w:t>
-                      </w:r>
-                    </w:p>
-                    <w:p>
-                      <w:pPr>
-                        <w:jc w:val="center"/>
-                        <w:rPr>
-                          <w:lang w:val="fr-CH"/>
-                        </w:rPr>
-                      </w:pPr>
-                      <w:r>
-                        <w:rPr>
-                          <w:lang w:val="fr-CH"/>
-                        </w:rPr>
-                        <w:t>M287</w:t>
-                      </w:r>
-                    </w:p>
-                    <w:p>
-                      <w:pPr>
-                        <w:jc w:val="center"/>
-                        <w:rPr>
-                          <w:lang w:val="fr-CH"/>
-                        </w:rPr>
-                      </w:pPr>
-                      <w:r>
-                        <w:rPr>
-                          <w:lang w:val="fr-CH"/>
-                        </w:rPr>
-                        <w:t>xx.xx.2026</w:t>
-                      </w:r>
-                    </w:p>
-                  </w:txbxContent>
-                </v:textbox>
-              </v:shape>
-            </w:pict>
-          </mc:Fallback>
-        </mc:AlternateContent>
-      </w:r>
-      <w:r>
-        <w:rPr>
-          <w:noProof/>
-        </w:rPr>
-        <mc:AlternateContent>
-          <mc:Choice Requires="wps">
-            <w:drawing>
-              <wp:anchor distT="0" distB="0" distL="114300" distR="114300" simplePos="0" relativeHeight="251667456" behindDoc="0" locked="0" layoutInCell="1" allowOverlap="1" wp14:anchorId="012343F9" wp14:editId="40F367D2">
+              <wp:anchor distT="0" distB="0" distL="114300" distR="114300" simplePos="0" relativeHeight="251666432" behindDoc="0" locked="0" layoutInCell="1" allowOverlap="1" wp14:anchorId="012343F9" wp14:editId="5DCD4A52">
                 <wp:simplePos x="0" y="0"/>
                 <wp:positionH relativeFrom="column">
                   <wp:posOffset>3023870</wp:posOffset>
@@ -228,7 +41,9 @@
                           <a:avLst/>
                         </a:prstGeom>
                         <a:solidFill>
-                          <a:schemeClr val="bg1"/>
+                          <a:schemeClr val="accent3">
+                            <a:lumMod val="50000"/>
+                          </a:schemeClr>
                         </a:solidFill>
                         <a:ln>
                           <a:noFill/>
@@ -270,7 +85,7 @@
           </mc:Choice>
           <mc:Fallback>
             <w:pict>
-              <v:rect w14:anchorId="56546661" id="Rechteck 2" o:spid="_x0000_s1026" style="position:absolute;margin-left:238.1pt;margin-top:457.9pt;width:420.5pt;height:13.3pt;rotation:60;z-index:251667456;visibility:visible;mso-wrap-style:square;mso-width-percent:0;mso-height-percent:0;mso-wrap-distance-left:9pt;mso-wrap-distance-top:0;mso-wrap-distance-right:9pt;mso-wrap-distance-bottom:0;mso-position-horizontal:absolute;mso-position-horizontal-relative:text;mso-position-vertical:absolute;mso-position-vertical-relative:text;mso-width-percent:0;mso-height-percent:0;mso-width-relative:margin;mso-height-relative:margin;v-text-anchor:middle" o:gfxdata="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" fillcolor="white [3212]" stroked="f" strokeweight="1.5pt"/>
+              <v:rect w14:anchorId="12FB6B8E" id="Rechteck 2" o:spid="_x0000_s1026" style="position:absolute;margin-left:238.1pt;margin-top:457.9pt;width:420.5pt;height:13.3pt;rotation:60;z-index:251666432;visibility:visible;mso-wrap-style:square;mso-width-percent:0;mso-height-percent:0;mso-wrap-distance-left:9pt;mso-wrap-distance-top:0;mso-wrap-distance-right:9pt;mso-wrap-distance-bottom:0;mso-position-horizontal:absolute;mso-position-horizontal-relative:text;mso-position-vertical:absolute;mso-position-vertical-relative:text;mso-width-percent:0;mso-height-percent:0;mso-width-relative:margin;mso-height-relative:margin;v-text-anchor:middle" o:gfxdata="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" fillcolor="#0c3511 [1606]" stroked="f" strokeweight="1.5pt"/>
             </w:pict>
           </mc:Fallback>
         </mc:AlternateContent>
@@ -282,7 +97,7 @@
         <mc:AlternateContent>
           <mc:Choice Requires="wps">
             <w:drawing>
-              <wp:anchor distT="0" distB="0" distL="114300" distR="114300" simplePos="0" relativeHeight="251665408" behindDoc="0" locked="0" layoutInCell="1" allowOverlap="1" wp14:anchorId="54E2BE41" wp14:editId="19A99630">
+              <wp:anchor distT="0" distB="0" distL="114300" distR="114300" simplePos="0" relativeHeight="251664384" behindDoc="0" locked="0" layoutInCell="1" allowOverlap="1" wp14:anchorId="54E2BE41" wp14:editId="5EF46298">
                 <wp:simplePos x="0" y="0"/>
                 <wp:positionH relativeFrom="column">
                   <wp:posOffset>4184050</wp:posOffset>
@@ -308,7 +123,7 @@
                           <a:avLst/>
                         </a:prstGeom>
                         <a:solidFill>
-                          <a:srgbClr val="FFFFFF">
+                          <a:srgbClr val="CCFF99">
                             <a:alpha val="30980"/>
                           </a:srgbClr>
                         </a:solidFill>
@@ -352,7 +167,7 @@
           </mc:Choice>
           <mc:Fallback>
             <w:pict>
-              <v:shapetype w14:anchorId="1D7862A0" id="_x0000_t5" coordsize="21600,21600" o:spt="5" adj="10800" path="m@0,l,21600r21600,xe">
+              <v:shapetype w14:anchorId="2764F5B6" id="_x0000_t5" coordsize="21600,21600" o:spt="5" adj="10800" path="m@0,l,21600r21600,xe">
                 <v:stroke joinstyle="miter"/>
                 <v:formulas>
                   <v:f eqn="val #0"/>
@@ -364,7 +179,7 @@
                   <v:h position="#0,topLeft" xrange="0,21600"/>
                 </v:handles>
               </v:shapetype>
-              <v:shape id="Gleichschenkliges Dreieck 3" o:spid="_x0000_s1026" type="#_x0000_t5" style="position:absolute;margin-left:329.45pt;margin-top:261.55pt;width:339.35pt;height:99.8pt;rotation:-90;z-index:251665408;visibility:visible;mso-wrap-style:square;mso-width-percent:0;mso-height-percent:0;mso-wrap-distance-left:9pt;mso-wrap-distance-top:0;mso-wrap-distance-right:9pt;mso-wrap-distance-bottom:0;mso-position-horizontal:absolute;mso-position-horizontal-relative:text;mso-position-vertical:absolute;mso-position-vertical-relative:text;mso-width-percent:0;mso-height-percent:0;mso-width-relative:margin;mso-height-relative:margin;v-text-anchor:middle" o:gfxdata="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" stroked="f" strokeweight="1.5pt">
+              <v:shape id="Gleichschenkliges Dreieck 3" o:spid="_x0000_s1026" type="#_x0000_t5" style="position:absolute;margin-left:329.45pt;margin-top:261.55pt;width:339.35pt;height:99.8pt;rotation:-90;z-index:251664384;visibility:visible;mso-wrap-style:square;mso-width-percent:0;mso-height-percent:0;mso-wrap-distance-left:9pt;mso-wrap-distance-top:0;mso-wrap-distance-right:9pt;mso-wrap-distance-bottom:0;mso-position-horizontal:absolute;mso-position-horizontal-relative:text;mso-position-vertical:absolute;mso-position-vertical-relative:text;mso-width-percent:0;mso-height-percent:0;mso-width-relative:margin;mso-height-relative:margin;v-text-anchor:middle" o:gfxdata="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" fillcolor="#cf9" stroked="f" strokeweight="1.5pt">
                 <v:fill opacity="20303f"/>
               </v:shape>
             </w:pict>
@@ -378,7 +193,7 @@
         <mc:AlternateContent>
           <mc:Choice Requires="wps">
             <w:drawing>
-              <wp:anchor distT="0" distB="0" distL="114300" distR="114300" simplePos="0" relativeHeight="251666432" behindDoc="0" locked="0" layoutInCell="1" allowOverlap="1" wp14:anchorId="19F3695C" wp14:editId="2A1DB18F">
+              <wp:anchor distT="0" distB="0" distL="114300" distR="114300" simplePos="0" relativeHeight="251665408" behindDoc="0" locked="0" layoutInCell="1" allowOverlap="1" wp14:anchorId="19F3695C" wp14:editId="60775A3A">
                 <wp:simplePos x="0" y="0"/>
                 <wp:positionH relativeFrom="column">
                   <wp:posOffset>-8765540</wp:posOffset>
@@ -387,7 +202,7 @@
                   <wp:posOffset>4588510</wp:posOffset>
                 </wp:positionV>
                 <wp:extent cx="18023205" cy="4646295"/>
-                <wp:effectExtent l="0" t="1638300" r="0" b="5221605"/>
+                <wp:effectExtent l="1905" t="0" r="0" b="0"/>
                 <wp:wrapNone/>
                 <wp:docPr id="1078402206" name="Gleichschenkliges Dreieck 5"/>
                 <wp:cNvGraphicFramePr/>
@@ -406,7 +221,9 @@
                           </a:avLst>
                         </a:prstGeom>
                         <a:solidFill>
-                          <a:srgbClr val="FFFFFF"/>
+                          <a:schemeClr val="accent3">
+                            <a:lumMod val="50000"/>
+                          </a:schemeClr>
                         </a:solidFill>
                         <a:ln>
                           <a:noFill/>
@@ -448,7 +265,7 @@
           </mc:Choice>
           <mc:Fallback>
             <w:pict>
-              <v:shape w14:anchorId="4FD402E7" id="Gleichschenkliges Dreieck 5" o:spid="_x0000_s1026" type="#_x0000_t5" style="position:absolute;margin-left:-690.2pt;margin-top:361.3pt;width:1419.15pt;height:365.85pt;rotation:90;z-index:251666432;visibility:visible;mso-wrap-style:square;mso-width-percent:0;mso-height-percent:0;mso-wrap-distance-left:9pt;mso-wrap-distance-top:0;mso-wrap-distance-right:9pt;mso-wrap-distance-bottom:0;mso-position-horizontal:absolute;mso-position-horizontal-relative:text;mso-position-vertical:absolute;mso-position-vertical-relative:text;mso-width-percent:0;mso-height-percent:0;mso-width-relative:margin;mso-height-relative:margin;v-text-anchor:middle" o:gfxdata="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" adj="10927" stroked="f" strokeweight="1.5pt"/>
+              <v:shape w14:anchorId="2DCB338B" id="Gleichschenkliges Dreieck 5" o:spid="_x0000_s1026" type="#_x0000_t5" style="position:absolute;margin-left:-690.2pt;margin-top:361.3pt;width:1419.15pt;height:365.85pt;rotation:90;z-index:251665408;visibility:visible;mso-wrap-style:square;mso-width-percent:0;mso-height-percent:0;mso-wrap-distance-left:9pt;mso-wrap-distance-top:0;mso-wrap-distance-right:9pt;mso-wrap-distance-bottom:0;mso-position-horizontal:absolute;mso-position-horizontal-relative:text;mso-position-vertical:absolute;mso-position-vertical-relative:text;mso-width-percent:0;mso-height-percent:0;mso-width-relative:margin;mso-height-relative:margin;v-text-anchor:middle" o:gfxdata="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" adj="10927" fillcolor="#0c3511 [1606]" stroked="f" strokeweight="1.5pt"/>
             </w:pict>
           </mc:Fallback>
         </mc:AlternateContent>
@@ -458,7 +275,7 @@
           <w:noProof/>
         </w:rPr>
         <w:drawing>
-          <wp:anchor distT="0" distB="0" distL="114300" distR="114300" simplePos="0" relativeHeight="251659264" behindDoc="1" locked="0" layoutInCell="1" allowOverlap="1" wp14:anchorId="50318B32" wp14:editId="17B5EB9C">
+          <wp:anchor distT="0" distB="0" distL="114300" distR="114300" simplePos="0" relativeHeight="251658240" behindDoc="1" locked="0" layoutInCell="1" allowOverlap="1" wp14:anchorId="50318B32" wp14:editId="3AA0E306">
             <wp:simplePos x="0" y="0"/>
             <wp:positionH relativeFrom="column">
               <wp:posOffset>-884555</wp:posOffset>
@@ -520,7 +337,7 @@
         <mc:AlternateContent>
           <mc:Choice Requires="wps">
             <w:drawing>
-              <wp:anchor distT="0" distB="0" distL="114300" distR="114300" simplePos="0" relativeHeight="251663360" behindDoc="0" locked="0" layoutInCell="1" allowOverlap="1" wp14:anchorId="391C8F79" wp14:editId="17B8D998">
+              <wp:anchor distT="0" distB="0" distL="114300" distR="114300" simplePos="0" relativeHeight="251662336" behindDoc="0" locked="0" layoutInCell="1" allowOverlap="1" wp14:anchorId="391C8F79" wp14:editId="1B070FC5">
                 <wp:simplePos x="0" y="0"/>
                 <wp:positionH relativeFrom="column">
                   <wp:posOffset>-473685</wp:posOffset>
@@ -546,7 +363,7 @@
                           <a:avLst/>
                         </a:prstGeom>
                         <a:solidFill>
-                          <a:srgbClr val="FFFFFF">
+                          <a:srgbClr val="CCFF99">
                             <a:alpha val="30980"/>
                           </a:srgbClr>
                         </a:solidFill>
@@ -584,7 +401,7 @@
           </mc:Choice>
           <mc:Fallback>
             <w:pict>
-              <v:shape w14:anchorId="3ACC55EA" id="Gleichschenkliges Dreieck 3" o:spid="_x0000_s1026" type="#_x0000_t5" style="position:absolute;margin-left:-37.3pt;margin-top:-95pt;width:470.45pt;height:406.95pt;rotation:180;z-index:251663360;visibility:visible;mso-wrap-style:square;mso-wrap-distance-left:9pt;mso-wrap-distance-top:0;mso-wrap-distance-right:9pt;mso-wrap-distance-bottom:0;mso-position-horizontal:absolute;mso-position-horizontal-relative:text;mso-position-vertical:absolute;mso-position-vertical-relative:text;v-text-anchor:middle" o:gfxdata="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" stroked="f" strokeweight="1.5pt">
+              <v:shape w14:anchorId="542F63C0" id="Gleichschenkliges Dreieck 3" o:spid="_x0000_s1026" type="#_x0000_t5" style="position:absolute;margin-left:-37.3pt;margin-top:-95pt;width:470.45pt;height:406.95pt;rotation:180;z-index:251662336;visibility:visible;mso-wrap-style:square;mso-wrap-distance-left:9pt;mso-wrap-distance-top:0;mso-wrap-distance-right:9pt;mso-wrap-distance-bottom:0;mso-position-horizontal:absolute;mso-position-horizontal-relative:text;mso-position-vertical:absolute;mso-position-vertical-relative:text;v-text-anchor:middle" o:gfxdata="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" fillcolor="#cf9" stroked="f" strokeweight="1.5pt">
                 <v:fill opacity="20303f"/>
               </v:shape>
             </w:pict>
@@ -598,7 +415,7 @@
         <mc:AlternateContent>
           <mc:Choice Requires="wps">
             <w:drawing>
-              <wp:anchor distT="0" distB="0" distL="114300" distR="114300" simplePos="0" relativeHeight="251664384" behindDoc="0" locked="0" layoutInCell="1" allowOverlap="1" wp14:anchorId="29805E62" wp14:editId="3CB197FD">
+              <wp:anchor distT="0" distB="0" distL="114300" distR="114300" simplePos="0" relativeHeight="251663360" behindDoc="0" locked="0" layoutInCell="1" allowOverlap="1" wp14:anchorId="29805E62" wp14:editId="78F4B5EE">
                 <wp:simplePos x="0" y="0"/>
                 <wp:positionH relativeFrom="column">
                   <wp:posOffset>-534035</wp:posOffset>
@@ -624,7 +441,7 @@
                           <a:avLst/>
                         </a:prstGeom>
                         <a:solidFill>
-                          <a:srgbClr val="FFFFFF">
+                          <a:srgbClr val="CCFF99">
                             <a:alpha val="30980"/>
                           </a:srgbClr>
                         </a:solidFill>
@@ -662,7 +479,7 @@
           </mc:Choice>
           <mc:Fallback>
             <w:pict>
-              <v:shape w14:anchorId="08897F89" id="Gleichschenkliges Dreieck 3" o:spid="_x0000_s1026" type="#_x0000_t5" style="position:absolute;margin-left:-42.05pt;margin-top:-247.25pt;width:470.45pt;height:406.95pt;rotation:180;z-index:251664384;visibility:visible;mso-wrap-style:square;mso-wrap-distance-left:9pt;mso-wrap-distance-top:0;mso-wrap-distance-right:9pt;mso-wrap-distance-bottom:0;mso-position-horizontal:absolute;mso-position-horizontal-relative:text;mso-position-vertical:absolute;mso-position-vertical-relative:text;v-text-anchor:middle" o:gfxdata="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" stroked="f" strokeweight="1.5pt">
+              <v:shape w14:anchorId="47F1ED62" id="Gleichschenkliges Dreieck 3" o:spid="_x0000_s1026" type="#_x0000_t5" style="position:absolute;margin-left:-42.05pt;margin-top:-247.25pt;width:470.45pt;height:406.95pt;rotation:180;z-index:251663360;visibility:visible;mso-wrap-style:square;mso-wrap-distance-left:9pt;mso-wrap-distance-top:0;mso-wrap-distance-right:9pt;mso-wrap-distance-bottom:0;mso-position-horizontal:absolute;mso-position-horizontal-relative:text;mso-position-vertical:absolute;mso-position-vertical-relative:text;v-text-anchor:middle" o:gfxdata="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" fillcolor="#cf9" stroked="f" strokeweight="1.5pt">
                 <v:fill opacity="20303f"/>
               </v:shape>
             </w:pict>
@@ -676,7 +493,7 @@
         <mc:AlternateContent>
           <mc:Choice Requires="wpg">
             <w:drawing>
-              <wp:anchor distT="0" distB="0" distL="114300" distR="114300" simplePos="0" relativeHeight="251661312" behindDoc="0" locked="0" layoutInCell="1" allowOverlap="1" wp14:anchorId="04209C35" wp14:editId="721541D1">
+              <wp:anchor distT="0" distB="0" distL="114300" distR="114300" simplePos="0" relativeHeight="251660288" behindDoc="0" locked="0" layoutInCell="1" allowOverlap="1" wp14:anchorId="04209C35" wp14:editId="244DA552">
                 <wp:simplePos x="0" y="0"/>
                 <wp:positionH relativeFrom="column">
                   <wp:posOffset>2209165</wp:posOffset>
@@ -700,6 +517,11 @@
                           <a:chOff x="0" y="0"/>
                           <a:chExt cx="4572000" cy="5654040"/>
                         </a:xfrm>
+                        <a:solidFill>
+                          <a:srgbClr val="CCFF99">
+                            <a:alpha val="30980"/>
+                          </a:srgbClr>
+                        </a:solidFill>
                       </wpg:grpSpPr>
                       <wps:wsp>
                         <wps:cNvPr id="1365456096" name="Gleichschenkliges Dreieck 3"/>
@@ -712,11 +534,7 @@
                           <a:prstGeom prst="triangle">
                             <a:avLst/>
                           </a:prstGeom>
-                          <a:solidFill>
-                            <a:srgbClr val="FFFFFF">
-                              <a:alpha val="30980"/>
-                            </a:srgbClr>
-                          </a:solidFill>
+                          <a:grpFill/>
                           <a:ln>
                             <a:noFill/>
                           </a:ln>
@@ -755,11 +573,7 @@
                           <a:prstGeom prst="triangle">
                             <a:avLst/>
                           </a:prstGeom>
-                          <a:solidFill>
-                            <a:srgbClr val="FFFFFF">
-                              <a:alpha val="30980"/>
-                            </a:srgbClr>
-                          </a:solidFill>
+                          <a:grpFill/>
                           <a:ln>
                             <a:noFill/>
                           </a:ln>
@@ -795,13 +609,9 @@
           </mc:Choice>
           <mc:Fallback>
             <w:pict>
-              <v:group w14:anchorId="3BD59652" id="Gruppieren 4" o:spid="_x0000_s1026" style="position:absolute;margin-left:173.95pt;margin-top:453.55pt;width:5in;height:445.2pt;z-index:251661312" coordsize="45720,56540" o:gfxdata="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">
-                <v:shape id="Gleichschenkliges Dreieck 3" o:spid="_x0000_s1027" type="#_x0000_t5" style="position:absolute;width:45262;height:41148;visibility:visible;mso-wrap-style:square;v-text-anchor:middle" o:gfxdata="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" stroked="f" strokeweight="1.5pt">
-                  <v:fill opacity="20303f"/>
-                </v:shape>
-                <v:shape id="Gleichschenkliges Dreieck 3" o:spid="_x0000_s1028" type="#_x0000_t5" style="position:absolute;left:457;top:15392;width:45263;height:41148;visibility:visible;mso-wrap-style:square;v-text-anchor:middle" o:gfxdata="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" stroked="f" strokeweight="1.5pt">
-                  <v:fill opacity="20303f"/>
-                </v:shape>
+              <v:group w14:anchorId="0CC32D59" id="Gruppieren 4" o:spid="_x0000_s1026" style="position:absolute;margin-left:173.95pt;margin-top:453.55pt;width:5in;height:445.2pt;z-index:251660288" coordsize="45720,56540" o:gfxdata="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">
+                <v:shape id="Gleichschenkliges Dreieck 3" o:spid="_x0000_s1027" type="#_x0000_t5" style="position:absolute;width:45262;height:41148;visibility:visible;mso-wrap-style:square;v-text-anchor:middle" o:gfxdata="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" filled="f" stroked="f" strokeweight="1.5pt"/>
+                <v:shape id="Gleichschenkliges Dreieck 3" o:spid="_x0000_s1028" type="#_x0000_t5" style="position:absolute;left:457;top:15392;width:45263;height:41148;visibility:visible;mso-wrap-style:square;v-text-anchor:middle" o:gfxdata="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" filled="f" stroked="f" strokeweight="1.5pt"/>
               </v:group>
             </w:pict>
           </mc:Fallback>
@@ -814,7 +624,7 @@
         <mc:AlternateContent>
           <mc:Choice Requires="wps">
             <w:drawing>
-              <wp:anchor distT="0" distB="0" distL="114300" distR="114300" simplePos="0" relativeHeight="251662336" behindDoc="0" locked="0" layoutInCell="1" allowOverlap="1" wp14:anchorId="348AE158" wp14:editId="4EF3AE88">
+              <wp:anchor distT="0" distB="0" distL="114300" distR="114300" simplePos="0" relativeHeight="251661312" behindDoc="0" locked="0" layoutInCell="1" allowOverlap="1" wp14:anchorId="348AE158" wp14:editId="51CC05CB">
                 <wp:simplePos x="0" y="0"/>
                 <wp:positionH relativeFrom="column">
                   <wp:posOffset>2254885</wp:posOffset>
@@ -840,7 +650,7 @@
                           <a:avLst/>
                         </a:prstGeom>
                         <a:solidFill>
-                          <a:srgbClr val="FFFFFF">
+                          <a:srgbClr val="CCFF99">
                             <a:alpha val="30980"/>
                           </a:srgbClr>
                         </a:solidFill>
@@ -878,7 +688,7 @@
           </mc:Choice>
           <mc:Fallback>
             <w:pict>
-              <v:shape w14:anchorId="17393B49" id="Gleichschenkliges Dreieck 3" o:spid="_x0000_s1026" type="#_x0000_t5" style="position:absolute;margin-left:177.55pt;margin-top:697.15pt;width:356.4pt;height:324pt;z-index:251662336;visibility:visible;mso-wrap-style:square;mso-wrap-distance-left:9pt;mso-wrap-distance-top:0;mso-wrap-distance-right:9pt;mso-wrap-distance-bottom:0;mso-position-horizontal:absolute;mso-position-horizontal-relative:text;mso-position-vertical:absolute;mso-position-vertical-relative:text;v-text-anchor:middle" o:gfxdata="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" stroked="f" strokeweight="1.5pt">
+              <v:shape w14:anchorId="5E63F95B" id="Gleichschenkliges Dreieck 3" o:spid="_x0000_s1026" type="#_x0000_t5" style="position:absolute;margin-left:177.55pt;margin-top:697.15pt;width:356.4pt;height:324pt;z-index:251661312;visibility:visible;mso-wrap-style:square;mso-wrap-distance-left:9pt;mso-wrap-distance-top:0;mso-wrap-distance-right:9pt;mso-wrap-distance-bottom:0;mso-position-horizontal:absolute;mso-position-horizontal-relative:text;mso-position-vertical:absolute;mso-position-vertical-relative:text;v-text-anchor:middle" o:gfxdata="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" fillcolor="#cf9" stroked="f" strokeweight="1.5pt">
                 <v:fill opacity="20303f"/>
               </v:shape>
             </w:pict>
@@ -892,7 +702,7 @@
         <mc:AlternateContent>
           <mc:Choice Requires="wps">
             <w:drawing>
-              <wp:anchor distT="0" distB="0" distL="114300" distR="114300" simplePos="0" relativeHeight="251660288" behindDoc="0" locked="0" layoutInCell="1" allowOverlap="1" wp14:anchorId="757B6EC5" wp14:editId="1B5573D4">
+              <wp:anchor distT="0" distB="0" distL="114300" distR="114300" simplePos="0" relativeHeight="251659264" behindDoc="0" locked="0" layoutInCell="1" allowOverlap="1" wp14:anchorId="757B6EC5" wp14:editId="493228A2">
                 <wp:simplePos x="0" y="0"/>
                 <wp:positionH relativeFrom="column">
                   <wp:posOffset>-2894965</wp:posOffset>
@@ -918,7 +728,9 @@
                           <a:avLst/>
                         </a:prstGeom>
                         <a:solidFill>
-                          <a:schemeClr val="bg1"/>
+                          <a:schemeClr val="accent3">
+                            <a:lumMod val="50000"/>
+                          </a:schemeClr>
                         </a:solidFill>
                         <a:ln>
                           <a:noFill/>
@@ -960,7 +772,7 @@
           </mc:Choice>
           <mc:Fallback>
             <w:pict>
-              <v:rect w14:anchorId="628EEED5" id="Rechteck 2" o:spid="_x0000_s1026" style="position:absolute;margin-left:-227.95pt;margin-top:362.7pt;width:1059pt;height:13.3pt;rotation:-4107191fd;z-index:251660288;visibility:visible;mso-wrap-style:square;mso-width-percent:0;mso-height-percent:0;mso-wrap-distance-left:9pt;mso-wrap-distance-top:0;mso-wrap-distance-right:9pt;mso-wrap-distance-bottom:0;mso-position-horizontal:absolute;mso-position-horizontal-relative:text;mso-position-vertical:absolute;mso-position-vertical-relative:text;mso-width-percent:0;mso-height-percent:0;mso-width-relative:margin;mso-height-relative:margin;v-text-anchor:middle" o:gfxdata="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" fillcolor="white [3212]" stroked="f" strokeweight="1.5pt"/>
+              <v:rect w14:anchorId="15AC65FD" id="Rechteck 2" o:spid="_x0000_s1026" style="position:absolute;margin-left:-227.95pt;margin-top:362.7pt;width:1059pt;height:13.3pt;rotation:-4107191fd;z-index:251659264;visibility:visible;mso-wrap-style:square;mso-width-percent:0;mso-height-percent:0;mso-wrap-distance-left:9pt;mso-wrap-distance-top:0;mso-wrap-distance-right:9pt;mso-wrap-distance-bottom:0;mso-position-horizontal:absolute;mso-position-horizontal-relative:text;mso-position-vertical:absolute;mso-position-vertical-relative:text;mso-width-percent:0;mso-height-percent:0;mso-width-relative:margin;mso-height-relative:margin;v-text-anchor:middle" o:gfxdata="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" fillcolor="#0c3511 [1606]" stroked="f" strokeweight="1.5pt"/>
             </w:pict>
           </mc:Fallback>
         </mc:AlternateContent>
@@ -975,202 +787,450 @@
     </w:p>
     <w:p>
       <w:r>
+        <w:rPr>
+          <w:noProof/>
+        </w:rPr>
+        <mc:AlternateContent>
+          <mc:Choice Requires="wps">
+            <w:drawing>
+              <wp:anchor distT="0" distB="0" distL="114300" distR="114300" simplePos="0" relativeHeight="251667456" behindDoc="0" locked="0" layoutInCell="1" allowOverlap="1" wp14:anchorId="5834CEE9" wp14:editId="27A9112B">
+                <wp:simplePos x="0" y="0"/>
+                <wp:positionH relativeFrom="column">
+                  <wp:posOffset>-470552</wp:posOffset>
+                </wp:positionH>
+                <wp:positionV relativeFrom="paragraph">
+                  <wp:posOffset>6359269</wp:posOffset>
+                </wp:positionV>
+                <wp:extent cx="3408219" cy="2982736"/>
+                <wp:effectExtent l="0" t="0" r="0" b="0"/>
+                <wp:wrapNone/>
+                <wp:docPr id="1660623396" name="Textfeld 6"/>
+                <wp:cNvGraphicFramePr/>
+                <a:graphic xmlns:a="http://schemas.openxmlformats.org/drawingml/2006/main">
+                  <a:graphicData uri="http://schemas.microsoft.com/office/word/2010/wordprocessingShape">
+                    <wps:wsp>
+                      <wps:cNvSpPr txBox="1"/>
+                      <wps:spPr>
+                        <a:xfrm>
+                          <a:off x="0" y="0"/>
+                          <a:ext cx="3408219" cy="2982736"/>
+                        </a:xfrm>
+                        <a:prstGeom prst="rect">
+                          <a:avLst/>
+                        </a:prstGeom>
+                        <a:noFill/>
+                        <a:ln w="6350">
+                          <a:noFill/>
+                        </a:ln>
+                      </wps:spPr>
+                      <wps:txbx>
+                        <w:txbxContent>
+                          <w:p>
+                            <w:pPr>
+                              <w:rPr>
+                                <w:b/>
+                                <w:bCs/>
+                                <w:color w:val="FFFFFF" w:themeColor="background1"/>
+                                <w:sz w:val="40"/>
+                                <w:szCs w:val="40"/>
+                                <w:lang w:val="fr-CH"/>
+                              </w:rPr>
+                            </w:pPr>
+                            <w:r>
+                              <w:rPr>
+                                <w:b/>
+                                <w:bCs/>
+                                <w:color w:val="FFFFFF" w:themeColor="background1"/>
+                                <w:sz w:val="40"/>
+                                <w:szCs w:val="40"/>
+                                <w:lang w:val="fr-CH"/>
+                              </w:rPr>
+                              <w:t>Maruice/Nico/Robin</w:t>
+                            </w:r>
+                          </w:p>
+                          <w:p>
+                            <w:pPr>
+                              <w:rPr>
+                                <w:b/>
+                                <w:bCs/>
+                                <w:color w:val="FFFFFF" w:themeColor="background1"/>
+                                <w:sz w:val="40"/>
+                                <w:szCs w:val="40"/>
+                                <w:lang w:val="fr-CH"/>
+                              </w:rPr>
+                            </w:pPr>
+                            <w:r>
+                              <w:rPr>
+                                <w:b/>
+                                <w:bCs/>
+                                <w:color w:val="FFFFFF" w:themeColor="background1"/>
+                                <w:sz w:val="40"/>
+                                <w:szCs w:val="40"/>
+                                <w:lang w:val="fr-CH"/>
+                              </w:rPr>
+                              <w:t>MMA25cL</w:t>
+                            </w:r>
+                          </w:p>
+                          <w:p>
+                            <w:pPr>
+                              <w:rPr>
+                                <w:b/>
+                                <w:bCs/>
+                                <w:color w:val="FFFFFF" w:themeColor="background1"/>
+                                <w:sz w:val="40"/>
+                                <w:szCs w:val="40"/>
+                                <w:lang w:val="fr-CH"/>
+                              </w:rPr>
+                            </w:pPr>
+                            <w:r>
+                              <w:rPr>
+                                <w:b/>
+                                <w:bCs/>
+                                <w:color w:val="FFFFFF" w:themeColor="background1"/>
+                                <w:sz w:val="40"/>
+                                <w:szCs w:val="40"/>
+                                <w:lang w:val="fr-CH"/>
+                              </w:rPr>
+                              <w:t>M287</w:t>
+                            </w:r>
+                          </w:p>
+                          <w:p>
+                            <w:pPr>
+                              <w:rPr>
+                                <w:b/>
+                                <w:bCs/>
+                                <w:color w:val="FFFFFF" w:themeColor="background1"/>
+                                <w:sz w:val="40"/>
+                                <w:szCs w:val="40"/>
+                                <w:lang w:val="fr-CH"/>
+                              </w:rPr>
+                            </w:pPr>
+                            <w:r>
+                              <w:rPr>
+                                <w:b/>
+                                <w:bCs/>
+                                <w:color w:val="FFFFFF" w:themeColor="background1"/>
+                                <w:sz w:val="40"/>
+                                <w:szCs w:val="40"/>
+                                <w:lang w:val="fr-CH"/>
+                              </w:rPr>
+                              <w:t>xx.xx.2026</w:t>
+                            </w:r>
+                          </w:p>
+                        </w:txbxContent>
+                      </wps:txbx>
+                      <wps:bodyPr rot="0" spcFirstLastPara="0" vertOverflow="overflow" horzOverflow="overflow" vert="horz" wrap="square" lIns="91440" tIns="45720" rIns="91440" bIns="45720" numCol="1" spcCol="0" rtlCol="0" fromWordArt="0" anchor="t" anchorCtr="0" forceAA="0" compatLnSpc="1">
+                        <a:prstTxWarp prst="textNoShape">
+                          <a:avLst/>
+                        </a:prstTxWarp>
+                        <a:noAutofit/>
+                      </wps:bodyPr>
+                    </wps:wsp>
+                  </a:graphicData>
+                </a:graphic>
+                <wp14:sizeRelH relativeFrom="margin">
+                  <wp14:pctWidth>0</wp14:pctWidth>
+                </wp14:sizeRelH>
+                <wp14:sizeRelV relativeFrom="margin">
+                  <wp14:pctHeight>0</wp14:pctHeight>
+                </wp14:sizeRelV>
+              </wp:anchor>
+            </w:drawing>
+          </mc:Choice>
+          <mc:Fallback>
+            <w:pict>
+              <v:shapetype w14:anchorId="5834CEE9" id="_x0000_t202" coordsize="21600,21600" o:spt="202" path="m,l,21600r21600,l21600,xe">
+                <v:stroke joinstyle="miter"/>
+                <v:path gradientshapeok="t" o:connecttype="rect"/>
+              </v:shapetype>
+              <v:shape id="Textfeld 6" o:spid="_x0000_s1026" type="#_x0000_t202" style="position:absolute;margin-left:-37.05pt;margin-top:500.75pt;width:268.35pt;height:234.85pt;z-index:251667456;visibility:visible;mso-wrap-style:square;mso-width-percent:0;mso-height-percent:0;mso-wrap-distance-left:9pt;mso-wrap-distance-top:0;mso-wrap-distance-right:9pt;mso-wrap-distance-bottom:0;mso-position-horizontal:absolute;mso-position-horizontal-relative:text;mso-position-vertical:absolute;mso-position-vertical-relative:text;mso-width-percent:0;mso-height-percent:0;mso-width-relative:margin;mso-height-relative:margin;v-text-anchor:top" o:gfxdata="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" filled="f" stroked="f" strokeweight=".5pt">
+                <v:textbox>
+                  <w:txbxContent>
+                    <w:p>
+                      <w:pPr>
+                        <w:rPr>
+                          <w:b/>
+                          <w:bCs/>
+                          <w:color w:val="FFFFFF" w:themeColor="background1"/>
+                          <w:sz w:val="40"/>
+                          <w:szCs w:val="40"/>
+                          <w:lang w:val="fr-CH"/>
+                        </w:rPr>
+                      </w:pPr>
+                      <w:r>
+                        <w:rPr>
+                          <w:b/>
+                          <w:bCs/>
+                          <w:color w:val="FFFFFF" w:themeColor="background1"/>
+                          <w:sz w:val="40"/>
+                          <w:szCs w:val="40"/>
+                          <w:lang w:val="fr-CH"/>
+                        </w:rPr>
+                        <w:t>Maruice/Nico/Robin</w:t>
+                      </w:r>
+                    </w:p>
+                    <w:p>
+                      <w:pPr>
+                        <w:rPr>
+                          <w:b/>
+                          <w:bCs/>
+                          <w:color w:val="FFFFFF" w:themeColor="background1"/>
+                          <w:sz w:val="40"/>
+                          <w:szCs w:val="40"/>
+                          <w:lang w:val="fr-CH"/>
+                        </w:rPr>
+                      </w:pPr>
+                      <w:r>
+                        <w:rPr>
+                          <w:b/>
+                          <w:bCs/>
+                          <w:color w:val="FFFFFF" w:themeColor="background1"/>
+                          <w:sz w:val="40"/>
+                          <w:szCs w:val="40"/>
+                          <w:lang w:val="fr-CH"/>
+                        </w:rPr>
+                        <w:t>MMA25cL</w:t>
+                      </w:r>
+                    </w:p>
+                    <w:p>
+                      <w:pPr>
+                        <w:rPr>
+                          <w:b/>
+                          <w:bCs/>
+                          <w:color w:val="FFFFFF" w:themeColor="background1"/>
+                          <w:sz w:val="40"/>
+                          <w:szCs w:val="40"/>
+                          <w:lang w:val="fr-CH"/>
+                        </w:rPr>
+                      </w:pPr>
+                      <w:r>
+                        <w:rPr>
+                          <w:b/>
+                          <w:bCs/>
+                          <w:color w:val="FFFFFF" w:themeColor="background1"/>
+                          <w:sz w:val="40"/>
+                          <w:szCs w:val="40"/>
+                          <w:lang w:val="fr-CH"/>
+                        </w:rPr>
+                        <w:t>M287</w:t>
+                      </w:r>
+                    </w:p>
+                    <w:p>
+                      <w:pPr>
+                        <w:rPr>
+                          <w:b/>
+                          <w:bCs/>
+                          <w:color w:val="FFFFFF" w:themeColor="background1"/>
+                          <w:sz w:val="40"/>
+                          <w:szCs w:val="40"/>
+                          <w:lang w:val="fr-CH"/>
+                        </w:rPr>
+                      </w:pPr>
+                      <w:r>
+                        <w:rPr>
+                          <w:b/>
+                          <w:bCs/>
+                          <w:color w:val="FFFFFF" w:themeColor="background1"/>
+                          <w:sz w:val="40"/>
+                          <w:szCs w:val="40"/>
+                          <w:lang w:val="fr-CH"/>
+                        </w:rPr>
+                        <w:t>xx.xx.2026</w:t>
+                      </w:r>
+                    </w:p>
+                  </w:txbxContent>
+                </v:textbox>
+              </v:shape>
+            </w:pict>
+          </mc:Fallback>
+        </mc:AlternateContent>
+      </w:r>
+      <w:r>
         <w:br w:type="page"/>
       </w:r>
     </w:p>
     <w:tbl>
       <w:tblPr>
-        <w:tblStyle w:val="Tabellenraster"/>
+        <w:tblStyle w:val="Gitternetztabelle2Akzent6"/>
+        <w:tblpPr w:leftFromText="141" w:rightFromText="141" w:vertAnchor="text" w:horzAnchor="margin" w:tblpY="151"/>
         <w:tblW w:w="0" w:type="auto"/>
         <w:tblLook w:val="04A0" w:firstRow="1" w:lastRow="0" w:firstColumn="1" w:lastColumn="0" w:noHBand="0" w:noVBand="1"/>
       </w:tblPr>
       <w:tblGrid>
         <w:gridCol w:w="6216"/>
-        <w:gridCol w:w="2846"/>
+        <w:gridCol w:w="2856"/>
       </w:tblGrid>
       <w:tr>
+        <w:trPr>
+          <w:cnfStyle w:val="100000000000" w:firstRow="1" w:lastRow="0" w:firstColumn="0" w:lastColumn="0" w:oddVBand="0" w:evenVBand="0" w:oddHBand="0" w:evenHBand="0" w:firstRowFirstColumn="0" w:firstRowLastColumn="0" w:lastRowFirstColumn="0" w:lastRowLastColumn="0"/>
+        </w:trPr>
         <w:tc>
           <w:tcPr>
-            <w:tcW w:w="4531" w:type="dxa"/>
+            <w:cnfStyle w:val="001000000000" w:firstRow="0" w:lastRow="0" w:firstColumn="1" w:lastColumn="0" w:oddVBand="0" w:evenVBand="0" w:oddHBand="0" w:evenHBand="0" w:firstRowFirstColumn="0" w:firstRowLastColumn="0" w:lastRowFirstColumn="0" w:lastRowLastColumn="0"/>
+            <w:tcW w:w="6216" w:type="dxa"/>
+            <w:shd w:val="clear" w:color="auto" w:fill="DDF3CF"/>
           </w:tcPr>
           <w:p>
             <w:pPr>
-              <w:tabs>
-                <w:tab w:val="right" w:pos="4315"/>
-              </w:tabs>
+              <w:rPr>
+                <w:b w:val="0"/>
+                <w:bCs w:val="0"/>
+              </w:rPr>
             </w:pPr>
-            <w:r>
+          </w:p>
+          <w:p>
+            <w:pPr>
               <w:rPr>
-                <w:noProof/>
+                <w:b w:val="0"/>
+                <w:bCs w:val="0"/>
               </w:rPr>
-              <w:lastRenderedPageBreak/>
-              <w:drawing>
-                <wp:inline distT="0" distB="0" distL="0" distR="0" wp14:anchorId="583E3251" wp14:editId="738ED413">
-                  <wp:extent cx="2698750" cy="1517015"/>
-                  <wp:effectExtent l="0" t="0" r="6350" b="6985"/>
-                  <wp:docPr id="720617562" name="Grafik 1"/>
-                  <wp:cNvGraphicFramePr>
-                    <a:graphicFrameLocks xmlns:a="http://schemas.openxmlformats.org/drawingml/2006/main" noChangeAspect="1"/>
-                  </wp:cNvGraphicFramePr>
-                  <a:graphic xmlns:a="http://schemas.openxmlformats.org/drawingml/2006/main">
-                    <a:graphicData uri="http://schemas.openxmlformats.org/drawingml/2006/picture">
-                      <pic:pic xmlns:pic="http://schemas.openxmlformats.org/drawingml/2006/picture">
-                        <pic:nvPicPr>
-                          <pic:cNvPr id="0" name="Picture 2"/>
-                          <pic:cNvPicPr>
-                            <a:picLocks noChangeAspect="1" noChangeArrowheads="1"/>
-                          </pic:cNvPicPr>
-                        </pic:nvPicPr>
-                        <pic:blipFill rotWithShape="1">
-                          <a:blip r:embed="rId6" cstate="print">
-                            <a:extLst>
-                              <a:ext uri="{28A0092B-C50C-407E-A947-70E740481C1C}">
-                                <a14:useLocalDpi xmlns:a14="http://schemas.microsoft.com/office/drawing/2010/main" val="0"/>
-                              </a:ext>
-                            </a:extLst>
-                          </a:blip>
-                          <a:srcRect r="46460"/>
-                          <a:stretch>
-                            <a:fillRect/>
-                          </a:stretch>
-                        </pic:blipFill>
-                        <pic:spPr bwMode="auto">
-                          <a:xfrm>
-                            <a:off x="0" y="0"/>
-                            <a:ext cx="2698750" cy="1517015"/>
-                          </a:xfrm>
-                          <a:prstGeom prst="rect">
-                            <a:avLst/>
-                          </a:prstGeom>
-                          <a:noFill/>
-                          <a:ln>
-                            <a:noFill/>
-                          </a:ln>
-                          <a:extLst>
-                            <a:ext uri="{53640926-AAD7-44D8-BBD7-CCE9431645EC}">
-                              <a14:shadowObscured xmlns:a14="http://schemas.microsoft.com/office/drawing/2010/main"/>
-                            </a:ext>
-                          </a:extLst>
-                        </pic:spPr>
-                      </pic:pic>
-                    </a:graphicData>
-                  </a:graphic>
-                </wp:inline>
-              </w:drawing>
-            </w:r>
+            </w:pPr>
           </w:p>
+          <w:p>
+            <w:pPr>
+              <w:rPr>
+                <w:b w:val="0"/>
+                <w:bCs w:val="0"/>
+              </w:rPr>
+            </w:pPr>
+          </w:p>
+          <w:p>
+            <w:pPr>
+              <w:rPr>
+                <w:b w:val="0"/>
+                <w:bCs w:val="0"/>
+              </w:rPr>
+            </w:pPr>
+          </w:p>
+          <w:p>
+            <w:pPr>
+              <w:rPr>
+                <w:b w:val="0"/>
+                <w:bCs w:val="0"/>
+              </w:rPr>
+            </w:pPr>
+          </w:p>
+          <w:p>
+            <w:pPr>
+              <w:rPr>
+                <w:b w:val="0"/>
+                <w:bCs w:val="0"/>
+              </w:rPr>
+            </w:pPr>
+          </w:p>
+          <w:p/>
         </w:tc>
         <w:tc>
           <w:tcPr>
-            <w:tcW w:w="4531" w:type="dxa"/>
+            <w:tcW w:w="2856" w:type="dxa"/>
+            <w:shd w:val="clear" w:color="auto" w:fill="DDF3CF"/>
+          </w:tcPr>
+          <w:p>
+            <w:pPr>
+              <w:cnfStyle w:val="100000000000" w:firstRow="1" w:lastRow="0" w:firstColumn="0" w:lastColumn="0" w:oddVBand="0" w:evenVBand="0" w:oddHBand="0" w:evenHBand="0" w:firstRowFirstColumn="0" w:firstRowLastColumn="0" w:lastRowFirstColumn="0" w:lastRowLastColumn="0"/>
+            </w:pPr>
+          </w:p>
+        </w:tc>
+      </w:tr>
+      <w:tr>
+        <w:trPr>
+          <w:cnfStyle w:val="000000100000" w:firstRow="0" w:lastRow="0" w:firstColumn="0" w:lastColumn="0" w:oddVBand="0" w:evenVBand="0" w:oddHBand="1" w:evenHBand="0" w:firstRowFirstColumn="0" w:firstRowLastColumn="0" w:lastRowFirstColumn="0" w:lastRowLastColumn="0"/>
+        </w:trPr>
+        <w:tc>
+          <w:tcPr>
+            <w:cnfStyle w:val="001000000000" w:firstRow="0" w:lastRow="0" w:firstColumn="1" w:lastColumn="0" w:oddVBand="0" w:evenVBand="0" w:oddHBand="0" w:evenHBand="0" w:firstRowFirstColumn="0" w:firstRowLastColumn="0" w:lastRowFirstColumn="0" w:lastRowLastColumn="0"/>
+            <w:tcW w:w="6216" w:type="dxa"/>
+            <w:shd w:val="clear" w:color="auto" w:fill="124F1A" w:themeFill="accent3" w:themeFillShade="BF"/>
+          </w:tcPr>
+          <w:p>
+            <w:pPr>
+              <w:rPr>
+                <w:b w:val="0"/>
+                <w:bCs w:val="0"/>
+              </w:rPr>
+            </w:pPr>
+          </w:p>
+          <w:p>
+            <w:pPr>
+              <w:rPr>
+                <w:b w:val="0"/>
+                <w:bCs w:val="0"/>
+              </w:rPr>
+            </w:pPr>
+          </w:p>
+          <w:p>
+            <w:pPr>
+              <w:rPr>
+                <w:b w:val="0"/>
+                <w:bCs w:val="0"/>
+              </w:rPr>
+            </w:pPr>
+          </w:p>
+          <w:p>
+            <w:pPr>
+              <w:rPr>
+                <w:b w:val="0"/>
+                <w:bCs w:val="0"/>
+              </w:rPr>
+            </w:pPr>
+          </w:p>
+          <w:p>
+            <w:pPr>
+              <w:rPr>
+                <w:b w:val="0"/>
+                <w:bCs w:val="0"/>
+              </w:rPr>
+            </w:pPr>
+          </w:p>
+          <w:p>
+            <w:pPr>
+              <w:rPr>
+                <w:b w:val="0"/>
+                <w:bCs w:val="0"/>
+              </w:rPr>
+            </w:pPr>
+          </w:p>
+          <w:p>
+            <w:pPr>
+              <w:rPr>
+                <w:b w:val="0"/>
+                <w:bCs w:val="0"/>
+              </w:rPr>
+            </w:pPr>
+          </w:p>
+          <w:p>
+            <w:pPr>
+              <w:rPr>
+                <w:b w:val="0"/>
+                <w:bCs w:val="0"/>
+              </w:rPr>
+            </w:pPr>
+          </w:p>
+          <w:p/>
+        </w:tc>
+        <w:tc>
+          <w:tcPr>
+            <w:tcW w:w="2856" w:type="dxa"/>
+            <w:shd w:val="clear" w:color="auto" w:fill="124F1A" w:themeFill="accent3" w:themeFillShade="BF"/>
           </w:tcPr>
           <w:p>
             <w:pPr>
               <w:tabs>
                 <w:tab w:val="left" w:pos="3206"/>
               </w:tabs>
-            </w:pPr>
-          </w:p>
-        </w:tc>
-      </w:tr>
-      <w:tr>
-        <w:tc>
-          <w:tcPr>
-            <w:tcW w:w="4531" w:type="dxa"/>
-          </w:tcPr>
-          <w:p>
-            <w:pPr>
-              <w:tabs>
-                <w:tab w:val="left" w:pos="3206"/>
-              </w:tabs>
-            </w:pPr>
-            <w:r>
-              <w:rPr>
-                <w:noProof/>
-              </w:rPr>
-              <w:drawing>
-                <wp:inline distT="0" distB="0" distL="0" distR="0" wp14:anchorId="17A0677A" wp14:editId="72C2C94E">
-                  <wp:extent cx="2698750" cy="1518285"/>
-                  <wp:effectExtent l="0" t="0" r="6350" b="5715"/>
-                  <wp:docPr id="1342889032" name="Grafik 2"/>
-                  <wp:cNvGraphicFramePr>
-                    <a:graphicFrameLocks xmlns:a="http://schemas.openxmlformats.org/drawingml/2006/main" noChangeAspect="1"/>
-                  </wp:cNvGraphicFramePr>
-                  <a:graphic xmlns:a="http://schemas.openxmlformats.org/drawingml/2006/main">
-                    <a:graphicData uri="http://schemas.openxmlformats.org/drawingml/2006/picture">
-                      <pic:pic xmlns:pic="http://schemas.openxmlformats.org/drawingml/2006/picture">
-                        <pic:nvPicPr>
-                          <pic:cNvPr id="0" name="Picture 3"/>
-                          <pic:cNvPicPr>
-                            <a:picLocks noChangeAspect="1" noChangeArrowheads="1"/>
-                          </pic:cNvPicPr>
-                        </pic:nvPicPr>
-                        <pic:blipFill rotWithShape="1">
-                          <a:blip r:embed="rId7" cstate="print">
-                            <a:extLst>
-                              <a:ext uri="{28A0092B-C50C-407E-A947-70E740481C1C}">
-                                <a14:useLocalDpi xmlns:a14="http://schemas.microsoft.com/office/drawing/2010/main" val="0"/>
-                              </a:ext>
-                            </a:extLst>
-                          </a:blip>
-                          <a:srcRect t="6167" b="6167"/>
-                          <a:stretch>
-                            <a:fillRect/>
-                          </a:stretch>
-                        </pic:blipFill>
-                        <pic:spPr bwMode="auto">
-                          <a:xfrm>
-                            <a:off x="0" y="0"/>
-                            <a:ext cx="2698750" cy="1518285"/>
-                          </a:xfrm>
-                          <a:prstGeom prst="rect">
-                            <a:avLst/>
-                          </a:prstGeom>
-                          <a:noFill/>
-                          <a:ln>
-                            <a:noFill/>
-                          </a:ln>
-                          <a:extLst>
-                            <a:ext uri="{53640926-AAD7-44D8-BBD7-CCE9431645EC}">
-                              <a14:shadowObscured xmlns:a14="http://schemas.microsoft.com/office/drawing/2010/main"/>
-                            </a:ext>
-                          </a:extLst>
-                        </pic:spPr>
-                      </pic:pic>
-                    </a:graphicData>
-                  </a:graphic>
-                </wp:inline>
-              </w:drawing>
-            </w:r>
-          </w:p>
-        </w:tc>
-        <w:tc>
-          <w:tcPr>
-            <w:tcW w:w="4531" w:type="dxa"/>
-          </w:tcPr>
-          <w:p>
-            <w:pPr>
-              <w:tabs>
-                <w:tab w:val="left" w:pos="3206"/>
-              </w:tabs>
+              <w:cnfStyle w:val="000000100000" w:firstRow="0" w:lastRow="0" w:firstColumn="0" w:lastColumn="0" w:oddVBand="0" w:evenVBand="0" w:oddHBand="1" w:evenHBand="0" w:firstRowFirstColumn="0" w:firstRowLastColumn="0" w:lastRowFirstColumn="0" w:lastRowLastColumn="0"/>
               <w:rPr>
                 <w:sz w:val="20"/>
                 <w:szCs w:val="20"/>
               </w:rPr>
             </w:pPr>
-            <w:r>
-              <w:rPr>
-                <w:sz w:val="20"/>
-                <w:szCs w:val="20"/>
-              </w:rPr>
-              <w:t xml:space="preserve">Dieses Update enthält folgendes: </w:t>
-            </w:r>
           </w:p>
           <w:p>
             <w:pPr>
               <w:tabs>
                 <w:tab w:val="left" w:pos="3206"/>
               </w:tabs>
+              <w:cnfStyle w:val="000000100000" w:firstRow="0" w:lastRow="0" w:firstColumn="0" w:lastColumn="0" w:oddVBand="0" w:evenVBand="0" w:oddHBand="1" w:evenHBand="0" w:firstRowFirstColumn="0" w:firstRowLastColumn="0" w:lastRowFirstColumn="0" w:lastRowLastColumn="0"/>
               <w:rPr>
                 <w:sz w:val="20"/>
                 <w:szCs w:val="20"/>
@@ -1205,6 +1265,7 @@
               <w:tabs>
                 <w:tab w:val="left" w:pos="3206"/>
               </w:tabs>
+              <w:cnfStyle w:val="000000100000" w:firstRow="0" w:lastRow="0" w:firstColumn="0" w:lastColumn="0" w:oddVBand="0" w:evenVBand="0" w:oddHBand="1" w:evenHBand="0" w:firstRowFirstColumn="0" w:firstRowLastColumn="0" w:lastRowFirstColumn="0" w:lastRowLastColumn="0"/>
               <w:rPr>
                 <w:sz w:val="20"/>
                 <w:szCs w:val="20"/>
@@ -1239,6 +1300,7 @@
               <w:tabs>
                 <w:tab w:val="left" w:pos="3206"/>
               </w:tabs>
+              <w:cnfStyle w:val="000000100000" w:firstRow="0" w:lastRow="0" w:firstColumn="0" w:lastColumn="0" w:oddVBand="0" w:evenVBand="0" w:oddHBand="1" w:evenHBand="0" w:firstRowFirstColumn="0" w:firstRowLastColumn="0" w:lastRowFirstColumn="0" w:lastRowLastColumn="0"/>
               <w:rPr>
                 <w:sz w:val="20"/>
                 <w:szCs w:val="20"/>
@@ -1270,13 +1332,7 @@
           </w:p>
           <w:p>
             <w:pPr>
-              <w:tabs>
-                <w:tab w:val="left" w:pos="3206"/>
-              </w:tabs>
-              <w:rPr>
-                <w:sz w:val="20"/>
-                <w:szCs w:val="20"/>
-              </w:rPr>
+              <w:cnfStyle w:val="000000100000" w:firstRow="0" w:lastRow="0" w:firstColumn="0" w:lastColumn="0" w:oddVBand="0" w:evenVBand="0" w:oddHBand="1" w:evenHBand="0" w:firstRowFirstColumn="0" w:firstRowLastColumn="0" w:lastRowFirstColumn="0" w:lastRowLastColumn="0"/>
             </w:pPr>
             <w:r>
               <w:rPr>
@@ -1300,108 +1356,20 @@
       <w:tr>
         <w:tc>
           <w:tcPr>
-            <w:tcW w:w="4531" w:type="dxa"/>
+            <w:cnfStyle w:val="001000000000" w:firstRow="0" w:lastRow="0" w:firstColumn="1" w:lastColumn="0" w:oddVBand="0" w:evenVBand="0" w:oddHBand="0" w:evenHBand="0" w:firstRowFirstColumn="0" w:firstRowLastColumn="0" w:lastRowFirstColumn="0" w:lastRowLastColumn="0"/>
+            <w:tcW w:w="6216" w:type="dxa"/>
+            <w:shd w:val="clear" w:color="auto" w:fill="D9F2D0" w:themeFill="accent6" w:themeFillTint="33"/>
+          </w:tcPr>
+          <w:p/>
+        </w:tc>
+        <w:tc>
+          <w:tcPr>
+            <w:tcW w:w="2856" w:type="dxa"/>
+            <w:shd w:val="clear" w:color="auto" w:fill="D9F2D0" w:themeFill="accent6" w:themeFillTint="33"/>
           </w:tcPr>
           <w:p>
             <w:pPr>
-              <w:tabs>
-                <w:tab w:val="left" w:pos="3206"/>
-              </w:tabs>
-            </w:pPr>
-            <w:r>
-              <w:rPr>
-                <w:noProof/>
-              </w:rPr>
-              <w:drawing>
-                <wp:inline distT="0" distB="0" distL="0" distR="0" wp14:anchorId="3EF62CB9" wp14:editId="051E8D07">
-                  <wp:extent cx="3801110" cy="1495425"/>
-                  <wp:effectExtent l="0" t="0" r="8890" b="9525"/>
-                  <wp:docPr id="1338867551" name="Grafik 3"/>
-                  <wp:cNvGraphicFramePr>
-                    <a:graphicFrameLocks xmlns:a="http://schemas.openxmlformats.org/drawingml/2006/main" noChangeAspect="1"/>
-                  </wp:cNvGraphicFramePr>
-                  <a:graphic xmlns:a="http://schemas.openxmlformats.org/drawingml/2006/main">
-                    <a:graphicData uri="http://schemas.openxmlformats.org/drawingml/2006/picture">
-                      <pic:pic xmlns:pic="http://schemas.openxmlformats.org/drawingml/2006/picture">
-                        <pic:nvPicPr>
-                          <pic:cNvPr id="0" name="Picture 4"/>
-                          <pic:cNvPicPr>
-                            <a:picLocks noChangeAspect="1" noChangeArrowheads="1"/>
-                          </pic:cNvPicPr>
-                        </pic:nvPicPr>
-                        <pic:blipFill>
-                          <a:blip r:embed="rId8">
-                            <a:extLst>
-                              <a:ext uri="{28A0092B-C50C-407E-A947-70E740481C1C}">
-                                <a14:useLocalDpi xmlns:a14="http://schemas.microsoft.com/office/drawing/2010/main" val="0"/>
-                              </a:ext>
-                            </a:extLst>
-                          </a:blip>
-                          <a:srcRect/>
-                          <a:stretch>
-                            <a:fillRect/>
-                          </a:stretch>
-                        </pic:blipFill>
-                        <pic:spPr bwMode="auto">
-                          <a:xfrm>
-                            <a:off x="0" y="0"/>
-                            <a:ext cx="3801110" cy="1495425"/>
-                          </a:xfrm>
-                          <a:prstGeom prst="rect">
-                            <a:avLst/>
-                          </a:prstGeom>
-                          <a:noFill/>
-                          <a:ln>
-                            <a:noFill/>
-                          </a:ln>
-                        </pic:spPr>
-                      </pic:pic>
-                    </a:graphicData>
-                  </a:graphic>
-                </wp:inline>
-              </w:drawing>
-            </w:r>
-          </w:p>
-        </w:tc>
-        <w:tc>
-          <w:tcPr>
-            <w:tcW w:w="4531" w:type="dxa"/>
-          </w:tcPr>
-          <w:p>
-            <w:pPr>
-              <w:tabs>
-                <w:tab w:val="left" w:pos="3206"/>
-              </w:tabs>
-            </w:pPr>
-          </w:p>
-        </w:tc>
-      </w:tr>
-      <w:tr>
-        <w:tc>
-          <w:tcPr>
-            <w:tcW w:w="4531" w:type="dxa"/>
-          </w:tcPr>
-          <w:p>
-            <w:pPr>
-              <w:tabs>
-                <w:tab w:val="left" w:pos="3206"/>
-              </w:tabs>
-            </w:pPr>
-          </w:p>
-        </w:tc>
-        <w:tc>
-          <w:tcPr>
-            <w:tcW w:w="4531" w:type="dxa"/>
-          </w:tcPr>
-          <w:p>
-            <w:pPr>
-              <w:tabs>
-                <w:tab w:val="left" w:pos="3206"/>
-              </w:tabs>
-              <w:rPr>
-                <w:sz w:val="20"/>
-                <w:szCs w:val="20"/>
-              </w:rPr>
+              <w:cnfStyle w:val="000000000000" w:firstRow="0" w:lastRow="0" w:firstColumn="0" w:lastColumn="0" w:oddVBand="0" w:evenVBand="0" w:oddHBand="0" w:evenHBand="0" w:firstRowFirstColumn="0" w:firstRowLastColumn="0" w:lastRowFirstColumn="0" w:lastRowLastColumn="0"/>
             </w:pPr>
             <w:r>
               <w:rPr>
@@ -1510,27 +1478,30 @@
         </w:tc>
       </w:tr>
       <w:tr>
+        <w:trPr>
+          <w:cnfStyle w:val="000000100000" w:firstRow="0" w:lastRow="0" w:firstColumn="0" w:lastColumn="0" w:oddVBand="0" w:evenVBand="0" w:oddHBand="1" w:evenHBand="0" w:firstRowFirstColumn="0" w:firstRowLastColumn="0" w:lastRowFirstColumn="0" w:lastRowLastColumn="0"/>
+        </w:trPr>
         <w:tc>
           <w:tcPr>
-            <w:tcW w:w="4531" w:type="dxa"/>
+            <w:cnfStyle w:val="001000000000" w:firstRow="0" w:lastRow="0" w:firstColumn="1" w:lastColumn="0" w:oddVBand="0" w:evenVBand="0" w:oddHBand="0" w:evenHBand="0" w:firstRowFirstColumn="0" w:firstRowLastColumn="0" w:lastRowFirstColumn="0" w:lastRowLastColumn="0"/>
+            <w:tcW w:w="6216" w:type="dxa"/>
+            <w:shd w:val="clear" w:color="auto" w:fill="124F1A" w:themeFill="accent3" w:themeFillShade="BF"/>
+          </w:tcPr>
+          <w:p/>
+          <w:p/>
+          <w:p/>
+          <w:p/>
+          <w:p/>
+          <w:p/>
+        </w:tc>
+        <w:tc>
+          <w:tcPr>
+            <w:tcW w:w="2856" w:type="dxa"/>
+            <w:shd w:val="clear" w:color="auto" w:fill="124F1A" w:themeFill="accent3" w:themeFillShade="BF"/>
           </w:tcPr>
           <w:p>
             <w:pPr>
-              <w:tabs>
-                <w:tab w:val="left" w:pos="3206"/>
-              </w:tabs>
-            </w:pPr>
-          </w:p>
-        </w:tc>
-        <w:tc>
-          <w:tcPr>
-            <w:tcW w:w="4531" w:type="dxa"/>
-          </w:tcPr>
-          <w:p>
-            <w:pPr>
-              <w:tabs>
-                <w:tab w:val="left" w:pos="3206"/>
-              </w:tabs>
+              <w:cnfStyle w:val="000000100000" w:firstRow="0" w:lastRow="0" w:firstColumn="0" w:lastColumn="0" w:oddVBand="0" w:evenVBand="0" w:oddHBand="1" w:evenHBand="0" w:firstRowFirstColumn="0" w:firstRowLastColumn="0" w:lastRowFirstColumn="0" w:lastRowLastColumn="0"/>
             </w:pPr>
           </w:p>
         </w:tc>
@@ -1538,46 +1509,409 @@
       <w:tr>
         <w:tc>
           <w:tcPr>
-            <w:tcW w:w="4531" w:type="dxa"/>
+            <w:cnfStyle w:val="001000000000" w:firstRow="0" w:lastRow="0" w:firstColumn="1" w:lastColumn="0" w:oddVBand="0" w:evenVBand="0" w:oddHBand="0" w:evenHBand="0" w:firstRowFirstColumn="0" w:firstRowLastColumn="0" w:lastRowFirstColumn="0" w:lastRowLastColumn="0"/>
+            <w:tcW w:w="6216" w:type="dxa"/>
+            <w:shd w:val="clear" w:color="auto" w:fill="D9F2D0" w:themeFill="accent6" w:themeFillTint="33"/>
+          </w:tcPr>
+          <w:p/>
+          <w:p/>
+          <w:p/>
+          <w:p/>
+          <w:p/>
+          <w:p/>
+        </w:tc>
+        <w:tc>
+          <w:tcPr>
+            <w:tcW w:w="2856" w:type="dxa"/>
+            <w:shd w:val="clear" w:color="auto" w:fill="D9F2D0" w:themeFill="accent6" w:themeFillTint="33"/>
           </w:tcPr>
           <w:p>
             <w:pPr>
-              <w:tabs>
-                <w:tab w:val="left" w:pos="3206"/>
-              </w:tabs>
+              <w:cnfStyle w:val="000000000000" w:firstRow="0" w:lastRow="0" w:firstColumn="0" w:lastColumn="0" w:oddVBand="0" w:evenVBand="0" w:oddHBand="0" w:evenHBand="0" w:firstRowFirstColumn="0" w:firstRowLastColumn="0" w:lastRowFirstColumn="0" w:lastRowLastColumn="0"/>
             </w:pPr>
           </w:p>
         </w:tc>
+      </w:tr>
+      <w:tr>
+        <w:trPr>
+          <w:cnfStyle w:val="000000100000" w:firstRow="0" w:lastRow="0" w:firstColumn="0" w:lastColumn="0" w:oddVBand="0" w:evenVBand="0" w:oddHBand="1" w:evenHBand="0" w:firstRowFirstColumn="0" w:firstRowLastColumn="0" w:lastRowFirstColumn="0" w:lastRowLastColumn="0"/>
+        </w:trPr>
         <w:tc>
           <w:tcPr>
-            <w:tcW w:w="4531" w:type="dxa"/>
+            <w:cnfStyle w:val="001000000000" w:firstRow="0" w:lastRow="0" w:firstColumn="1" w:lastColumn="0" w:oddVBand="0" w:evenVBand="0" w:oddHBand="0" w:evenHBand="0" w:firstRowFirstColumn="0" w:firstRowLastColumn="0" w:lastRowFirstColumn="0" w:lastRowLastColumn="0"/>
+            <w:tcW w:w="6216" w:type="dxa"/>
+            <w:shd w:val="clear" w:color="auto" w:fill="124F1A" w:themeFill="accent3" w:themeFillShade="BF"/>
+          </w:tcPr>
+          <w:p/>
+          <w:p/>
+          <w:p/>
+          <w:p/>
+          <w:p/>
+          <w:p/>
+        </w:tc>
+        <w:tc>
+          <w:tcPr>
+            <w:tcW w:w="2856" w:type="dxa"/>
+            <w:shd w:val="clear" w:color="auto" w:fill="124F1A" w:themeFill="accent3" w:themeFillShade="BF"/>
           </w:tcPr>
           <w:p>
             <w:pPr>
-              <w:tabs>
-                <w:tab w:val="left" w:pos="3206"/>
-              </w:tabs>
+              <w:cnfStyle w:val="000000100000" w:firstRow="0" w:lastRow="0" w:firstColumn="0" w:lastColumn="0" w:oddVBand="0" w:evenVBand="0" w:oddHBand="1" w:evenHBand="0" w:firstRowFirstColumn="0" w:firstRowLastColumn="0" w:lastRowFirstColumn="0" w:lastRowLastColumn="0"/>
             </w:pPr>
           </w:p>
         </w:tc>
       </w:tr>
     </w:tbl>
     <w:p>
-      <w:pPr>
-        <w:tabs>
-          <w:tab w:val="left" w:pos="3206"/>
-        </w:tabs>
+      <w:r>
         <w:rPr>
           <w:noProof/>
         </w:rPr>
-      </w:pPr>
-    </w:p>
-    <w:p>
-      <w:pPr>
-        <w:tabs>
-          <w:tab w:val="left" w:pos="3206"/>
-        </w:tabs>
-      </w:pPr>
+        <mc:AlternateContent>
+          <mc:Choice Requires="wpg">
+            <w:drawing>
+              <wp:anchor distT="0" distB="0" distL="114300" distR="114300" simplePos="0" relativeHeight="251657215" behindDoc="1" locked="0" layoutInCell="1" allowOverlap="1" wp14:anchorId="3FB14F8C" wp14:editId="1F8E4D4C">
+                <wp:simplePos x="0" y="0"/>
+                <wp:positionH relativeFrom="column">
+                  <wp:posOffset>3930938</wp:posOffset>
+                </wp:positionH>
+                <wp:positionV relativeFrom="paragraph">
+                  <wp:posOffset>4754139</wp:posOffset>
+                </wp:positionV>
+                <wp:extent cx="4572000" cy="5654040"/>
+                <wp:effectExtent l="0" t="7620" r="0" b="0"/>
+                <wp:wrapNone/>
+                <wp:docPr id="44499842" name="Gruppieren 4"/>
+                <wp:cNvGraphicFramePr/>
+                <a:graphic xmlns:a="http://schemas.openxmlformats.org/drawingml/2006/main">
+                  <a:graphicData uri="http://schemas.microsoft.com/office/word/2010/wordprocessingGroup">
+                    <wpg:wgp>
+                      <wpg:cNvGrpSpPr/>
+                      <wpg:grpSpPr>
+                        <a:xfrm rot="16200000">
+                          <a:off x="0" y="0"/>
+                          <a:ext cx="4572000" cy="5654040"/>
+                          <a:chOff x="0" y="0"/>
+                          <a:chExt cx="4572000" cy="5654040"/>
+                        </a:xfrm>
+                        <a:solidFill>
+                          <a:srgbClr val="CCFF99">
+                            <a:alpha val="30980"/>
+                          </a:srgbClr>
+                        </a:solidFill>
+                      </wpg:grpSpPr>
+                      <wps:wsp>
+                        <wps:cNvPr id="1739537209" name="Gleichschenkliges Dreieck 3"/>
+                        <wps:cNvSpPr/>
+                        <wps:spPr>
+                          <a:xfrm>
+                            <a:off x="45720" y="1539240"/>
+                            <a:ext cx="4526280" cy="4114800"/>
+                          </a:xfrm>
+                          <a:prstGeom prst="triangle">
+                            <a:avLst/>
+                          </a:prstGeom>
+                          <a:grpFill/>
+                          <a:ln>
+                            <a:noFill/>
+                          </a:ln>
+                        </wps:spPr>
+                        <wps:style>
+                          <a:lnRef idx="2">
+                            <a:schemeClr val="accent1">
+                              <a:shade val="15000"/>
+                            </a:schemeClr>
+                          </a:lnRef>
+                          <a:fillRef idx="1">
+                            <a:schemeClr val="accent1"/>
+                          </a:fillRef>
+                          <a:effectRef idx="0">
+                            <a:schemeClr val="accent1"/>
+                          </a:effectRef>
+                          <a:fontRef idx="minor">
+                            <a:schemeClr val="lt1"/>
+                          </a:fontRef>
+                        </wps:style>
+                        <wps:bodyPr rot="0" spcFirstLastPara="0" vertOverflow="overflow" horzOverflow="overflow" vert="horz" wrap="square" lIns="91440" tIns="45720" rIns="91440" bIns="45720" numCol="1" spcCol="0" rtlCol="0" fromWordArt="0" anchor="ctr" anchorCtr="0" forceAA="0" compatLnSpc="1">
+                          <a:prstTxWarp prst="textNoShape">
+                            <a:avLst/>
+                          </a:prstTxWarp>
+                          <a:noAutofit/>
+                        </wps:bodyPr>
+                      </wps:wsp>
+                      <wps:wsp>
+                        <wps:cNvPr id="788716443" name="Gleichschenkliges Dreieck 3"/>
+                        <wps:cNvSpPr/>
+                        <wps:spPr>
+                          <a:xfrm>
+                            <a:off x="0" y="0"/>
+                            <a:ext cx="4526280" cy="4114800"/>
+                          </a:xfrm>
+                          <a:prstGeom prst="triangle">
+                            <a:avLst/>
+                          </a:prstGeom>
+                          <a:grpFill/>
+                          <a:ln>
+                            <a:noFill/>
+                          </a:ln>
+                        </wps:spPr>
+                        <wps:style>
+                          <a:lnRef idx="2">
+                            <a:schemeClr val="accent1">
+                              <a:shade val="15000"/>
+                            </a:schemeClr>
+                          </a:lnRef>
+                          <a:fillRef idx="1">
+                            <a:schemeClr val="accent1"/>
+                          </a:fillRef>
+                          <a:effectRef idx="0">
+                            <a:schemeClr val="accent1"/>
+                          </a:effectRef>
+                          <a:fontRef idx="minor">
+                            <a:schemeClr val="lt1"/>
+                          </a:fontRef>
+                        </wps:style>
+                        <wps:bodyPr rot="0" spcFirstLastPara="0" vertOverflow="overflow" horzOverflow="overflow" vert="horz" wrap="square" lIns="91440" tIns="45720" rIns="91440" bIns="45720" numCol="1" spcCol="0" rtlCol="0" fromWordArt="0" anchor="ctr" anchorCtr="0" forceAA="0" compatLnSpc="1">
+                          <a:prstTxWarp prst="textNoShape">
+                            <a:avLst/>
+                          </a:prstTxWarp>
+                          <a:noAutofit/>
+                        </wps:bodyPr>
+                      </wps:wsp>
+                    </wpg:wgp>
+                  </a:graphicData>
+                </a:graphic>
+                <wp14:sizeRelV relativeFrom="margin">
+                  <wp14:pctHeight>0</wp14:pctHeight>
+                </wp14:sizeRelV>
+              </wp:anchor>
+            </w:drawing>
+          </mc:Choice>
+          <mc:Fallback>
+            <w:pict>
+              <v:group w14:anchorId="36BF5215" id="Gruppieren 4" o:spid="_x0000_s1026" style="position:absolute;margin-left:309.5pt;margin-top:374.35pt;width:5in;height:445.2pt;rotation:-90;z-index:-251659265;mso-height-relative:margin" coordsize="45720,56540" o:gfxdata="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">
+                <v:shape id="Gleichschenkliges Dreieck 3" o:spid="_x0000_s1027" type="#_x0000_t5" style="position:absolute;left:457;top:15392;width:45263;height:41148;visibility:visible;mso-wrap-style:square;v-text-anchor:middle" o:gfxdata="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" filled="f" stroked="f" strokeweight="1.5pt"/>
+                <v:shape id="Gleichschenkliges Dreieck 3" o:spid="_x0000_s1028" type="#_x0000_t5" style="position:absolute;width:45262;height:41148;visibility:visible;mso-wrap-style:square;v-text-anchor:middle" o:gfxdata="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" filled="f" stroked="f" strokeweight="1.5pt"/>
+              </v:group>
+            </w:pict>
+          </mc:Fallback>
+        </mc:AlternateContent>
+      </w:r>
+      <w:r>
+        <w:rPr>
+          <w:noProof/>
+        </w:rPr>
+        <mc:AlternateContent>
+          <mc:Choice Requires="wps">
+            <w:drawing>
+              <wp:anchor distT="0" distB="0" distL="114300" distR="114300" simplePos="0" relativeHeight="251672576" behindDoc="1" locked="0" layoutInCell="1" allowOverlap="1" wp14:anchorId="235A201C" wp14:editId="710D9A10">
+                <wp:simplePos x="0" y="0"/>
+                <wp:positionH relativeFrom="column">
+                  <wp:posOffset>-1658884</wp:posOffset>
+                </wp:positionH>
+                <wp:positionV relativeFrom="paragraph">
+                  <wp:posOffset>7130893</wp:posOffset>
+                </wp:positionV>
+                <wp:extent cx="4526280" cy="4114800"/>
+                <wp:effectExtent l="704850" t="0" r="0" b="819150"/>
+                <wp:wrapNone/>
+                <wp:docPr id="604343318" name="Gleichschenkliges Dreieck 3"/>
+                <wp:cNvGraphicFramePr/>
+                <a:graphic xmlns:a="http://schemas.openxmlformats.org/drawingml/2006/main">
+                  <a:graphicData uri="http://schemas.microsoft.com/office/word/2010/wordprocessingShape">
+                    <wps:wsp>
+                      <wps:cNvSpPr/>
+                      <wps:spPr>
+                        <a:xfrm rot="1633938">
+                          <a:off x="0" y="0"/>
+                          <a:ext cx="4526280" cy="4114800"/>
+                        </a:xfrm>
+                        <a:prstGeom prst="triangle">
+                          <a:avLst/>
+                        </a:prstGeom>
+                        <a:solidFill>
+                          <a:srgbClr val="CCFF99">
+                            <a:alpha val="30980"/>
+                          </a:srgbClr>
+                        </a:solidFill>
+                        <a:ln>
+                          <a:noFill/>
+                        </a:ln>
+                      </wps:spPr>
+                      <wps:style>
+                        <a:lnRef idx="2">
+                          <a:schemeClr val="accent1">
+                            <a:shade val="15000"/>
+                          </a:schemeClr>
+                        </a:lnRef>
+                        <a:fillRef idx="1">
+                          <a:schemeClr val="accent1"/>
+                        </a:fillRef>
+                        <a:effectRef idx="0">
+                          <a:schemeClr val="accent1"/>
+                        </a:effectRef>
+                        <a:fontRef idx="minor">
+                          <a:schemeClr val="lt1"/>
+                        </a:fontRef>
+                      </wps:style>
+                      <wps:bodyPr rot="0" spcFirstLastPara="0" vertOverflow="overflow" horzOverflow="overflow" vert="horz" wrap="square" lIns="91440" tIns="45720" rIns="91440" bIns="45720" numCol="1" spcCol="0" rtlCol="0" fromWordArt="0" anchor="ctr" anchorCtr="0" forceAA="0" compatLnSpc="1">
+                        <a:prstTxWarp prst="textNoShape">
+                          <a:avLst/>
+                        </a:prstTxWarp>
+                        <a:noAutofit/>
+                      </wps:bodyPr>
+                    </wps:wsp>
+                  </a:graphicData>
+                </a:graphic>
+              </wp:anchor>
+            </w:drawing>
+          </mc:Choice>
+          <mc:Fallback>
+            <w:pict>
+              <v:shape w14:anchorId="673B955F" id="Gleichschenkliges Dreieck 3" o:spid="_x0000_s1026" type="#_x0000_t5" style="position:absolute;margin-left:-130.6pt;margin-top:561.5pt;width:356.4pt;height:324pt;rotation:1784696fd;z-index:-251643904;visibility:visible;mso-wrap-style:square;mso-wrap-distance-left:9pt;mso-wrap-distance-top:0;mso-wrap-distance-right:9pt;mso-wrap-distance-bottom:0;mso-position-horizontal:absolute;mso-position-horizontal-relative:text;mso-position-vertical:absolute;mso-position-vertical-relative:text;v-text-anchor:middle" o:gfxdata="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" fillcolor="#cf9" stroked="f" strokeweight="1.5pt">
+                <v:fill opacity="20303f"/>
+              </v:shape>
+            </w:pict>
+          </mc:Fallback>
+        </mc:AlternateContent>
+      </w:r>
+      <w:r>
+        <w:rPr>
+          <w:noProof/>
+        </w:rPr>
+        <mc:AlternateContent>
+          <mc:Choice Requires="wpg">
+            <w:drawing>
+              <wp:anchor distT="0" distB="0" distL="114300" distR="114300" simplePos="0" relativeHeight="251669504" behindDoc="1" locked="0" layoutInCell="1" allowOverlap="1" wp14:anchorId="7F15D62F" wp14:editId="63338EFD">
+                <wp:simplePos x="0" y="0"/>
+                <wp:positionH relativeFrom="column">
+                  <wp:posOffset>-3538855</wp:posOffset>
+                </wp:positionH>
+                <wp:positionV relativeFrom="paragraph">
+                  <wp:posOffset>-776605</wp:posOffset>
+                </wp:positionV>
+                <wp:extent cx="4620260" cy="5251450"/>
+                <wp:effectExtent l="827405" t="0" r="0" b="1141095"/>
+                <wp:wrapNone/>
+                <wp:docPr id="99111370" name="Gruppieren 4"/>
+                <wp:cNvGraphicFramePr/>
+                <a:graphic xmlns:a="http://schemas.openxmlformats.org/drawingml/2006/main">
+                  <a:graphicData uri="http://schemas.microsoft.com/office/word/2010/wordprocessingGroup">
+                    <wpg:wgp>
+                      <wpg:cNvGrpSpPr/>
+                      <wpg:grpSpPr>
+                        <a:xfrm rot="3080005">
+                          <a:off x="0" y="0"/>
+                          <a:ext cx="4620260" cy="5251450"/>
+                          <a:chOff x="-48267" y="402445"/>
+                          <a:chExt cx="4620267" cy="5251595"/>
+                        </a:xfrm>
+                        <a:solidFill>
+                          <a:srgbClr val="CCFF99">
+                            <a:alpha val="30980"/>
+                          </a:srgbClr>
+                        </a:solidFill>
+                      </wpg:grpSpPr>
+                      <wps:wsp>
+                        <wps:cNvPr id="684799639" name="Gleichschenkliges Dreieck 3"/>
+                        <wps:cNvSpPr/>
+                        <wps:spPr>
+                          <a:xfrm>
+                            <a:off x="45720" y="1539240"/>
+                            <a:ext cx="4526280" cy="4114800"/>
+                          </a:xfrm>
+                          <a:prstGeom prst="triangle">
+                            <a:avLst/>
+                          </a:prstGeom>
+                          <a:grpFill/>
+                          <a:ln>
+                            <a:noFill/>
+                          </a:ln>
+                        </wps:spPr>
+                        <wps:style>
+                          <a:lnRef idx="2">
+                            <a:schemeClr val="accent1">
+                              <a:shade val="15000"/>
+                            </a:schemeClr>
+                          </a:lnRef>
+                          <a:fillRef idx="1">
+                            <a:schemeClr val="accent1"/>
+                          </a:fillRef>
+                          <a:effectRef idx="0">
+                            <a:schemeClr val="accent1"/>
+                          </a:effectRef>
+                          <a:fontRef idx="minor">
+                            <a:schemeClr val="lt1"/>
+                          </a:fontRef>
+                        </wps:style>
+                        <wps:bodyPr rot="0" spcFirstLastPara="0" vertOverflow="overflow" horzOverflow="overflow" vert="horz" wrap="square" lIns="91440" tIns="45720" rIns="91440" bIns="45720" numCol="1" spcCol="0" rtlCol="0" fromWordArt="0" anchor="ctr" anchorCtr="0" forceAA="0" compatLnSpc="1">
+                          <a:prstTxWarp prst="textNoShape">
+                            <a:avLst/>
+                          </a:prstTxWarp>
+                          <a:noAutofit/>
+                        </wps:bodyPr>
+                      </wps:wsp>
+                      <wps:wsp>
+                        <wps:cNvPr id="905517020" name="Gleichschenkliges Dreieck 3"/>
+                        <wps:cNvSpPr/>
+                        <wps:spPr>
+                          <a:xfrm>
+                            <a:off x="-48267" y="402445"/>
+                            <a:ext cx="4526280" cy="4114800"/>
+                          </a:xfrm>
+                          <a:prstGeom prst="triangle">
+                            <a:avLst/>
+                          </a:prstGeom>
+                          <a:grpFill/>
+                          <a:ln>
+                            <a:noFill/>
+                          </a:ln>
+                        </wps:spPr>
+                        <wps:style>
+                          <a:lnRef idx="2">
+                            <a:schemeClr val="accent1">
+                              <a:shade val="15000"/>
+                            </a:schemeClr>
+                          </a:lnRef>
+                          <a:fillRef idx="1">
+                            <a:schemeClr val="accent1"/>
+                          </a:fillRef>
+                          <a:effectRef idx="0">
+                            <a:schemeClr val="accent1"/>
+                          </a:effectRef>
+                          <a:fontRef idx="minor">
+                            <a:schemeClr val="lt1"/>
+                          </a:fontRef>
+                        </wps:style>
+                        <wps:bodyPr rot="0" spcFirstLastPara="0" vertOverflow="overflow" horzOverflow="overflow" vert="horz" wrap="square" lIns="91440" tIns="45720" rIns="91440" bIns="45720" numCol="1" spcCol="0" rtlCol="0" fromWordArt="0" anchor="ctr" anchorCtr="0" forceAA="0" compatLnSpc="1">
+                          <a:prstTxWarp prst="textNoShape">
+                            <a:avLst/>
+                          </a:prstTxWarp>
+                          <a:noAutofit/>
+                        </wps:bodyPr>
+                      </wps:wsp>
+                    </wpg:wgp>
+                  </a:graphicData>
+                </a:graphic>
+                <wp14:sizeRelH relativeFrom="margin">
+                  <wp14:pctWidth>0</wp14:pctWidth>
+                </wp14:sizeRelH>
+                <wp14:sizeRelV relativeFrom="margin">
+                  <wp14:pctHeight>0</wp14:pctHeight>
+                </wp14:sizeRelV>
+              </wp:anchor>
+            </w:drawing>
+          </mc:Choice>
+          <mc:Fallback>
+            <w:pict>
+              <v:group w14:anchorId="01056145" id="Gruppieren 4" o:spid="_x0000_s1026" style="position:absolute;margin-left:-278.65pt;margin-top:-61.15pt;width:363.8pt;height:413.5pt;rotation:3364187fd;z-index:-251646976;mso-width-relative:margin;mso-height-relative:margin" coordorigin="-482,4024" coordsize="46202,52515" o:gfxdata="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">
+                <v:shape id="Gleichschenkliges Dreieck 3" o:spid="_x0000_s1027" type="#_x0000_t5" style="position:absolute;left:457;top:15392;width:45263;height:41148;visibility:visible;mso-wrap-style:square;v-text-anchor:middle" o:gfxdata="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" filled="f" stroked="f" strokeweight="1.5pt"/>
+                <v:shape id="Gleichschenkliges Dreieck 3" o:spid="_x0000_s1028" type="#_x0000_t5" style="position:absolute;left:-482;top:4024;width:45262;height:41148;visibility:visible;mso-wrap-style:square;v-text-anchor:middle" o:gfxdata="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" filled="f" stroked="f" strokeweight="1.5pt"/>
+              </v:group>
+            </w:pict>
+          </mc:Fallback>
+        </mc:AlternateContent>
+      </w:r>
     </w:p>
     <w:sectPr>
       <w:pgSz w:w="11906" w:h="16838" w:code="9"/>
@@ -4732,6 +5066,7 @@
   <w:style w:type="character" w:default="1" w:styleId="Absatz-Standardschriftart">
     <w:name w:val="Default Paragraph Font"/>
     <w:uiPriority w:val="1"/>
+    <w:semiHidden/>
     <w:unhideWhenUsed/>
   </w:style>
   <w:style w:type="table" w:default="1" w:styleId="NormaleTabelle">
@@ -5064,6 +5399,160 @@
       </w:tblBorders>
     </w:tblPr>
   </w:style>
+  <w:style w:type="table" w:styleId="Gitternetztabelle4Akzent6">
+    <w:name w:val="Grid Table 4 Accent 6"/>
+    <w:basedOn w:val="NormaleTabelle"/>
+    <w:uiPriority w:val="49"/>
+    <w:rsid w:val="00A711FF"/>
+    <w:pPr>
+      <w:spacing w:after="0" w:line="240" w:lineRule="auto"/>
+    </w:pPr>
+    <w:tblPr>
+      <w:tblStyleRowBandSize w:val="1"/>
+      <w:tblStyleColBandSize w:val="1"/>
+      <w:tblBorders>
+        <w:top w:val="single" w:sz="4" w:space="0" w:color="8DD873" w:themeColor="accent6" w:themeTint="99"/>
+        <w:left w:val="single" w:sz="4" w:space="0" w:color="8DD873" w:themeColor="accent6" w:themeTint="99"/>
+        <w:bottom w:val="single" w:sz="4" w:space="0" w:color="8DD873" w:themeColor="accent6" w:themeTint="99"/>
+        <w:right w:val="single" w:sz="4" w:space="0" w:color="8DD873" w:themeColor="accent6" w:themeTint="99"/>
+        <w:insideH w:val="single" w:sz="4" w:space="0" w:color="8DD873" w:themeColor="accent6" w:themeTint="99"/>
+        <w:insideV w:val="single" w:sz="4" w:space="0" w:color="8DD873" w:themeColor="accent6" w:themeTint="99"/>
+      </w:tblBorders>
+    </w:tblPr>
+    <w:tblStylePr w:type="firstRow">
+      <w:rPr>
+        <w:b/>
+        <w:bCs/>
+        <w:color w:val="FFFFFF" w:themeColor="background1"/>
+      </w:rPr>
+      <w:tblPr/>
+      <w:tcPr>
+        <w:tcBorders>
+          <w:top w:val="single" w:sz="4" w:space="0" w:color="4EA72E" w:themeColor="accent6"/>
+          <w:left w:val="single" w:sz="4" w:space="0" w:color="4EA72E" w:themeColor="accent6"/>
+          <w:bottom w:val="single" w:sz="4" w:space="0" w:color="4EA72E" w:themeColor="accent6"/>
+          <w:right w:val="single" w:sz="4" w:space="0" w:color="4EA72E" w:themeColor="accent6"/>
+          <w:insideH w:val="nil"/>
+          <w:insideV w:val="nil"/>
+        </w:tcBorders>
+        <w:shd w:val="clear" w:color="auto" w:fill="4EA72E" w:themeFill="accent6"/>
+      </w:tcPr>
+    </w:tblStylePr>
+    <w:tblStylePr w:type="lastRow">
+      <w:rPr>
+        <w:b/>
+        <w:bCs/>
+      </w:rPr>
+      <w:tblPr/>
+      <w:tcPr>
+        <w:tcBorders>
+          <w:top w:val="double" w:sz="4" w:space="0" w:color="4EA72E" w:themeColor="accent6"/>
+        </w:tcBorders>
+      </w:tcPr>
+    </w:tblStylePr>
+    <w:tblStylePr w:type="firstCol">
+      <w:rPr>
+        <w:b/>
+        <w:bCs/>
+      </w:rPr>
+    </w:tblStylePr>
+    <w:tblStylePr w:type="lastCol">
+      <w:rPr>
+        <w:b/>
+        <w:bCs/>
+      </w:rPr>
+    </w:tblStylePr>
+    <w:tblStylePr w:type="band1Vert">
+      <w:tblPr/>
+      <w:tcPr>
+        <w:shd w:val="clear" w:color="auto" w:fill="D9F2D0" w:themeFill="accent6" w:themeFillTint="33"/>
+      </w:tcPr>
+    </w:tblStylePr>
+    <w:tblStylePr w:type="band1Horz">
+      <w:tblPr/>
+      <w:tcPr>
+        <w:shd w:val="clear" w:color="auto" w:fill="D9F2D0" w:themeFill="accent6" w:themeFillTint="33"/>
+      </w:tcPr>
+    </w:tblStylePr>
+  </w:style>
+  <w:style w:type="table" w:styleId="Gitternetztabelle2Akzent6">
+    <w:name w:val="Grid Table 2 Accent 6"/>
+    <w:basedOn w:val="NormaleTabelle"/>
+    <w:uiPriority w:val="47"/>
+    <w:rsid w:val="009568F9"/>
+    <w:pPr>
+      <w:spacing w:after="0" w:line="240" w:lineRule="auto"/>
+    </w:pPr>
+    <w:tblPr>
+      <w:tblStyleRowBandSize w:val="1"/>
+      <w:tblStyleColBandSize w:val="1"/>
+      <w:tblBorders>
+        <w:top w:val="single" w:sz="4" w:space="0" w:color="auto"/>
+        <w:bottom w:val="single" w:sz="4" w:space="0" w:color="auto"/>
+        <w:insideH w:val="single" w:sz="4" w:space="0" w:color="auto"/>
+        <w:insideV w:val="single" w:sz="4" w:space="0" w:color="auto"/>
+      </w:tblBorders>
+    </w:tblPr>
+    <w:tcPr>
+      <w:shd w:val="clear" w:color="auto" w:fill="auto"/>
+    </w:tcPr>
+    <w:tblStylePr w:type="firstRow">
+      <w:rPr>
+        <w:b/>
+        <w:bCs/>
+      </w:rPr>
+      <w:tblPr/>
+      <w:tcPr>
+        <w:tcBorders>
+          <w:top w:val="nil"/>
+          <w:bottom w:val="single" w:sz="12" w:space="0" w:color="8DD873" w:themeColor="accent6" w:themeTint="99"/>
+          <w:insideH w:val="nil"/>
+          <w:insideV w:val="nil"/>
+        </w:tcBorders>
+        <w:shd w:val="clear" w:color="auto" w:fill="FFFFFF" w:themeFill="background1"/>
+      </w:tcPr>
+    </w:tblStylePr>
+    <w:tblStylePr w:type="lastRow">
+      <w:rPr>
+        <w:b/>
+        <w:bCs/>
+      </w:rPr>
+      <w:tblPr/>
+      <w:tcPr>
+        <w:tcBorders>
+          <w:top w:val="double" w:sz="2" w:space="0" w:color="8DD873" w:themeColor="accent6" w:themeTint="99"/>
+          <w:bottom w:val="nil"/>
+          <w:insideH w:val="nil"/>
+          <w:insideV w:val="nil"/>
+        </w:tcBorders>
+        <w:shd w:val="clear" w:color="auto" w:fill="FFFFFF" w:themeFill="background1"/>
+      </w:tcPr>
+    </w:tblStylePr>
+    <w:tblStylePr w:type="firstCol">
+      <w:rPr>
+        <w:b/>
+        <w:bCs/>
+      </w:rPr>
+    </w:tblStylePr>
+    <w:tblStylePr w:type="lastCol">
+      <w:rPr>
+        <w:b/>
+        <w:bCs/>
+      </w:rPr>
+    </w:tblStylePr>
+    <w:tblStylePr w:type="band1Vert">
+      <w:tblPr/>
+      <w:tcPr>
+        <w:shd w:val="clear" w:color="auto" w:fill="D9F2D0" w:themeFill="accent6" w:themeFillTint="33"/>
+      </w:tcPr>
+    </w:tblStylePr>
+    <w:tblStylePr w:type="band1Horz">
+      <w:tblPr/>
+      <w:tcPr>
+        <w:shd w:val="clear" w:color="auto" w:fill="D9F2D0" w:themeFill="accent6" w:themeFillTint="33"/>
+      </w:tcPr>
+    </w:tblStylePr>
+  </w:style>
 </w:styles>
 </file>
 

--- a/Meier_Blättler_Maisenbacher_MMA25cL_Gruppe1.docx
+++ b/Meier_Blättler_Maisenbacher_MMA25cL_Gruppe1.docx
@@ -1054,21 +1054,212 @@
         <w:tblStyle w:val="Gitternetztabelle2Akzent6"/>
         <w:tblpPr w:leftFromText="141" w:rightFromText="141" w:vertAnchor="text" w:horzAnchor="margin" w:tblpY="151"/>
         <w:tblW w:w="0" w:type="auto"/>
+        <w:tblLayout w:type="fixed"/>
         <w:tblLook w:val="04A0" w:firstRow="1" w:lastRow="0" w:firstColumn="1" w:lastColumn="0" w:noHBand="0" w:noVBand="1"/>
       </w:tblPr>
       <w:tblGrid>
-        <w:gridCol w:w="6216"/>
-        <w:gridCol w:w="2856"/>
+        <w:gridCol w:w="4395"/>
+        <w:gridCol w:w="4677"/>
       </w:tblGrid>
       <w:tr>
         <w:trPr>
           <w:cnfStyle w:val="100000000000" w:firstRow="1" w:lastRow="0" w:firstColumn="0" w:lastColumn="0" w:oddVBand="0" w:evenVBand="0" w:oddHBand="0" w:evenHBand="0" w:firstRowFirstColumn="0" w:firstRowLastColumn="0" w:lastRowFirstColumn="0" w:lastRowLastColumn="0"/>
+          <w:trHeight w:val="2830"/>
         </w:trPr>
         <w:tc>
           <w:tcPr>
             <w:cnfStyle w:val="001000000000" w:firstRow="0" w:lastRow="0" w:firstColumn="1" w:lastColumn="0" w:oddVBand="0" w:evenVBand="0" w:oddHBand="0" w:evenHBand="0" w:firstRowFirstColumn="0" w:firstRowLastColumn="0" w:lastRowFirstColumn="0" w:lastRowLastColumn="0"/>
-            <w:tcW w:w="6216" w:type="dxa"/>
+            <w:tcW w:w="4395" w:type="dxa"/>
             <w:shd w:val="clear" w:color="auto" w:fill="DDF3CF"/>
+            <w:vAlign w:val="center"/>
+          </w:tcPr>
+          <w:p>
+            <w:r>
+              <w:lastRenderedPageBreak/>
+              <w:drawing>
+                <wp:anchor distT="0" distB="0" distL="114300" distR="114300" simplePos="0" relativeHeight="251673600" behindDoc="0" locked="0" layoutInCell="1" allowOverlap="1" wp14:anchorId="35E77A96" wp14:editId="353B4C1D">
+                  <wp:simplePos x="0" y="0"/>
+                  <wp:positionH relativeFrom="column">
+                    <wp:posOffset>-68580</wp:posOffset>
+                  </wp:positionH>
+                  <wp:positionV relativeFrom="paragraph">
+                    <wp:posOffset>232410</wp:posOffset>
+                  </wp:positionV>
+                  <wp:extent cx="4025265" cy="1153795"/>
+                  <wp:effectExtent l="0" t="0" r="0" b="8255"/>
+                  <wp:wrapTopAndBottom/>
+                  <wp:docPr id="490818066" name="Grafik 1"/>
+                  <wp:cNvGraphicFramePr>
+                    <a:graphicFrameLocks xmlns:a="http://schemas.openxmlformats.org/drawingml/2006/main" noChangeAspect="1"/>
+                  </wp:cNvGraphicFramePr>
+                  <a:graphic xmlns:a="http://schemas.openxmlformats.org/drawingml/2006/main">
+                    <a:graphicData uri="http://schemas.openxmlformats.org/drawingml/2006/picture">
+                      <pic:pic xmlns:pic="http://schemas.openxmlformats.org/drawingml/2006/picture">
+                        <pic:nvPicPr>
+                          <pic:cNvPr id="490818066" name=""/>
+                          <pic:cNvPicPr/>
+                        </pic:nvPicPr>
+                        <pic:blipFill>
+                          <a:blip r:embed="rId6" cstate="print">
+                            <a:extLst>
+                              <a:ext uri="{28A0092B-C50C-407E-A947-70E740481C1C}">
+                                <a14:useLocalDpi xmlns:a14="http://schemas.microsoft.com/office/drawing/2010/main" val="0"/>
+                              </a:ext>
+                            </a:extLst>
+                          </a:blip>
+                          <a:stretch>
+                            <a:fillRect/>
+                          </a:stretch>
+                        </pic:blipFill>
+                        <pic:spPr>
+                          <a:xfrm>
+                            <a:off x="0" y="0"/>
+                            <a:ext cx="4025265" cy="1153795"/>
+                          </a:xfrm>
+                          <a:prstGeom prst="rect">
+                            <a:avLst/>
+                          </a:prstGeom>
+                        </pic:spPr>
+                      </pic:pic>
+                    </a:graphicData>
+                  </a:graphic>
+                  <wp14:sizeRelH relativeFrom="margin">
+                    <wp14:pctWidth>0</wp14:pctWidth>
+                  </wp14:sizeRelH>
+                  <wp14:sizeRelV relativeFrom="margin">
+                    <wp14:pctHeight>0</wp14:pctHeight>
+                  </wp14:sizeRelV>
+                </wp:anchor>
+              </w:drawing>
+            </w:r>
+            <w:r>
+              <w:t>Ordnerstruktur</w:t>
+            </w:r>
+          </w:p>
+        </w:tc>
+        <w:tc>
+          <w:tcPr>
+            <w:tcW w:w="4677" w:type="dxa"/>
+            <w:shd w:val="clear" w:color="auto" w:fill="DDF3CF"/>
+            <w:vAlign w:val="center"/>
+          </w:tcPr>
+          <w:p>
+            <w:pPr>
+              <w:cnfStyle w:val="100000000000" w:firstRow="1" w:lastRow="0" w:firstColumn="0" w:lastColumn="0" w:oddVBand="0" w:evenVBand="0" w:oddHBand="0" w:evenHBand="0" w:firstRowFirstColumn="0" w:firstRowLastColumn="0" w:lastRowFirstColumn="0" w:lastRowLastColumn="0"/>
+              <w:rPr>
+                <w:b w:val="0"/>
+                <w:bCs w:val="0"/>
+              </w:rPr>
+            </w:pPr>
+            <w:r>
+              <w:rPr>
+                <w:b w:val="0"/>
+                <w:bCs w:val="0"/>
+              </w:rPr>
+              <w:t xml:space="preserve">Als </w:t>
+            </w:r>
+            <w:r>
+              <w:rPr>
+                <w:b w:val="0"/>
+                <w:bCs w:val="0"/>
+              </w:rPr>
+              <w:t xml:space="preserve">erstes haben wir </w:t>
+            </w:r>
+            <w:r>
+              <w:rPr>
+                <w:b w:val="0"/>
+                <w:bCs w:val="0"/>
+              </w:rPr>
+              <w:t xml:space="preserve">eine sinnvolle Ordnerstruktur erstellt, wo </w:t>
+            </w:r>
+            <w:proofErr w:type="spellStart"/>
+            <w:r>
+              <w:rPr>
+                <w:b w:val="0"/>
+                <w:bCs w:val="0"/>
+              </w:rPr>
+              <w:t>css</w:t>
+            </w:r>
+            <w:proofErr w:type="spellEnd"/>
+            <w:r>
+              <w:rPr>
+                <w:b w:val="0"/>
+                <w:bCs w:val="0"/>
+              </w:rPr>
+              <w:t xml:space="preserve">, </w:t>
+            </w:r>
+            <w:proofErr w:type="spellStart"/>
+            <w:r>
+              <w:rPr>
+                <w:b w:val="0"/>
+                <w:bCs w:val="0"/>
+              </w:rPr>
+              <w:t>html</w:t>
+            </w:r>
+            <w:proofErr w:type="spellEnd"/>
+            <w:r>
+              <w:rPr>
+                <w:b w:val="0"/>
+                <w:bCs w:val="0"/>
+              </w:rPr>
+              <w:t xml:space="preserve">, </w:t>
+            </w:r>
+            <w:proofErr w:type="spellStart"/>
+            <w:r>
+              <w:rPr>
+                <w:b w:val="0"/>
+                <w:bCs w:val="0"/>
+              </w:rPr>
+              <w:t>bilder</w:t>
+            </w:r>
+            <w:proofErr w:type="spellEnd"/>
+            <w:r>
+              <w:rPr>
+                <w:b w:val="0"/>
+                <w:bCs w:val="0"/>
+              </w:rPr>
+              <w:t xml:space="preserve">, Screenshots </w:t>
+            </w:r>
+            <w:r>
+              <w:t>(</w:t>
+            </w:r>
+            <w:r>
+              <w:rPr>
+                <w:b w:val="0"/>
+                <w:bCs w:val="0"/>
+              </w:rPr>
+              <w:t xml:space="preserve">für Dokumentation) und </w:t>
+            </w:r>
+            <w:proofErr w:type="spellStart"/>
+            <w:r>
+              <w:rPr>
+                <w:b w:val="0"/>
+                <w:bCs w:val="0"/>
+              </w:rPr>
+              <w:t>js</w:t>
+            </w:r>
+            <w:proofErr w:type="spellEnd"/>
+            <w:r>
+              <w:rPr>
+                <w:b w:val="0"/>
+                <w:bCs w:val="0"/>
+              </w:rPr>
+              <w:t xml:space="preserve"> Dateien abgelegt werden.</w:t>
+            </w:r>
+          </w:p>
+        </w:tc>
+      </w:tr>
+      <w:tr>
+        <w:trPr>
+          <w:cnfStyle w:val="000000100000" w:firstRow="0" w:lastRow="0" w:firstColumn="0" w:lastColumn="0" w:oddVBand="0" w:evenVBand="0" w:oddHBand="1" w:evenHBand="0" w:firstRowFirstColumn="0" w:firstRowLastColumn="0" w:lastRowFirstColumn="0" w:lastRowLastColumn="0"/>
+          <w:trHeight w:val="2305"/>
+        </w:trPr>
+        <w:tc>
+          <w:tcPr>
+            <w:cnfStyle w:val="001000000000" w:firstRow="0" w:lastRow="0" w:firstColumn="1" w:lastColumn="0" w:oddVBand="0" w:evenVBand="0" w:oddHBand="0" w:evenHBand="0" w:firstRowFirstColumn="0" w:firstRowLastColumn="0" w:lastRowFirstColumn="0" w:lastRowLastColumn="0"/>
+            <w:tcW w:w="4395" w:type="dxa"/>
+            <w:shd w:val="clear" w:color="auto" w:fill="124F1A" w:themeFill="accent3" w:themeFillShade="BF"/>
+            <w:vAlign w:val="center"/>
           </w:tcPr>
           <w:p>
             <w:pPr>
@@ -1077,6 +1268,197 @@
                 <w:bCs w:val="0"/>
               </w:rPr>
             </w:pPr>
+            <w:r>
+              <w:t xml:space="preserve">Navigation mit Framework </w:t>
+            </w:r>
+          </w:p>
+          <w:p>
+            <w:r>
+              <w:rPr>
+                <w:b w:val="0"/>
+                <w:bCs w:val="0"/>
+              </w:rPr>
+              <w:t>Index</w:t>
+            </w:r>
+            <w:r>
+              <w:rPr>
+                <w:b w:val="0"/>
+                <w:bCs w:val="0"/>
+              </w:rPr>
+              <w:t>.html</w:t>
+            </w:r>
+            <w:r>
+              <w:rPr>
+                <w:b w:val="0"/>
+                <w:bCs w:val="0"/>
+              </w:rPr>
+              <w:t xml:space="preserve"> Zeile 13-51</w:t>
+            </w:r>
+            <w:r>
+              <w:rPr>
+                <w:b w:val="0"/>
+                <w:bCs w:val="0"/>
+              </w:rPr>
+              <w:t xml:space="preserve"> und</w:t>
+            </w:r>
+          </w:p>
+          <w:p>
+            <w:r>
+              <w:rPr>
+                <w:b w:val="0"/>
+                <w:bCs w:val="0"/>
+              </w:rPr>
+              <w:t>Index.css Zeile</w:t>
+            </w:r>
+            <w:r>
+              <w:rPr>
+                <w:b w:val="0"/>
+                <w:bCs w:val="0"/>
+              </w:rPr>
+              <w:t xml:space="preserve"> </w:t>
+            </w:r>
+            <w:r>
+              <w:rPr>
+                <w:b w:val="0"/>
+                <w:bCs w:val="0"/>
+              </w:rPr>
+              <w:t>3</w:t>
+            </w:r>
+            <w:r>
+              <w:rPr>
+                <w:b w:val="0"/>
+                <w:bCs w:val="0"/>
+              </w:rPr>
+              <w:t>8</w:t>
+            </w:r>
+            <w:r>
+              <w:rPr>
+                <w:b w:val="0"/>
+                <w:bCs w:val="0"/>
+              </w:rPr>
+              <w:t>-167</w:t>
+            </w:r>
+            <w:r>
+              <w:rPr>
+                <w:b w:val="0"/>
+                <w:bCs w:val="0"/>
+              </w:rPr>
+              <w:t>:</w:t>
+            </w:r>
+          </w:p>
+        </w:tc>
+        <w:tc>
+          <w:tcPr>
+            <w:tcW w:w="4677" w:type="dxa"/>
+            <w:shd w:val="clear" w:color="auto" w:fill="124F1A" w:themeFill="accent3" w:themeFillShade="BF"/>
+            <w:vAlign w:val="center"/>
+          </w:tcPr>
+          <w:p>
+            <w:pPr>
+              <w:tabs>
+                <w:tab w:val="left" w:pos="3206"/>
+              </w:tabs>
+              <w:cnfStyle w:val="000000100000" w:firstRow="0" w:lastRow="0" w:firstColumn="0" w:lastColumn="0" w:oddVBand="0" w:evenVBand="0" w:oddHBand="1" w:evenHBand="0" w:firstRowFirstColumn="0" w:firstRowLastColumn="0" w:lastRowFirstColumn="0" w:lastRowLastColumn="0"/>
+            </w:pPr>
+            <w:r>
+              <w:t xml:space="preserve">- Google Font </w:t>
+            </w:r>
+            <w:proofErr w:type="spellStart"/>
+            <w:r>
+              <w:t>verlinkung</w:t>
+            </w:r>
+            <w:proofErr w:type="spellEnd"/>
+            <w:r>
+              <w:t xml:space="preserve"> </w:t>
+            </w:r>
+          </w:p>
+          <w:p>
+            <w:pPr>
+              <w:tabs>
+                <w:tab w:val="left" w:pos="3206"/>
+              </w:tabs>
+              <w:cnfStyle w:val="000000100000" w:firstRow="0" w:lastRow="0" w:firstColumn="0" w:lastColumn="0" w:oddVBand="0" w:evenVBand="0" w:oddHBand="1" w:evenHBand="0" w:firstRowFirstColumn="0" w:firstRowLastColumn="0" w:lastRowFirstColumn="0" w:lastRowLastColumn="0"/>
+            </w:pPr>
+            <w:r>
+              <w:t xml:space="preserve">- W3C School </w:t>
+            </w:r>
+            <w:proofErr w:type="spellStart"/>
+            <w:r>
+              <w:t>Navbar</w:t>
+            </w:r>
+            <w:proofErr w:type="spellEnd"/>
+            <w:r>
+              <w:t xml:space="preserve"> (Mobile und Desktop) </w:t>
+            </w:r>
+          </w:p>
+          <w:p>
+            <w:pPr>
+              <w:tabs>
+                <w:tab w:val="left" w:pos="3206"/>
+              </w:tabs>
+              <w:cnfStyle w:val="000000100000" w:firstRow="0" w:lastRow="0" w:firstColumn="0" w:lastColumn="0" w:oddVBand="0" w:evenVBand="0" w:oddHBand="1" w:evenHBand="0" w:firstRowFirstColumn="0" w:firstRowLastColumn="0" w:lastRowFirstColumn="0" w:lastRowLastColumn="0"/>
+            </w:pPr>
+            <w:r>
+              <w:t xml:space="preserve">- </w:t>
+            </w:r>
+            <w:proofErr w:type="spellStart"/>
+            <w:r>
+              <w:t>NavBar</w:t>
+            </w:r>
+            <w:proofErr w:type="spellEnd"/>
+            <w:r>
+              <w:t xml:space="preserve"> Content </w:t>
+            </w:r>
+          </w:p>
+          <w:p>
+            <w:pPr>
+              <w:cnfStyle w:val="000000100000" w:firstRow="0" w:lastRow="0" w:firstColumn="0" w:lastColumn="0" w:oddVBand="0" w:evenVBand="0" w:oddHBand="1" w:evenHBand="0" w:firstRowFirstColumn="0" w:firstRowLastColumn="0" w:lastRowFirstColumn="0" w:lastRowLastColumn="0"/>
+            </w:pPr>
+            <w:r>
+              <w:t xml:space="preserve">- Index Seitentext für </w:t>
+            </w:r>
+            <w:proofErr w:type="spellStart"/>
+            <w:r>
+              <w:t>benotung</w:t>
+            </w:r>
+            <w:proofErr w:type="spellEnd"/>
+          </w:p>
+        </w:tc>
+      </w:tr>
+      <w:tr>
+        <w:trPr>
+          <w:trHeight w:val="1772"/>
+        </w:trPr>
+        <w:tc>
+          <w:tcPr>
+            <w:cnfStyle w:val="001000000000" w:firstRow="0" w:lastRow="0" w:firstColumn="1" w:lastColumn="0" w:oddVBand="0" w:evenVBand="0" w:oddHBand="0" w:evenHBand="0" w:firstRowFirstColumn="0" w:firstRowLastColumn="0" w:lastRowFirstColumn="0" w:lastRowLastColumn="0"/>
+            <w:tcW w:w="4395" w:type="dxa"/>
+            <w:shd w:val="clear" w:color="auto" w:fill="D9F2D0" w:themeFill="accent6" w:themeFillTint="33"/>
+            <w:vAlign w:val="center"/>
+          </w:tcPr>
+          <w:p>
+            <w:r>
+              <w:t>Startseite</w:t>
+            </w:r>
+            <w:r>
+              <w:t xml:space="preserve"> (Text)</w:t>
+            </w:r>
+          </w:p>
+          <w:p>
+            <w:r>
+              <w:rPr>
+                <w:b w:val="0"/>
+                <w:bCs w:val="0"/>
+              </w:rPr>
+              <w:t>Index.html</w:t>
+            </w:r>
+            <w:r>
+              <w:rPr>
+                <w:b w:val="0"/>
+                <w:bCs w:val="0"/>
+              </w:rPr>
+              <w:t xml:space="preserve"> Zeile 53-61</w:t>
+            </w:r>
           </w:p>
           <w:p>
             <w:pPr>
@@ -1085,49 +1467,78 @@
                 <w:bCs w:val="0"/>
               </w:rPr>
             </w:pPr>
-          </w:p>
-          <w:p>
-            <w:pPr>
+            <w:r>
               <w:rPr>
                 <w:b w:val="0"/>
                 <w:bCs w:val="0"/>
               </w:rPr>
-            </w:pPr>
-          </w:p>
-          <w:p>
-            <w:pPr>
+              <w:t>Index.css</w:t>
+            </w:r>
+            <w:r>
               <w:rPr>
                 <w:b w:val="0"/>
                 <w:bCs w:val="0"/>
               </w:rPr>
-            </w:pPr>
-          </w:p>
-          <w:p>
-            <w:pPr>
+              <w:t xml:space="preserve"> Zeile</w:t>
+            </w:r>
+            <w:r>
               <w:rPr>
                 <w:b w:val="0"/>
                 <w:bCs w:val="0"/>
               </w:rPr>
+              <w:t xml:space="preserve"> 1-35</w:t>
+            </w:r>
+          </w:p>
+        </w:tc>
+        <w:tc>
+          <w:tcPr>
+            <w:tcW w:w="4677" w:type="dxa"/>
+            <w:shd w:val="clear" w:color="auto" w:fill="D9F2D0" w:themeFill="accent6" w:themeFillTint="33"/>
+            <w:vAlign w:val="center"/>
+          </w:tcPr>
+          <w:p>
+            <w:pPr>
+              <w:pStyle w:val="Listenabsatz"/>
+              <w:numPr>
+                <w:ilvl w:val="0"/>
+                <w:numId w:val="21"/>
+              </w:numPr>
+              <w:cnfStyle w:val="000000000000" w:firstRow="0" w:lastRow="0" w:firstColumn="0" w:lastColumn="0" w:oddVBand="0" w:evenVBand="0" w:oddHBand="0" w:evenHBand="0" w:firstRowFirstColumn="0" w:firstRowLastColumn="0" w:lastRowFirstColumn="0" w:lastRowLastColumn="0"/>
             </w:pPr>
+            <w:r>
+              <w:t>Namen der Ersteller</w:t>
+            </w:r>
           </w:p>
           <w:p>
             <w:pPr>
-              <w:rPr>
-                <w:b w:val="0"/>
-                <w:bCs w:val="0"/>
-              </w:rPr>
+              <w:pStyle w:val="Listenabsatz"/>
+              <w:numPr>
+                <w:ilvl w:val="0"/>
+                <w:numId w:val="21"/>
+              </w:numPr>
+              <w:cnfStyle w:val="000000000000" w:firstRow="0" w:lastRow="0" w:firstColumn="0" w:lastColumn="0" w:oddVBand="0" w:evenVBand="0" w:oddHBand="0" w:evenHBand="0" w:firstRowFirstColumn="0" w:firstRowLastColumn="0" w:lastRowFirstColumn="0" w:lastRowLastColumn="0"/>
             </w:pPr>
+            <w:r>
+              <w:t xml:space="preserve">Dateiname der dazugehörenden Dokumentation </w:t>
+            </w:r>
           </w:p>
-          <w:p/>
-        </w:tc>
-        <w:tc>
-          <w:tcPr>
-            <w:tcW w:w="2856" w:type="dxa"/>
-            <w:shd w:val="clear" w:color="auto" w:fill="DDF3CF"/>
-          </w:tcPr>
           <w:p>
             <w:pPr>
-              <w:cnfStyle w:val="100000000000" w:firstRow="1" w:lastRow="0" w:firstColumn="0" w:lastColumn="0" w:oddVBand="0" w:evenVBand="0" w:oddHBand="0" w:evenHBand="0" w:firstRowFirstColumn="0" w:firstRowLastColumn="0" w:lastRowFirstColumn="0" w:lastRowLastColumn="0"/>
+              <w:pStyle w:val="Listenabsatz"/>
+              <w:numPr>
+                <w:ilvl w:val="0"/>
+                <w:numId w:val="21"/>
+              </w:numPr>
+              <w:cnfStyle w:val="000000000000" w:firstRow="0" w:lastRow="0" w:firstColumn="0" w:lastColumn="0" w:oddVBand="0" w:evenVBand="0" w:oddHBand="0" w:evenHBand="0" w:firstRowFirstColumn="0" w:firstRowLastColumn="0" w:lastRowFirstColumn="0" w:lastRowLastColumn="0"/>
+            </w:pPr>
+            <w:r>
+              <w:t>Abgabedatum</w:t>
+            </w:r>
+          </w:p>
+          <w:p>
+            <w:pPr>
+              <w:pStyle w:val="Listenabsatz"/>
+              <w:cnfStyle w:val="000000000000" w:firstRow="0" w:lastRow="0" w:firstColumn="0" w:lastColumn="0" w:oddVBand="0" w:evenVBand="0" w:oddHBand="0" w:evenHBand="0" w:firstRowFirstColumn="0" w:firstRowLastColumn="0" w:lastRowFirstColumn="0" w:lastRowLastColumn="0"/>
             </w:pPr>
           </w:p>
         </w:tc>
@@ -1139,353 +1550,9 @@
         <w:tc>
           <w:tcPr>
             <w:cnfStyle w:val="001000000000" w:firstRow="0" w:lastRow="0" w:firstColumn="1" w:lastColumn="0" w:oddVBand="0" w:evenVBand="0" w:oddHBand="0" w:evenHBand="0" w:firstRowFirstColumn="0" w:firstRowLastColumn="0" w:lastRowFirstColumn="0" w:lastRowLastColumn="0"/>
-            <w:tcW w:w="6216" w:type="dxa"/>
+            <w:tcW w:w="4395" w:type="dxa"/>
             <w:shd w:val="clear" w:color="auto" w:fill="124F1A" w:themeFill="accent3" w:themeFillShade="BF"/>
-          </w:tcPr>
-          <w:p>
-            <w:pPr>
-              <w:rPr>
-                <w:b w:val="0"/>
-                <w:bCs w:val="0"/>
-              </w:rPr>
-            </w:pPr>
-          </w:p>
-          <w:p>
-            <w:pPr>
-              <w:rPr>
-                <w:b w:val="0"/>
-                <w:bCs w:val="0"/>
-              </w:rPr>
-            </w:pPr>
-          </w:p>
-          <w:p>
-            <w:pPr>
-              <w:rPr>
-                <w:b w:val="0"/>
-                <w:bCs w:val="0"/>
-              </w:rPr>
-            </w:pPr>
-          </w:p>
-          <w:p>
-            <w:pPr>
-              <w:rPr>
-                <w:b w:val="0"/>
-                <w:bCs w:val="0"/>
-              </w:rPr>
-            </w:pPr>
-          </w:p>
-          <w:p>
-            <w:pPr>
-              <w:rPr>
-                <w:b w:val="0"/>
-                <w:bCs w:val="0"/>
-              </w:rPr>
-            </w:pPr>
-          </w:p>
-          <w:p>
-            <w:pPr>
-              <w:rPr>
-                <w:b w:val="0"/>
-                <w:bCs w:val="0"/>
-              </w:rPr>
-            </w:pPr>
-          </w:p>
-          <w:p>
-            <w:pPr>
-              <w:rPr>
-                <w:b w:val="0"/>
-                <w:bCs w:val="0"/>
-              </w:rPr>
-            </w:pPr>
-          </w:p>
-          <w:p>
-            <w:pPr>
-              <w:rPr>
-                <w:b w:val="0"/>
-                <w:bCs w:val="0"/>
-              </w:rPr>
-            </w:pPr>
-          </w:p>
-          <w:p/>
-        </w:tc>
-        <w:tc>
-          <w:tcPr>
-            <w:tcW w:w="2856" w:type="dxa"/>
-            <w:shd w:val="clear" w:color="auto" w:fill="124F1A" w:themeFill="accent3" w:themeFillShade="BF"/>
-          </w:tcPr>
-          <w:p>
-            <w:pPr>
-              <w:tabs>
-                <w:tab w:val="left" w:pos="3206"/>
-              </w:tabs>
-              <w:cnfStyle w:val="000000100000" w:firstRow="0" w:lastRow="0" w:firstColumn="0" w:lastColumn="0" w:oddVBand="0" w:evenVBand="0" w:oddHBand="1" w:evenHBand="0" w:firstRowFirstColumn="0" w:firstRowLastColumn="0" w:lastRowFirstColumn="0" w:lastRowLastColumn="0"/>
-              <w:rPr>
-                <w:sz w:val="20"/>
-                <w:szCs w:val="20"/>
-              </w:rPr>
-            </w:pPr>
-          </w:p>
-          <w:p>
-            <w:pPr>
-              <w:tabs>
-                <w:tab w:val="left" w:pos="3206"/>
-              </w:tabs>
-              <w:cnfStyle w:val="000000100000" w:firstRow="0" w:lastRow="0" w:firstColumn="0" w:lastColumn="0" w:oddVBand="0" w:evenVBand="0" w:oddHBand="1" w:evenHBand="0" w:firstRowFirstColumn="0" w:firstRowLastColumn="0" w:lastRowFirstColumn="0" w:lastRowLastColumn="0"/>
-              <w:rPr>
-                <w:sz w:val="20"/>
-                <w:szCs w:val="20"/>
-              </w:rPr>
-            </w:pPr>
-            <w:r>
-              <w:rPr>
-                <w:sz w:val="20"/>
-                <w:szCs w:val="20"/>
-              </w:rPr>
-              <w:t xml:space="preserve">- Google Font </w:t>
-            </w:r>
-            <w:proofErr w:type="spellStart"/>
-            <w:r>
-              <w:rPr>
-                <w:sz w:val="20"/>
-                <w:szCs w:val="20"/>
-              </w:rPr>
-              <w:t>verlinkung</w:t>
-            </w:r>
-            <w:proofErr w:type="spellEnd"/>
-            <w:r>
-              <w:rPr>
-                <w:sz w:val="20"/>
-                <w:szCs w:val="20"/>
-              </w:rPr>
-              <w:t xml:space="preserve"> </w:t>
-            </w:r>
-          </w:p>
-          <w:p>
-            <w:pPr>
-              <w:tabs>
-                <w:tab w:val="left" w:pos="3206"/>
-              </w:tabs>
-              <w:cnfStyle w:val="000000100000" w:firstRow="0" w:lastRow="0" w:firstColumn="0" w:lastColumn="0" w:oddVBand="0" w:evenVBand="0" w:oddHBand="1" w:evenHBand="0" w:firstRowFirstColumn="0" w:firstRowLastColumn="0" w:lastRowFirstColumn="0" w:lastRowLastColumn="0"/>
-              <w:rPr>
-                <w:sz w:val="20"/>
-                <w:szCs w:val="20"/>
-              </w:rPr>
-            </w:pPr>
-            <w:r>
-              <w:rPr>
-                <w:sz w:val="20"/>
-                <w:szCs w:val="20"/>
-              </w:rPr>
-              <w:t xml:space="preserve">- W3C School </w:t>
-            </w:r>
-            <w:proofErr w:type="spellStart"/>
-            <w:r>
-              <w:rPr>
-                <w:sz w:val="20"/>
-                <w:szCs w:val="20"/>
-              </w:rPr>
-              <w:t>Navbar</w:t>
-            </w:r>
-            <w:proofErr w:type="spellEnd"/>
-            <w:r>
-              <w:rPr>
-                <w:sz w:val="20"/>
-                <w:szCs w:val="20"/>
-              </w:rPr>
-              <w:t xml:space="preserve"> (Mobile und Desktop) </w:t>
-            </w:r>
-          </w:p>
-          <w:p>
-            <w:pPr>
-              <w:tabs>
-                <w:tab w:val="left" w:pos="3206"/>
-              </w:tabs>
-              <w:cnfStyle w:val="000000100000" w:firstRow="0" w:lastRow="0" w:firstColumn="0" w:lastColumn="0" w:oddVBand="0" w:evenVBand="0" w:oddHBand="1" w:evenHBand="0" w:firstRowFirstColumn="0" w:firstRowLastColumn="0" w:lastRowFirstColumn="0" w:lastRowLastColumn="0"/>
-              <w:rPr>
-                <w:sz w:val="20"/>
-                <w:szCs w:val="20"/>
-              </w:rPr>
-            </w:pPr>
-            <w:r>
-              <w:rPr>
-                <w:sz w:val="20"/>
-                <w:szCs w:val="20"/>
-              </w:rPr>
-              <w:t xml:space="preserve">- </w:t>
-            </w:r>
-            <w:proofErr w:type="spellStart"/>
-            <w:r>
-              <w:rPr>
-                <w:sz w:val="20"/>
-                <w:szCs w:val="20"/>
-              </w:rPr>
-              <w:t>NavBar</w:t>
-            </w:r>
-            <w:proofErr w:type="spellEnd"/>
-            <w:r>
-              <w:rPr>
-                <w:sz w:val="20"/>
-                <w:szCs w:val="20"/>
-              </w:rPr>
-              <w:t xml:space="preserve"> Content </w:t>
-            </w:r>
-          </w:p>
-          <w:p>
-            <w:pPr>
-              <w:cnfStyle w:val="000000100000" w:firstRow="0" w:lastRow="0" w:firstColumn="0" w:lastColumn="0" w:oddVBand="0" w:evenVBand="0" w:oddHBand="1" w:evenHBand="0" w:firstRowFirstColumn="0" w:firstRowLastColumn="0" w:lastRowFirstColumn="0" w:lastRowLastColumn="0"/>
-            </w:pPr>
-            <w:r>
-              <w:rPr>
-                <w:sz w:val="20"/>
-                <w:szCs w:val="20"/>
-              </w:rPr>
-              <w:t xml:space="preserve">- Index Seitentext für </w:t>
-            </w:r>
-            <w:proofErr w:type="spellStart"/>
-            <w:r>
-              <w:rPr>
-                <w:sz w:val="20"/>
-                <w:szCs w:val="20"/>
-              </w:rPr>
-              <w:t>benotung</w:t>
-            </w:r>
-            <w:proofErr w:type="spellEnd"/>
-          </w:p>
-        </w:tc>
-      </w:tr>
-      <w:tr>
-        <w:tc>
-          <w:tcPr>
-            <w:cnfStyle w:val="001000000000" w:firstRow="0" w:lastRow="0" w:firstColumn="1" w:lastColumn="0" w:oddVBand="0" w:evenVBand="0" w:oddHBand="0" w:evenHBand="0" w:firstRowFirstColumn="0" w:firstRowLastColumn="0" w:lastRowFirstColumn="0" w:lastRowLastColumn="0"/>
-            <w:tcW w:w="6216" w:type="dxa"/>
-            <w:shd w:val="clear" w:color="auto" w:fill="D9F2D0" w:themeFill="accent6" w:themeFillTint="33"/>
-          </w:tcPr>
-          <w:p/>
-        </w:tc>
-        <w:tc>
-          <w:tcPr>
-            <w:tcW w:w="2856" w:type="dxa"/>
-            <w:shd w:val="clear" w:color="auto" w:fill="D9F2D0" w:themeFill="accent6" w:themeFillTint="33"/>
-          </w:tcPr>
-          <w:p>
-            <w:pPr>
-              <w:cnfStyle w:val="000000000000" w:firstRow="0" w:lastRow="0" w:firstColumn="0" w:lastColumn="0" w:oddVBand="0" w:evenVBand="0" w:oddHBand="0" w:evenHBand="0" w:firstRowFirstColumn="0" w:firstRowLastColumn="0" w:lastRowFirstColumn="0" w:lastRowLastColumn="0"/>
-            </w:pPr>
-            <w:r>
-              <w:rPr>
-                <w:sz w:val="20"/>
-                <w:szCs w:val="20"/>
-              </w:rPr>
-              <w:t>Änderungen bei allen .</w:t>
-            </w:r>
-            <w:proofErr w:type="spellStart"/>
-            <w:r>
-              <w:rPr>
-                <w:sz w:val="20"/>
-                <w:szCs w:val="20"/>
-              </w:rPr>
-              <w:t>html</w:t>
-            </w:r>
-            <w:proofErr w:type="spellEnd"/>
-            <w:r>
-              <w:rPr>
-                <w:sz w:val="20"/>
-                <w:szCs w:val="20"/>
-              </w:rPr>
-              <w:t xml:space="preserve"> </w:t>
-            </w:r>
-            <w:proofErr w:type="spellStart"/>
-            <w:r>
-              <w:rPr>
-                <w:sz w:val="20"/>
-                <w:szCs w:val="20"/>
-              </w:rPr>
-              <w:t>files</w:t>
-            </w:r>
-            <w:proofErr w:type="spellEnd"/>
-            <w:r>
-              <w:rPr>
-                <w:sz w:val="20"/>
-                <w:szCs w:val="20"/>
-              </w:rPr>
-              <w:t xml:space="preserve"> wie auch .</w:t>
-            </w:r>
-            <w:proofErr w:type="gramStart"/>
-            <w:r>
-              <w:rPr>
-                <w:sz w:val="20"/>
-                <w:szCs w:val="20"/>
-              </w:rPr>
-              <w:t>CSS Files</w:t>
-            </w:r>
-            <w:proofErr w:type="gramEnd"/>
-            <w:r>
-              <w:rPr>
-                <w:sz w:val="20"/>
-                <w:szCs w:val="20"/>
-              </w:rPr>
-              <w:t xml:space="preserve">. Hinzugefügte Spalten mit W3. Dazu gehören alle </w:t>
-            </w:r>
-            <w:proofErr w:type="gramStart"/>
-            <w:r>
-              <w:rPr>
-                <w:sz w:val="20"/>
-                <w:szCs w:val="20"/>
-              </w:rPr>
-              <w:t>Aufgaben</w:t>
-            </w:r>
-            <w:proofErr w:type="gramEnd"/>
-            <w:r>
-              <w:rPr>
-                <w:sz w:val="20"/>
-                <w:szCs w:val="20"/>
-              </w:rPr>
-              <w:t xml:space="preserve"> die sich um Spalten gehen (2,3,4) Einigkeit mit der Navigation (ausser index.html). Hinzugefügte Änderungen zum </w:t>
-            </w:r>
-            <w:proofErr w:type="spellStart"/>
-            <w:r>
-              <w:rPr>
-                <w:sz w:val="20"/>
-                <w:szCs w:val="20"/>
-              </w:rPr>
-              <w:t>aussehen</w:t>
-            </w:r>
-            <w:proofErr w:type="spellEnd"/>
-            <w:r>
-              <w:rPr>
-                <w:sz w:val="20"/>
-                <w:szCs w:val="20"/>
-              </w:rPr>
-              <w:t xml:space="preserve"> bei 2,</w:t>
-            </w:r>
-            <w:proofErr w:type="gramStart"/>
-            <w:r>
-              <w:rPr>
-                <w:sz w:val="20"/>
-                <w:szCs w:val="20"/>
-              </w:rPr>
-              <w:t>3,4.html</w:t>
-            </w:r>
-            <w:proofErr w:type="gramEnd"/>
-            <w:r>
-              <w:rPr>
-                <w:sz w:val="20"/>
-                <w:szCs w:val="20"/>
-              </w:rPr>
-              <w:t>.</w:t>
-            </w:r>
-          </w:p>
-        </w:tc>
-      </w:tr>
-      <w:tr>
-        <w:trPr>
-          <w:cnfStyle w:val="000000100000" w:firstRow="0" w:lastRow="0" w:firstColumn="0" w:lastColumn="0" w:oddVBand="0" w:evenVBand="0" w:oddHBand="1" w:evenHBand="0" w:firstRowFirstColumn="0" w:firstRowLastColumn="0" w:lastRowFirstColumn="0" w:lastRowLastColumn="0"/>
-        </w:trPr>
-        <w:tc>
-          <w:tcPr>
-            <w:cnfStyle w:val="001000000000" w:firstRow="0" w:lastRow="0" w:firstColumn="1" w:lastColumn="0" w:oddVBand="0" w:evenVBand="0" w:oddHBand="0" w:evenHBand="0" w:firstRowFirstColumn="0" w:firstRowLastColumn="0" w:lastRowFirstColumn="0" w:lastRowLastColumn="0"/>
-            <w:tcW w:w="6216" w:type="dxa"/>
-            <w:shd w:val="clear" w:color="auto" w:fill="124F1A" w:themeFill="accent3" w:themeFillShade="BF"/>
+            <w:vAlign w:val="center"/>
           </w:tcPr>
           <w:p/>
           <w:p/>
@@ -1496,8 +1563,9 @@
         </w:tc>
         <w:tc>
           <w:tcPr>
-            <w:tcW w:w="2856" w:type="dxa"/>
+            <w:tcW w:w="4677" w:type="dxa"/>
             <w:shd w:val="clear" w:color="auto" w:fill="124F1A" w:themeFill="accent3" w:themeFillShade="BF"/>
+            <w:vAlign w:val="center"/>
           </w:tcPr>
           <w:p>
             <w:pPr>
@@ -1510,8 +1578,9 @@
         <w:tc>
           <w:tcPr>
             <w:cnfStyle w:val="001000000000" w:firstRow="0" w:lastRow="0" w:firstColumn="1" w:lastColumn="0" w:oddVBand="0" w:evenVBand="0" w:oddHBand="0" w:evenHBand="0" w:firstRowFirstColumn="0" w:firstRowLastColumn="0" w:lastRowFirstColumn="0" w:lastRowLastColumn="0"/>
-            <w:tcW w:w="6216" w:type="dxa"/>
+            <w:tcW w:w="4395" w:type="dxa"/>
             <w:shd w:val="clear" w:color="auto" w:fill="D9F2D0" w:themeFill="accent6" w:themeFillTint="33"/>
+            <w:vAlign w:val="center"/>
           </w:tcPr>
           <w:p/>
           <w:p/>
@@ -1522,8 +1591,9 @@
         </w:tc>
         <w:tc>
           <w:tcPr>
-            <w:tcW w:w="2856" w:type="dxa"/>
+            <w:tcW w:w="4677" w:type="dxa"/>
             <w:shd w:val="clear" w:color="auto" w:fill="D9F2D0" w:themeFill="accent6" w:themeFillTint="33"/>
+            <w:vAlign w:val="center"/>
           </w:tcPr>
           <w:p>
             <w:pPr>
@@ -1539,8 +1609,9 @@
         <w:tc>
           <w:tcPr>
             <w:cnfStyle w:val="001000000000" w:firstRow="0" w:lastRow="0" w:firstColumn="1" w:lastColumn="0" w:oddVBand="0" w:evenVBand="0" w:oddHBand="0" w:evenHBand="0" w:firstRowFirstColumn="0" w:firstRowLastColumn="0" w:lastRowFirstColumn="0" w:lastRowLastColumn="0"/>
-            <w:tcW w:w="6216" w:type="dxa"/>
+            <w:tcW w:w="4395" w:type="dxa"/>
             <w:shd w:val="clear" w:color="auto" w:fill="124F1A" w:themeFill="accent3" w:themeFillShade="BF"/>
+            <w:vAlign w:val="center"/>
           </w:tcPr>
           <w:p/>
           <w:p/>
@@ -1551,8 +1622,9 @@
         </w:tc>
         <w:tc>
           <w:tcPr>
-            <w:tcW w:w="2856" w:type="dxa"/>
+            <w:tcW w:w="4677" w:type="dxa"/>
             <w:shd w:val="clear" w:color="auto" w:fill="124F1A" w:themeFill="accent3" w:themeFillShade="BF"/>
+            <w:vAlign w:val="center"/>
           </w:tcPr>
           <w:p>
             <w:pPr>
@@ -3050,6 +3122,118 @@
     </w:lvl>
   </w:abstractNum>
   <w:abstractNum w:abstractNumId="9" w15:restartNumberingAfterBreak="0">
+    <w:nsid w:val="2E8A317F"/>
+    <w:multiLevelType w:val="hybridMultilevel"/>
+    <w:tmpl w:val="2B748FF2"/>
+    <w:lvl w:ilvl="0" w:tplc="F62EFB08">
+      <w:numFmt w:val="bullet"/>
+      <w:lvlText w:val="-"/>
+      <w:lvlJc w:val="left"/>
+      <w:pPr>
+        <w:ind w:left="720" w:hanging="360"/>
+      </w:pPr>
+      <w:rPr>
+        <w:rFonts w:ascii="Aptos" w:eastAsiaTheme="minorHAnsi" w:hAnsi="Aptos" w:cstheme="minorBidi" w:hint="default"/>
+      </w:rPr>
+    </w:lvl>
+    <w:lvl w:ilvl="1" w:tplc="08070003" w:tentative="1">
+      <w:start w:val="1"/>
+      <w:numFmt w:val="bullet"/>
+      <w:lvlText w:val="o"/>
+      <w:lvlJc w:val="left"/>
+      <w:pPr>
+        <w:ind w:left="1440" w:hanging="360"/>
+      </w:pPr>
+      <w:rPr>
+        <w:rFonts w:ascii="Courier New" w:hAnsi="Courier New" w:cs="Courier New" w:hint="default"/>
+      </w:rPr>
+    </w:lvl>
+    <w:lvl w:ilvl="2" w:tplc="08070005" w:tentative="1">
+      <w:start w:val="1"/>
+      <w:numFmt w:val="bullet"/>
+      <w:lvlText w:val=""/>
+      <w:lvlJc w:val="left"/>
+      <w:pPr>
+        <w:ind w:left="2160" w:hanging="360"/>
+      </w:pPr>
+      <w:rPr>
+        <w:rFonts w:ascii="Wingdings" w:hAnsi="Wingdings" w:hint="default"/>
+      </w:rPr>
+    </w:lvl>
+    <w:lvl w:ilvl="3" w:tplc="08070001" w:tentative="1">
+      <w:start w:val="1"/>
+      <w:numFmt w:val="bullet"/>
+      <w:lvlText w:val=""/>
+      <w:lvlJc w:val="left"/>
+      <w:pPr>
+        <w:ind w:left="2880" w:hanging="360"/>
+      </w:pPr>
+      <w:rPr>
+        <w:rFonts w:ascii="Symbol" w:hAnsi="Symbol" w:hint="default"/>
+      </w:rPr>
+    </w:lvl>
+    <w:lvl w:ilvl="4" w:tplc="08070003" w:tentative="1">
+      <w:start w:val="1"/>
+      <w:numFmt w:val="bullet"/>
+      <w:lvlText w:val="o"/>
+      <w:lvlJc w:val="left"/>
+      <w:pPr>
+        <w:ind w:left="3600" w:hanging="360"/>
+      </w:pPr>
+      <w:rPr>
+        <w:rFonts w:ascii="Courier New" w:hAnsi="Courier New" w:cs="Courier New" w:hint="default"/>
+      </w:rPr>
+    </w:lvl>
+    <w:lvl w:ilvl="5" w:tplc="08070005" w:tentative="1">
+      <w:start w:val="1"/>
+      <w:numFmt w:val="bullet"/>
+      <w:lvlText w:val=""/>
+      <w:lvlJc w:val="left"/>
+      <w:pPr>
+        <w:ind w:left="4320" w:hanging="360"/>
+      </w:pPr>
+      <w:rPr>
+        <w:rFonts w:ascii="Wingdings" w:hAnsi="Wingdings" w:hint="default"/>
+      </w:rPr>
+    </w:lvl>
+    <w:lvl w:ilvl="6" w:tplc="08070001" w:tentative="1">
+      <w:start w:val="1"/>
+      <w:numFmt w:val="bullet"/>
+      <w:lvlText w:val=""/>
+      <w:lvlJc w:val="left"/>
+      <w:pPr>
+        <w:ind w:left="5040" w:hanging="360"/>
+      </w:pPr>
+      <w:rPr>
+        <w:rFonts w:ascii="Symbol" w:hAnsi="Symbol" w:hint="default"/>
+      </w:rPr>
+    </w:lvl>
+    <w:lvl w:ilvl="7" w:tplc="08070003" w:tentative="1">
+      <w:start w:val="1"/>
+      <w:numFmt w:val="bullet"/>
+      <w:lvlText w:val="o"/>
+      <w:lvlJc w:val="left"/>
+      <w:pPr>
+        <w:ind w:left="5760" w:hanging="360"/>
+      </w:pPr>
+      <w:rPr>
+        <w:rFonts w:ascii="Courier New" w:hAnsi="Courier New" w:cs="Courier New" w:hint="default"/>
+      </w:rPr>
+    </w:lvl>
+    <w:lvl w:ilvl="8" w:tplc="08070005" w:tentative="1">
+      <w:start w:val="1"/>
+      <w:numFmt w:val="bullet"/>
+      <w:lvlText w:val=""/>
+      <w:lvlJc w:val="left"/>
+      <w:pPr>
+        <w:ind w:left="6480" w:hanging="360"/>
+      </w:pPr>
+      <w:rPr>
+        <w:rFonts w:ascii="Wingdings" w:hAnsi="Wingdings" w:hint="default"/>
+      </w:rPr>
+    </w:lvl>
+  </w:abstractNum>
+  <w:abstractNum w:abstractNumId="10" w15:restartNumberingAfterBreak="0">
     <w:nsid w:val="2EA24069"/>
     <w:multiLevelType w:val="hybridMultilevel"/>
     <w:tmpl w:val="D1CE7C58"/>
@@ -3162,7 +3346,7 @@
       </w:rPr>
     </w:lvl>
   </w:abstractNum>
-  <w:abstractNum w:abstractNumId="10" w15:restartNumberingAfterBreak="0">
+  <w:abstractNum w:abstractNumId="11" w15:restartNumberingAfterBreak="0">
     <w:nsid w:val="31071485"/>
     <w:multiLevelType w:val="hybridMultilevel"/>
     <w:tmpl w:val="5CCA4794"/>
@@ -3275,7 +3459,7 @@
       </w:rPr>
     </w:lvl>
   </w:abstractNum>
-  <w:abstractNum w:abstractNumId="11" w15:restartNumberingAfterBreak="0">
+  <w:abstractNum w:abstractNumId="12" w15:restartNumberingAfterBreak="0">
     <w:nsid w:val="391E6CBB"/>
     <w:multiLevelType w:val="hybridMultilevel"/>
     <w:tmpl w:val="02C82ADA"/>
@@ -3388,7 +3572,7 @@
       </w:rPr>
     </w:lvl>
   </w:abstractNum>
-  <w:abstractNum w:abstractNumId="12" w15:restartNumberingAfterBreak="0">
+  <w:abstractNum w:abstractNumId="13" w15:restartNumberingAfterBreak="0">
     <w:nsid w:val="3B6D7E70"/>
     <w:multiLevelType w:val="hybridMultilevel"/>
     <w:tmpl w:val="0D14FC78"/>
@@ -3501,7 +3685,7 @@
       </w:rPr>
     </w:lvl>
   </w:abstractNum>
-  <w:abstractNum w:abstractNumId="13" w15:restartNumberingAfterBreak="0">
+  <w:abstractNum w:abstractNumId="14" w15:restartNumberingAfterBreak="0">
     <w:nsid w:val="3EEF1597"/>
     <w:multiLevelType w:val="hybridMultilevel"/>
     <w:tmpl w:val="CB505132"/>
@@ -3614,7 +3798,7 @@
       </w:rPr>
     </w:lvl>
   </w:abstractNum>
-  <w:abstractNum w:abstractNumId="14" w15:restartNumberingAfterBreak="0">
+  <w:abstractNum w:abstractNumId="15" w15:restartNumberingAfterBreak="0">
     <w:nsid w:val="431F36E3"/>
     <w:multiLevelType w:val="multilevel"/>
     <w:tmpl w:val="B5AE6FD4"/>
@@ -3763,7 +3947,7 @@
       </w:rPr>
     </w:lvl>
   </w:abstractNum>
-  <w:abstractNum w:abstractNumId="15" w15:restartNumberingAfterBreak="0">
+  <w:abstractNum w:abstractNumId="16" w15:restartNumberingAfterBreak="0">
     <w:nsid w:val="511E22CF"/>
     <w:multiLevelType w:val="multilevel"/>
     <w:tmpl w:val="22768E02"/>
@@ -3912,7 +4096,7 @@
       </w:rPr>
     </w:lvl>
   </w:abstractNum>
-  <w:abstractNum w:abstractNumId="16" w15:restartNumberingAfterBreak="0">
+  <w:abstractNum w:abstractNumId="17" w15:restartNumberingAfterBreak="0">
     <w:nsid w:val="54091C02"/>
     <w:multiLevelType w:val="hybridMultilevel"/>
     <w:tmpl w:val="31004FF6"/>
@@ -4024,7 +4208,7 @@
       </w:rPr>
     </w:lvl>
   </w:abstractNum>
-  <w:abstractNum w:abstractNumId="17" w15:restartNumberingAfterBreak="0">
+  <w:abstractNum w:abstractNumId="18" w15:restartNumberingAfterBreak="0">
     <w:nsid w:val="64560368"/>
     <w:multiLevelType w:val="hybridMultilevel"/>
     <w:tmpl w:val="BFE2C126"/>
@@ -4137,7 +4321,7 @@
       </w:rPr>
     </w:lvl>
   </w:abstractNum>
-  <w:abstractNum w:abstractNumId="18" w15:restartNumberingAfterBreak="0">
+  <w:abstractNum w:abstractNumId="19" w15:restartNumberingAfterBreak="0">
     <w:nsid w:val="6A191E8D"/>
     <w:multiLevelType w:val="hybridMultilevel"/>
     <w:tmpl w:val="A1886E78"/>
@@ -4250,7 +4434,7 @@
       </w:rPr>
     </w:lvl>
   </w:abstractNum>
-  <w:abstractNum w:abstractNumId="19" w15:restartNumberingAfterBreak="0">
+  <w:abstractNum w:abstractNumId="20" w15:restartNumberingAfterBreak="0">
     <w:nsid w:val="6F48755B"/>
     <w:multiLevelType w:val="multilevel"/>
     <w:tmpl w:val="DC6A525A"/>
@@ -4400,10 +4584,10 @@
     </w:lvl>
   </w:abstractNum>
   <w:num w:numId="1" w16cid:durableId="1022586412">
-    <w:abstractNumId w:val="16"/>
+    <w:abstractNumId w:val="17"/>
   </w:num>
   <w:num w:numId="2" w16cid:durableId="645472241">
-    <w:abstractNumId w:val="15"/>
+    <w:abstractNumId w:val="16"/>
   </w:num>
   <w:num w:numId="3" w16cid:durableId="55009958">
     <w:abstractNumId w:val="2"/>
@@ -4418,10 +4602,10 @@
     <w:abstractNumId w:val="1"/>
   </w:num>
   <w:num w:numId="7" w16cid:durableId="1428500697">
-    <w:abstractNumId w:val="10"/>
+    <w:abstractNumId w:val="11"/>
   </w:num>
   <w:num w:numId="8" w16cid:durableId="1222135522">
-    <w:abstractNumId w:val="9"/>
+    <w:abstractNumId w:val="10"/>
   </w:num>
   <w:num w:numId="9" w16cid:durableId="2062245617">
     <w:abstractNumId w:val="5"/>
@@ -4433,13 +4617,13 @@
     <w:abstractNumId w:val="0"/>
   </w:num>
   <w:num w:numId="12" w16cid:durableId="1359353993">
-    <w:abstractNumId w:val="17"/>
+    <w:abstractNumId w:val="18"/>
   </w:num>
   <w:num w:numId="13" w16cid:durableId="2103868526">
-    <w:abstractNumId w:val="18"/>
+    <w:abstractNumId w:val="19"/>
   </w:num>
   <w:num w:numId="14" w16cid:durableId="110974459">
-    <w:abstractNumId w:val="11"/>
+    <w:abstractNumId w:val="12"/>
   </w:num>
   <w:num w:numId="15" w16cid:durableId="1049762961">
     <w:abstractNumId w:val="3"/>
@@ -4448,16 +4632,19 @@
     <w:abstractNumId w:val="4"/>
   </w:num>
   <w:num w:numId="17" w16cid:durableId="1455783164">
-    <w:abstractNumId w:val="12"/>
+    <w:abstractNumId w:val="13"/>
   </w:num>
   <w:num w:numId="18" w16cid:durableId="1876190051">
-    <w:abstractNumId w:val="19"/>
+    <w:abstractNumId w:val="20"/>
   </w:num>
   <w:num w:numId="19" w16cid:durableId="1400055150">
+    <w:abstractNumId w:val="15"/>
+  </w:num>
+  <w:num w:numId="20" w16cid:durableId="640155789">
     <w:abstractNumId w:val="14"/>
   </w:num>
-  <w:num w:numId="20" w16cid:durableId="640155789">
-    <w:abstractNumId w:val="13"/>
+  <w:num w:numId="21" w16cid:durableId="843207057">
+    <w:abstractNumId w:val="9"/>
   </w:num>
 </w:numbering>
 </file>
@@ -5066,7 +5253,6 @@
   <w:style w:type="character" w:default="1" w:styleId="Absatz-Standardschriftart">
     <w:name w:val="Default Paragraph Font"/>
     <w:uiPriority w:val="1"/>
-    <w:semiHidden/>
     <w:unhideWhenUsed/>
   </w:style>
   <w:style w:type="table" w:default="1" w:styleId="NormaleTabelle">

--- a/Meier_Blättler_Maisenbacher_MMA25cL_Gruppe1.docx
+++ b/Meier_Blättler_Maisenbacher_MMA25cL_Gruppe1.docx
@@ -1361,7 +1361,13 @@
               <w:cnfStyle w:val="000000100000" w:firstRow="0" w:lastRow="0" w:firstColumn="0" w:lastColumn="0" w:oddVBand="0" w:evenVBand="0" w:oddHBand="1" w:evenHBand="0" w:firstRowFirstColumn="0" w:firstRowLastColumn="0" w:lastRowFirstColumn="0" w:lastRowLastColumn="0"/>
             </w:pPr>
             <w:r>
-              <w:t xml:space="preserve">- Google Font </w:t>
+              <w:t>-</w:t>
+            </w:r>
+            <w:r>
+              <w:t xml:space="preserve"> </w:t>
+            </w:r>
+            <w:r>
+              <w:t xml:space="preserve">Google Font </w:t>
             </w:r>
             <w:proofErr w:type="spellStart"/>
             <w:r>
@@ -1375,7 +1381,7 @@
           <w:p>
             <w:pPr>
               <w:tabs>
-                <w:tab w:val="left" w:pos="3206"/>
+                <w:tab w:val="left" w:pos="136"/>
               </w:tabs>
               <w:cnfStyle w:val="000000100000" w:firstRow="0" w:lastRow="0" w:firstColumn="0" w:lastColumn="0" w:oddVBand="0" w:evenVBand="0" w:oddHBand="1" w:evenHBand="0" w:firstRowFirstColumn="0" w:firstRowLastColumn="0" w:lastRowFirstColumn="0" w:lastRowLastColumn="0"/>
             </w:pPr>
@@ -1388,7 +1394,21 @@
             </w:r>
             <w:proofErr w:type="spellEnd"/>
             <w:r>
-              <w:t xml:space="preserve"> (Mobile und Desktop) </w:t>
+              <w:t xml:space="preserve"> (Mobile und </w:t>
+            </w:r>
+            <w:r>
+              <w:rPr>
+                <w:b/>
+                <w:bCs/>
+                <w:color w:val="FFFFFF" w:themeColor="background1"/>
+                <w:sz w:val="40"/>
+                <w:szCs w:val="40"/>
+                <w:lang w:val="fr-CH"/>
+              </w:rPr>
+              <w:tab/>
+            </w:r>
+            <w:r>
+              <w:t xml:space="preserve">Desktop) </w:t>
             </w:r>
           </w:p>
           <w:p>
@@ -1439,9 +1459,6 @@
           <w:p>
             <w:r>
               <w:t>Startseite</w:t>
-            </w:r>
-            <w:r>
-              <w:t xml:space="preserve"> (Text)</w:t>
             </w:r>
           </w:p>
           <w:p>
@@ -1555,9 +1572,46 @@
             <w:vAlign w:val="center"/>
           </w:tcPr>
           <w:p/>
-          <w:p/>
-          <w:p/>
-          <w:p/>
+          <w:p>
+            <w:pPr>
+              <w:rPr>
+                <w:b w:val="0"/>
+                <w:bCs w:val="0"/>
+              </w:rPr>
+            </w:pPr>
+            <w:r>
+              <w:t>Layout: 2-Spalten (Desktop + Smartphone)</w:t>
+            </w:r>
+          </w:p>
+          <w:p>
+            <w:pPr>
+              <w:rPr>
+                <w:b w:val="0"/>
+                <w:bCs w:val="0"/>
+              </w:rPr>
+            </w:pPr>
+            <w:r>
+              <w:rPr>
+                <w:b w:val="0"/>
+                <w:bCs w:val="0"/>
+              </w:rPr>
+              <w:t>Spalten</w:t>
+            </w:r>
+            <w:r>
+              <w:rPr>
+                <w:b w:val="0"/>
+                <w:bCs w:val="0"/>
+              </w:rPr>
+              <w:t>.html</w:t>
+            </w:r>
+            <w:r>
+              <w:rPr>
+                <w:b w:val="0"/>
+                <w:bCs w:val="0"/>
+              </w:rPr>
+              <w:t xml:space="preserve"> Zeile 45-73</w:t>
+            </w:r>
+          </w:p>
           <w:p/>
           <w:p/>
         </w:tc>
@@ -1569,8 +1623,16 @@
           </w:tcPr>
           <w:p>
             <w:pPr>
+              <w:pStyle w:val="Listenabsatz"/>
+              <w:numPr>
+                <w:ilvl w:val="0"/>
+                <w:numId w:val="21"/>
+              </w:numPr>
               <w:cnfStyle w:val="000000100000" w:firstRow="0" w:lastRow="0" w:firstColumn="0" w:lastColumn="0" w:oddVBand="0" w:evenVBand="0" w:oddHBand="1" w:evenHBand="0" w:firstRowFirstColumn="0" w:firstRowLastColumn="0" w:lastRowFirstColumn="0" w:lastRowLastColumn="0"/>
             </w:pPr>
+            <w:r>
+              <w:t>Ein Abschnitt, der auf dem Desktop und Smartphone mit zwei Spalten dargestellt wird</w:t>
+            </w:r>
           </w:p>
         </w:tc>
       </w:tr>

--- a/Meier_Blättler_Maisenbacher_MMA25cL_Gruppe1.docx
+++ b/Meier_Blättler_Maisenbacher_MMA25cL_Gruppe1.docx
@@ -1075,9 +1075,12 @@
           </w:tcPr>
           <w:p>
             <w:r>
+              <w:rPr>
+                <w:noProof/>
+              </w:rPr>
               <w:lastRenderedPageBreak/>
               <w:drawing>
-                <wp:anchor distT="0" distB="0" distL="114300" distR="114300" simplePos="0" relativeHeight="251673600" behindDoc="0" locked="0" layoutInCell="1" allowOverlap="1" wp14:anchorId="35E77A96" wp14:editId="353B4C1D">
+                <wp:anchor distT="0" distB="0" distL="114300" distR="114300" simplePos="0" relativeHeight="251673600" behindDoc="0" locked="0" layoutInCell="1" allowOverlap="1" wp14:anchorId="35E77A96" wp14:editId="7352D773">
                   <wp:simplePos x="0" y="0"/>
                   <wp:positionH relativeFrom="column">
                     <wp:posOffset>-68580</wp:posOffset>
@@ -1356,31 +1359,6 @@
           <w:p>
             <w:pPr>
               <w:tabs>
-                <w:tab w:val="left" w:pos="3206"/>
-              </w:tabs>
-              <w:cnfStyle w:val="000000100000" w:firstRow="0" w:lastRow="0" w:firstColumn="0" w:lastColumn="0" w:oddVBand="0" w:evenVBand="0" w:oddHBand="1" w:evenHBand="0" w:firstRowFirstColumn="0" w:firstRowLastColumn="0" w:lastRowFirstColumn="0" w:lastRowLastColumn="0"/>
-            </w:pPr>
-            <w:r>
-              <w:t>-</w:t>
-            </w:r>
-            <w:r>
-              <w:t xml:space="preserve"> </w:t>
-            </w:r>
-            <w:r>
-              <w:t xml:space="preserve">Google Font </w:t>
-            </w:r>
-            <w:proofErr w:type="spellStart"/>
-            <w:r>
-              <w:t>verlinkung</w:t>
-            </w:r>
-            <w:proofErr w:type="spellEnd"/>
-            <w:r>
-              <w:t xml:space="preserve"> </w:t>
-            </w:r>
-          </w:p>
-          <w:p>
-            <w:pPr>
-              <w:tabs>
                 <w:tab w:val="left" w:pos="136"/>
               </w:tabs>
               <w:cnfStyle w:val="000000100000" w:firstRow="0" w:lastRow="0" w:firstColumn="0" w:lastColumn="0" w:oddVBand="0" w:evenVBand="0" w:oddHBand="1" w:evenHBand="0" w:firstRowFirstColumn="0" w:firstRowLastColumn="0" w:lastRowFirstColumn="0" w:lastRowLastColumn="0"/>
@@ -1403,7 +1381,6 @@
                 <w:color w:val="FFFFFF" w:themeColor="background1"/>
                 <w:sz w:val="40"/>
                 <w:szCs w:val="40"/>
-                <w:lang w:val="fr-CH"/>
               </w:rPr>
               <w:tab/>
             </w:r>
@@ -1447,7 +1424,7 @@
       </w:tr>
       <w:tr>
         <w:trPr>
-          <w:trHeight w:val="1772"/>
+          <w:trHeight w:val="2196"/>
         </w:trPr>
         <w:tc>
           <w:tcPr>
@@ -1515,39 +1492,56 @@
           </w:tcPr>
           <w:p>
             <w:pPr>
-              <w:pStyle w:val="Listenabsatz"/>
-              <w:numPr>
-                <w:ilvl w:val="0"/>
-                <w:numId w:val="21"/>
-              </w:numPr>
               <w:cnfStyle w:val="000000000000" w:firstRow="0" w:lastRow="0" w:firstColumn="0" w:lastColumn="0" w:oddVBand="0" w:evenVBand="0" w:oddHBand="0" w:evenHBand="0" w:firstRowFirstColumn="0" w:firstRowLastColumn="0" w:lastRowFirstColumn="0" w:lastRowLastColumn="0"/>
             </w:pPr>
+            <w:r>
+              <w:t>-</w:t>
+            </w:r>
+            <w:r>
+              <w:t xml:space="preserve"> </w:t>
+            </w:r>
             <w:r>
               <w:t>Namen der Ersteller</w:t>
             </w:r>
           </w:p>
           <w:p>
             <w:pPr>
-              <w:pStyle w:val="Listenabsatz"/>
-              <w:numPr>
-                <w:ilvl w:val="0"/>
-                <w:numId w:val="21"/>
-              </w:numPr>
               <w:cnfStyle w:val="000000000000" w:firstRow="0" w:lastRow="0" w:firstColumn="0" w:lastColumn="0" w:oddVBand="0" w:evenVBand="0" w:oddHBand="0" w:evenHBand="0" w:firstRowFirstColumn="0" w:firstRowLastColumn="0" w:lastRowFirstColumn="0" w:lastRowLastColumn="0"/>
             </w:pPr>
             <w:r>
-              <w:t xml:space="preserve">Dateiname der dazugehörenden Dokumentation </w:t>
+              <w:t>-</w:t>
+            </w:r>
+            <w:r>
+              <w:t xml:space="preserve"> </w:t>
+            </w:r>
+            <w:r>
+              <w:t xml:space="preserve">Dateiname der dazugehörenden </w:t>
             </w:r>
           </w:p>
           <w:p>
             <w:pPr>
-              <w:pStyle w:val="Listenabsatz"/>
-              <w:numPr>
-                <w:ilvl w:val="0"/>
-                <w:numId w:val="21"/>
-              </w:numPr>
               <w:cnfStyle w:val="000000000000" w:firstRow="0" w:lastRow="0" w:firstColumn="0" w:lastColumn="0" w:oddVBand="0" w:evenVBand="0" w:oddHBand="0" w:evenHBand="0" w:firstRowFirstColumn="0" w:firstRowLastColumn="0" w:lastRowFirstColumn="0" w:lastRowLastColumn="0"/>
             </w:pPr>
+            <w:r>
+              <w:t>-</w:t>
+            </w:r>
+            <w:r>
+              <w:t xml:space="preserve"> </w:t>
+            </w:r>
+            <w:r>
+              <w:t xml:space="preserve">Dokumentation </w:t>
+            </w:r>
+          </w:p>
+          <w:p>
+            <w:pPr>
+              <w:cnfStyle w:val="000000000000" w:firstRow="0" w:lastRow="0" w:firstColumn="0" w:lastColumn="0" w:oddVBand="0" w:evenVBand="0" w:oddHBand="0" w:evenHBand="0" w:firstRowFirstColumn="0" w:firstRowLastColumn="0" w:lastRowFirstColumn="0" w:lastRowLastColumn="0"/>
+            </w:pPr>
+            <w:r>
+              <w:t>-</w:t>
+            </w:r>
+            <w:r>
+              <w:t xml:space="preserve"> </w:t>
+            </w:r>
             <w:r>
               <w:t>Abgabedatum</w:t>
             </w:r>
@@ -1563,6 +1557,7 @@
       <w:tr>
         <w:trPr>
           <w:cnfStyle w:val="000000100000" w:firstRow="0" w:lastRow="0" w:firstColumn="0" w:lastColumn="0" w:oddVBand="0" w:evenVBand="0" w:oddHBand="1" w:evenHBand="0" w:firstRowFirstColumn="0" w:firstRowLastColumn="0" w:lastRowFirstColumn="0" w:lastRowLastColumn="0"/>
+          <w:trHeight w:val="2256"/>
         </w:trPr>
         <w:tc>
           <w:tcPr>
@@ -1623,20 +1618,53 @@
           </w:tcPr>
           <w:p>
             <w:pPr>
-              <w:pStyle w:val="Listenabsatz"/>
-              <w:numPr>
-                <w:ilvl w:val="0"/>
-                <w:numId w:val="21"/>
-              </w:numPr>
+              <w:tabs>
+                <w:tab w:val="left" w:pos="136"/>
+              </w:tabs>
               <w:cnfStyle w:val="000000100000" w:firstRow="0" w:lastRow="0" w:firstColumn="0" w:lastColumn="0" w:oddVBand="0" w:evenVBand="0" w:oddHBand="1" w:evenHBand="0" w:firstRowFirstColumn="0" w:firstRowLastColumn="0" w:lastRowFirstColumn="0" w:lastRowLastColumn="0"/>
             </w:pPr>
             <w:r>
-              <w:t>Ein Abschnitt, der auf dem Desktop und Smartphone mit zwei Spalten dargestellt wird</w:t>
+              <w:t>-</w:t>
+            </w:r>
+            <w:r>
+              <w:t xml:space="preserve"> </w:t>
+            </w:r>
+            <w:r>
+              <w:t xml:space="preserve">Ein Abschnitt, der auf dem Desktop und </w:t>
+            </w:r>
+            <w:r>
+              <w:rPr>
+                <w:b/>
+                <w:bCs/>
+                <w:color w:val="FFFFFF" w:themeColor="background1"/>
+                <w:sz w:val="40"/>
+                <w:szCs w:val="40"/>
+              </w:rPr>
+              <w:tab/>
+            </w:r>
+            <w:r>
+              <w:t xml:space="preserve">Smartphone mit zwei Spalten dargestellt </w:t>
+            </w:r>
+            <w:r>
+              <w:rPr>
+                <w:b/>
+                <w:bCs/>
+                <w:color w:val="FFFFFF" w:themeColor="background1"/>
+                <w:sz w:val="40"/>
+                <w:szCs w:val="40"/>
+              </w:rPr>
+              <w:tab/>
+            </w:r>
+            <w:r>
+              <w:t>wird</w:t>
             </w:r>
           </w:p>
         </w:tc>
       </w:tr>
       <w:tr>
+        <w:trPr>
+          <w:trHeight w:val="4316"/>
+        </w:trPr>
         <w:tc>
           <w:tcPr>
             <w:cnfStyle w:val="001000000000" w:firstRow="0" w:lastRow="0" w:firstColumn="1" w:lastColumn="0" w:oddVBand="0" w:evenVBand="0" w:oddHBand="0" w:evenHBand="0" w:firstRowFirstColumn="0" w:firstRowLastColumn="0" w:lastRowFirstColumn="0" w:lastRowLastColumn="0"/>
@@ -1645,10 +1673,132 @@
             <w:vAlign w:val="center"/>
           </w:tcPr>
           <w:p/>
-          <w:p/>
-          <w:p/>
-          <w:p/>
-          <w:p/>
+          <w:p>
+            <w:pPr>
+              <w:rPr>
+                <w:b w:val="0"/>
+                <w:bCs w:val="0"/>
+              </w:rPr>
+            </w:pPr>
+            <w:r>
+              <w:t>Verlinkung</w:t>
+            </w:r>
+          </w:p>
+          <w:p>
+            <w:r>
+              <w:rPr>
+                <w:b w:val="0"/>
+                <w:bCs w:val="0"/>
+              </w:rPr>
+              <w:t>Index.html</w:t>
+            </w:r>
+            <w:r>
+              <w:rPr>
+                <w:b w:val="0"/>
+                <w:bCs w:val="0"/>
+              </w:rPr>
+              <w:t xml:space="preserve"> Zeile </w:t>
+            </w:r>
+            <w:r>
+              <w:rPr>
+                <w:b w:val="0"/>
+                <w:bCs w:val="0"/>
+              </w:rPr>
+              <w:t>7</w:t>
+            </w:r>
+          </w:p>
+          <w:p>
+            <w:r>
+              <w:rPr>
+                <w:b w:val="0"/>
+                <w:bCs w:val="0"/>
+              </w:rPr>
+              <w:t>Index.html</w:t>
+            </w:r>
+            <w:r>
+              <w:rPr>
+                <w:b w:val="0"/>
+                <w:bCs w:val="0"/>
+              </w:rPr>
+              <w:t xml:space="preserve"> Zeile </w:t>
+            </w:r>
+            <w:r>
+              <w:rPr>
+                <w:b w:val="0"/>
+                <w:bCs w:val="0"/>
+              </w:rPr>
+              <w:t>8</w:t>
+            </w:r>
+          </w:p>
+          <w:p>
+            <w:r>
+              <w:rPr>
+                <w:b w:val="0"/>
+                <w:bCs w:val="0"/>
+              </w:rPr>
+              <w:t>Index.html</w:t>
+            </w:r>
+            <w:r>
+              <w:rPr>
+                <w:b w:val="0"/>
+                <w:bCs w:val="0"/>
+              </w:rPr>
+              <w:t xml:space="preserve"> Zeile </w:t>
+            </w:r>
+            <w:r>
+              <w:rPr>
+                <w:b w:val="0"/>
+                <w:bCs w:val="0"/>
+              </w:rPr>
+              <w:t>9</w:t>
+            </w:r>
+          </w:p>
+          <w:p>
+            <w:pPr>
+              <w:rPr>
+                <w:b w:val="0"/>
+                <w:bCs w:val="0"/>
+              </w:rPr>
+            </w:pPr>
+          </w:p>
+          <w:p>
+            <w:pPr>
+              <w:rPr>
+                <w:b w:val="0"/>
+                <w:bCs w:val="0"/>
+              </w:rPr>
+            </w:pPr>
+            <w:r>
+              <w:rPr>
+                <w:b w:val="0"/>
+                <w:bCs w:val="0"/>
+              </w:rPr>
+              <w:t>In Navigation:</w:t>
+            </w:r>
+          </w:p>
+          <w:p>
+            <w:r>
+              <w:rPr>
+                <w:b w:val="0"/>
+                <w:bCs w:val="0"/>
+              </w:rPr>
+              <w:t>Index</w:t>
+            </w:r>
+            <w:r>
+              <w:rPr>
+                <w:b w:val="0"/>
+                <w:bCs w:val="0"/>
+              </w:rPr>
+              <w:t>.html</w:t>
+            </w:r>
+            <w:r>
+              <w:rPr>
+                <w:b w:val="0"/>
+                <w:bCs w:val="0"/>
+              </w:rPr>
+              <w:t xml:space="preserve"> Zeile 13-51</w:t>
+            </w:r>
+          </w:p>
           <w:p/>
         </w:tc>
         <w:tc>
@@ -1661,12 +1811,151 @@
             <w:pPr>
               <w:cnfStyle w:val="000000000000" w:firstRow="0" w:lastRow="0" w:firstColumn="0" w:lastColumn="0" w:oddVBand="0" w:evenVBand="0" w:oddHBand="0" w:evenHBand="0" w:firstRowFirstColumn="0" w:firstRowLastColumn="0" w:lastRowFirstColumn="0" w:lastRowLastColumn="0"/>
             </w:pPr>
+            <w:r>
+              <w:t>Zeile 7:</w:t>
+            </w:r>
+          </w:p>
+          <w:p>
+            <w:pPr>
+              <w:tabs>
+                <w:tab w:val="left" w:pos="3206"/>
+              </w:tabs>
+              <w:cnfStyle w:val="000000000000" w:firstRow="0" w:lastRow="0" w:firstColumn="0" w:lastColumn="0" w:oddVBand="0" w:evenVBand="0" w:oddHBand="0" w:evenHBand="0" w:firstRowFirstColumn="0" w:firstRowLastColumn="0" w:lastRowFirstColumn="0" w:lastRowLastColumn="0"/>
+            </w:pPr>
+            <w:r>
+              <w:t>-</w:t>
+            </w:r>
+            <w:r>
+              <w:t xml:space="preserve"> </w:t>
+            </w:r>
+            <w:r>
+              <w:t xml:space="preserve">Google Font </w:t>
+            </w:r>
+            <w:r>
+              <w:t>Verlinkung</w:t>
+            </w:r>
+          </w:p>
+          <w:p>
+            <w:pPr>
+              <w:cnfStyle w:val="000000000000" w:firstRow="0" w:lastRow="0" w:firstColumn="0" w:lastColumn="0" w:oddVBand="0" w:evenVBand="0" w:oddHBand="0" w:evenHBand="0" w:firstRowFirstColumn="0" w:firstRowLastColumn="0" w:lastRowFirstColumn="0" w:lastRowLastColumn="0"/>
+            </w:pPr>
+          </w:p>
+          <w:p>
+            <w:pPr>
+              <w:cnfStyle w:val="000000000000" w:firstRow="0" w:lastRow="0" w:firstColumn="0" w:lastColumn="0" w:oddVBand="0" w:evenVBand="0" w:oddHBand="0" w:evenHBand="0" w:firstRowFirstColumn="0" w:firstRowLastColumn="0" w:lastRowFirstColumn="0" w:lastRowLastColumn="0"/>
+            </w:pPr>
+            <w:r>
+              <w:t>Zeile 8:</w:t>
+            </w:r>
+          </w:p>
+          <w:p>
+            <w:pPr>
+              <w:tabs>
+                <w:tab w:val="left" w:pos="3206"/>
+              </w:tabs>
+              <w:cnfStyle w:val="000000000000" w:firstRow="0" w:lastRow="0" w:firstColumn="0" w:lastColumn="0" w:oddVBand="0" w:evenVBand="0" w:oddHBand="0" w:evenHBand="0" w:firstRowFirstColumn="0" w:firstRowLastColumn="0" w:lastRowFirstColumn="0" w:lastRowLastColumn="0"/>
+            </w:pPr>
+            <w:r>
+              <w:t>-</w:t>
+            </w:r>
+            <w:r>
+              <w:t xml:space="preserve"> </w:t>
+            </w:r>
+            <w:r>
+              <w:t xml:space="preserve">Framework </w:t>
+            </w:r>
+            <w:proofErr w:type="spellStart"/>
+            <w:r>
+              <w:t>verlinkung</w:t>
+            </w:r>
+            <w:proofErr w:type="spellEnd"/>
+          </w:p>
+          <w:p>
+            <w:pPr>
+              <w:cnfStyle w:val="000000000000" w:firstRow="0" w:lastRow="0" w:firstColumn="0" w:lastColumn="0" w:oddVBand="0" w:evenVBand="0" w:oddHBand="0" w:evenHBand="0" w:firstRowFirstColumn="0" w:firstRowLastColumn="0" w:lastRowFirstColumn="0" w:lastRowLastColumn="0"/>
+            </w:pPr>
+          </w:p>
+          <w:p>
+            <w:pPr>
+              <w:cnfStyle w:val="000000000000" w:firstRow="0" w:lastRow="0" w:firstColumn="0" w:lastColumn="0" w:oddVBand="0" w:evenVBand="0" w:oddHBand="0" w:evenHBand="0" w:firstRowFirstColumn="0" w:firstRowLastColumn="0" w:lastRowFirstColumn="0" w:lastRowLastColumn="0"/>
+            </w:pPr>
+            <w:r>
+              <w:t>Zeile 9</w:t>
+            </w:r>
+            <w:r>
+              <w:t>:</w:t>
+            </w:r>
+          </w:p>
+          <w:p>
+            <w:pPr>
+              <w:tabs>
+                <w:tab w:val="left" w:pos="3206"/>
+              </w:tabs>
+              <w:cnfStyle w:val="000000000000" w:firstRow="0" w:lastRow="0" w:firstColumn="0" w:lastColumn="0" w:oddVBand="0" w:evenVBand="0" w:oddHBand="0" w:evenHBand="0" w:firstRowFirstColumn="0" w:firstRowLastColumn="0" w:lastRowFirstColumn="0" w:lastRowLastColumn="0"/>
+            </w:pPr>
+            <w:r>
+              <w:t>-</w:t>
+            </w:r>
+            <w:r>
+              <w:t xml:space="preserve"> </w:t>
+            </w:r>
+            <w:r>
+              <w:t>Verlinkung von eigenem</w:t>
+            </w:r>
+            <w:r>
+              <w:t xml:space="preserve"> </w:t>
+            </w:r>
+            <w:proofErr w:type="spellStart"/>
+            <w:r>
+              <w:t>css</w:t>
+            </w:r>
+            <w:proofErr w:type="spellEnd"/>
+          </w:p>
+          <w:p>
+            <w:pPr>
+              <w:tabs>
+                <w:tab w:val="left" w:pos="3206"/>
+              </w:tabs>
+              <w:cnfStyle w:val="000000000000" w:firstRow="0" w:lastRow="0" w:firstColumn="0" w:lastColumn="0" w:oddVBand="0" w:evenVBand="0" w:oddHBand="0" w:evenHBand="0" w:firstRowFirstColumn="0" w:firstRowLastColumn="0" w:lastRowFirstColumn="0" w:lastRowLastColumn="0"/>
+            </w:pPr>
+          </w:p>
+          <w:p>
+            <w:pPr>
+              <w:tabs>
+                <w:tab w:val="left" w:pos="3206"/>
+              </w:tabs>
+              <w:cnfStyle w:val="000000000000" w:firstRow="0" w:lastRow="0" w:firstColumn="0" w:lastColumn="0" w:oddVBand="0" w:evenVBand="0" w:oddHBand="0" w:evenHBand="0" w:firstRowFirstColumn="0" w:firstRowLastColumn="0" w:lastRowFirstColumn="0" w:lastRowLastColumn="0"/>
+            </w:pPr>
+            <w:r>
+              <w:t>Zeile 13-51</w:t>
+            </w:r>
+            <w:r>
+              <w:t>:</w:t>
+            </w:r>
+          </w:p>
+          <w:p>
+            <w:pPr>
+              <w:tabs>
+                <w:tab w:val="left" w:pos="3206"/>
+              </w:tabs>
+              <w:cnfStyle w:val="000000000000" w:firstRow="0" w:lastRow="0" w:firstColumn="0" w:lastColumn="0" w:oddVBand="0" w:evenVBand="0" w:oddHBand="0" w:evenHBand="0" w:firstRowFirstColumn="0" w:firstRowLastColumn="0" w:lastRowFirstColumn="0" w:lastRowLastColumn="0"/>
+            </w:pPr>
+            <w:r>
+              <w:t>-</w:t>
+            </w:r>
+            <w:r>
+              <w:t xml:space="preserve"> Verlinkung von</w:t>
+            </w:r>
+            <w:r>
+              <w:t xml:space="preserve"> 5 Seiten (in Navigation)</w:t>
+            </w:r>
           </w:p>
         </w:tc>
       </w:tr>
       <w:tr>
         <w:trPr>
           <w:cnfStyle w:val="000000100000" w:firstRow="0" w:lastRow="0" w:firstColumn="0" w:lastColumn="0" w:oddVBand="0" w:evenVBand="0" w:oddHBand="1" w:evenHBand="0" w:firstRowFirstColumn="0" w:firstRowLastColumn="0" w:lastRowFirstColumn="0" w:lastRowLastColumn="0"/>
+          <w:trHeight w:val="2547"/>
         </w:trPr>
         <w:tc>
           <w:tcPr>
@@ -1676,9 +1965,81 @@
             <w:vAlign w:val="center"/>
           </w:tcPr>
           <w:p/>
-          <w:p/>
-          <w:p/>
-          <w:p/>
+          <w:p>
+            <w:pPr>
+              <w:rPr>
+                <w:b w:val="0"/>
+                <w:bCs w:val="0"/>
+              </w:rPr>
+            </w:pPr>
+            <w:r>
+              <w:t xml:space="preserve">Video </w:t>
+            </w:r>
+            <w:proofErr w:type="spellStart"/>
+            <w:r>
+              <w:t>Lazy</w:t>
+            </w:r>
+            <w:proofErr w:type="spellEnd"/>
+            <w:r>
+              <w:t xml:space="preserve"> </w:t>
+            </w:r>
+            <w:proofErr w:type="spellStart"/>
+            <w:r>
+              <w:t>Loading</w:t>
+            </w:r>
+            <w:proofErr w:type="spellEnd"/>
+          </w:p>
+          <w:p>
+            <w:pPr>
+              <w:rPr>
+                <w:b w:val="0"/>
+                <w:bCs w:val="0"/>
+              </w:rPr>
+            </w:pPr>
+            <w:r>
+              <w:rPr>
+                <w:b w:val="0"/>
+                <w:bCs w:val="0"/>
+              </w:rPr>
+              <w:t>Nico.html Zeile: 62-95</w:t>
+            </w:r>
+          </w:p>
+          <w:p>
+            <w:pPr>
+              <w:rPr>
+                <w:b w:val="0"/>
+                <w:bCs w:val="0"/>
+              </w:rPr>
+            </w:pPr>
+            <w:r>
+              <w:rPr>
+                <w:b w:val="0"/>
+                <w:bCs w:val="0"/>
+              </w:rPr>
+              <w:t>Nico.</w:t>
+            </w:r>
+            <w:r>
+              <w:rPr>
+                <w:b w:val="0"/>
+                <w:bCs w:val="0"/>
+              </w:rPr>
+              <w:t>css</w:t>
+            </w:r>
+            <w:r>
+              <w:rPr>
+                <w:b w:val="0"/>
+                <w:bCs w:val="0"/>
+              </w:rPr>
+              <w:t xml:space="preserve"> Zeile: </w:t>
+            </w:r>
+            <w:r>
+              <w:rPr>
+                <w:b w:val="0"/>
+                <w:bCs w:val="0"/>
+              </w:rPr>
+              <w:t>119-137</w:t>
+            </w:r>
+          </w:p>
           <w:p/>
           <w:p/>
         </w:tc>
@@ -1692,6 +2053,117 @@
             <w:pPr>
               <w:cnfStyle w:val="000000100000" w:firstRow="0" w:lastRow="0" w:firstColumn="0" w:lastColumn="0" w:oddVBand="0" w:evenVBand="0" w:oddHBand="1" w:evenHBand="0" w:firstRowFirstColumn="0" w:firstRowLastColumn="0" w:lastRowFirstColumn="0" w:lastRowLastColumn="0"/>
             </w:pPr>
+            <w:r>
+              <w:t>-</w:t>
+            </w:r>
+            <w:r>
+              <w:t xml:space="preserve"> </w:t>
+            </w:r>
+            <w:proofErr w:type="spellStart"/>
+            <w:r>
+              <w:t>Lazy</w:t>
+            </w:r>
+            <w:proofErr w:type="spellEnd"/>
+            <w:r>
+              <w:t xml:space="preserve"> </w:t>
+            </w:r>
+            <w:proofErr w:type="spellStart"/>
+            <w:r>
+              <w:t>Loading</w:t>
+            </w:r>
+            <w:proofErr w:type="spellEnd"/>
+            <w:r>
+              <w:t xml:space="preserve"> für Videos via</w:t>
+            </w:r>
+          </w:p>
+          <w:p>
+            <w:pPr>
+              <w:tabs>
+                <w:tab w:val="left" w:pos="136"/>
+              </w:tabs>
+              <w:cnfStyle w:val="000000100000" w:firstRow="0" w:lastRow="0" w:firstColumn="0" w:lastColumn="0" w:oddVBand="0" w:evenVBand="0" w:oddHBand="1" w:evenHBand="0" w:firstRowFirstColumn="0" w:firstRowLastColumn="0" w:lastRowFirstColumn="0" w:lastRowLastColumn="0"/>
+            </w:pPr>
+            <w:r>
+              <w:t xml:space="preserve"> </w:t>
+            </w:r>
+            <w:r>
+              <w:rPr>
+                <w:b/>
+                <w:bCs/>
+                <w:color w:val="FFFFFF" w:themeColor="background1"/>
+                <w:sz w:val="40"/>
+                <w:szCs w:val="40"/>
+              </w:rPr>
+              <w:tab/>
+            </w:r>
+            <w:r>
+              <w:t>W3C School hinzugefügt</w:t>
+            </w:r>
+          </w:p>
+          <w:p>
+            <w:pPr>
+              <w:tabs>
+                <w:tab w:val="left" w:pos="136"/>
+              </w:tabs>
+              <w:ind w:left="32" w:hanging="32"/>
+              <w:cnfStyle w:val="000000100000" w:firstRow="0" w:lastRow="0" w:firstColumn="0" w:lastColumn="0" w:oddVBand="0" w:evenVBand="0" w:oddHBand="1" w:evenHBand="0" w:firstRowFirstColumn="0" w:firstRowLastColumn="0" w:lastRowFirstColumn="0" w:lastRowLastColumn="0"/>
+            </w:pPr>
+            <w:r>
+              <w:rPr>
+                <w:b/>
+                <w:bCs/>
+                <w:color w:val="FFFFFF" w:themeColor="background1"/>
+                <w:sz w:val="40"/>
+                <w:szCs w:val="40"/>
+              </w:rPr>
+              <w:tab/>
+            </w:r>
+            <w:r>
+              <w:rPr>
+                <w:b/>
+                <w:bCs/>
+                <w:color w:val="FFFFFF" w:themeColor="background1"/>
+                <w:sz w:val="40"/>
+                <w:szCs w:val="40"/>
+              </w:rPr>
+              <w:tab/>
+            </w:r>
+            <w:r>
+              <w:t>Vorschaubild hinzugefügt</w:t>
+            </w:r>
+          </w:p>
+          <w:p>
+            <w:pPr>
+              <w:cnfStyle w:val="000000100000" w:firstRow="0" w:lastRow="0" w:firstColumn="0" w:lastColumn="0" w:oddVBand="0" w:evenVBand="0" w:oddHBand="1" w:evenHBand="0" w:firstRowFirstColumn="0" w:firstRowLastColumn="0" w:lastRowFirstColumn="0" w:lastRowLastColumn="0"/>
+            </w:pPr>
+            <w:r>
+              <w:t>-</w:t>
+            </w:r>
+            <w:r>
+              <w:t xml:space="preserve"> </w:t>
+            </w:r>
+            <w:proofErr w:type="spellStart"/>
+            <w:r>
+              <w:t>Rickroll</w:t>
+            </w:r>
+            <w:proofErr w:type="spellEnd"/>
+            <w:r>
+              <w:t xml:space="preserve">-Video hinzugefügt </w:t>
+            </w:r>
+          </w:p>
+          <w:p>
+            <w:pPr>
+              <w:cnfStyle w:val="000000100000" w:firstRow="0" w:lastRow="0" w:firstColumn="0" w:lastColumn="0" w:oddVBand="0" w:evenVBand="0" w:oddHBand="1" w:evenHBand="0" w:firstRowFirstColumn="0" w:firstRowLastColumn="0" w:lastRowFirstColumn="0" w:lastRowLastColumn="0"/>
+            </w:pPr>
+            <w:r>
+              <w:t>-</w:t>
+            </w:r>
+            <w:r>
+              <w:t xml:space="preserve"> </w:t>
+            </w:r>
+            <w:r>
+              <w:t>lazy-load.js hinzugefügt</w:t>
+            </w:r>
           </w:p>
         </w:tc>
       </w:tr>
@@ -3635,6 +4107,119 @@
     </w:lvl>
   </w:abstractNum>
   <w:abstractNum w:abstractNumId="13" w15:restartNumberingAfterBreak="0">
+    <w:nsid w:val="3A3F3897"/>
+    <w:multiLevelType w:val="hybridMultilevel"/>
+    <w:tmpl w:val="830AB2D0"/>
+    <w:lvl w:ilvl="0" w:tplc="4BBE27F0">
+      <w:start w:val="13"/>
+      <w:numFmt w:val="bullet"/>
+      <w:lvlText w:val="-"/>
+      <w:lvlJc w:val="left"/>
+      <w:pPr>
+        <w:ind w:left="720" w:hanging="360"/>
+      </w:pPr>
+      <w:rPr>
+        <w:rFonts w:ascii="Aptos" w:eastAsiaTheme="minorHAnsi" w:hAnsi="Aptos" w:cstheme="minorBidi" w:hint="default"/>
+      </w:rPr>
+    </w:lvl>
+    <w:lvl w:ilvl="1" w:tplc="08070003" w:tentative="1">
+      <w:start w:val="1"/>
+      <w:numFmt w:val="bullet"/>
+      <w:lvlText w:val="o"/>
+      <w:lvlJc w:val="left"/>
+      <w:pPr>
+        <w:ind w:left="1440" w:hanging="360"/>
+      </w:pPr>
+      <w:rPr>
+        <w:rFonts w:ascii="Courier New" w:hAnsi="Courier New" w:cs="Courier New" w:hint="default"/>
+      </w:rPr>
+    </w:lvl>
+    <w:lvl w:ilvl="2" w:tplc="08070005" w:tentative="1">
+      <w:start w:val="1"/>
+      <w:numFmt w:val="bullet"/>
+      <w:lvlText w:val=""/>
+      <w:lvlJc w:val="left"/>
+      <w:pPr>
+        <w:ind w:left="2160" w:hanging="360"/>
+      </w:pPr>
+      <w:rPr>
+        <w:rFonts w:ascii="Wingdings" w:hAnsi="Wingdings" w:hint="default"/>
+      </w:rPr>
+    </w:lvl>
+    <w:lvl w:ilvl="3" w:tplc="08070001" w:tentative="1">
+      <w:start w:val="1"/>
+      <w:numFmt w:val="bullet"/>
+      <w:lvlText w:val=""/>
+      <w:lvlJc w:val="left"/>
+      <w:pPr>
+        <w:ind w:left="2880" w:hanging="360"/>
+      </w:pPr>
+      <w:rPr>
+        <w:rFonts w:ascii="Symbol" w:hAnsi="Symbol" w:hint="default"/>
+      </w:rPr>
+    </w:lvl>
+    <w:lvl w:ilvl="4" w:tplc="08070003" w:tentative="1">
+      <w:start w:val="1"/>
+      <w:numFmt w:val="bullet"/>
+      <w:lvlText w:val="o"/>
+      <w:lvlJc w:val="left"/>
+      <w:pPr>
+        <w:ind w:left="3600" w:hanging="360"/>
+      </w:pPr>
+      <w:rPr>
+        <w:rFonts w:ascii="Courier New" w:hAnsi="Courier New" w:cs="Courier New" w:hint="default"/>
+      </w:rPr>
+    </w:lvl>
+    <w:lvl w:ilvl="5" w:tplc="08070005" w:tentative="1">
+      <w:start w:val="1"/>
+      <w:numFmt w:val="bullet"/>
+      <w:lvlText w:val=""/>
+      <w:lvlJc w:val="left"/>
+      <w:pPr>
+        <w:ind w:left="4320" w:hanging="360"/>
+      </w:pPr>
+      <w:rPr>
+        <w:rFonts w:ascii="Wingdings" w:hAnsi="Wingdings" w:hint="default"/>
+      </w:rPr>
+    </w:lvl>
+    <w:lvl w:ilvl="6" w:tplc="08070001" w:tentative="1">
+      <w:start w:val="1"/>
+      <w:numFmt w:val="bullet"/>
+      <w:lvlText w:val=""/>
+      <w:lvlJc w:val="left"/>
+      <w:pPr>
+        <w:ind w:left="5040" w:hanging="360"/>
+      </w:pPr>
+      <w:rPr>
+        <w:rFonts w:ascii="Symbol" w:hAnsi="Symbol" w:hint="default"/>
+      </w:rPr>
+    </w:lvl>
+    <w:lvl w:ilvl="7" w:tplc="08070003" w:tentative="1">
+      <w:start w:val="1"/>
+      <w:numFmt w:val="bullet"/>
+      <w:lvlText w:val="o"/>
+      <w:lvlJc w:val="left"/>
+      <w:pPr>
+        <w:ind w:left="5760" w:hanging="360"/>
+      </w:pPr>
+      <w:rPr>
+        <w:rFonts w:ascii="Courier New" w:hAnsi="Courier New" w:cs="Courier New" w:hint="default"/>
+      </w:rPr>
+    </w:lvl>
+    <w:lvl w:ilvl="8" w:tplc="08070005" w:tentative="1">
+      <w:start w:val="1"/>
+      <w:numFmt w:val="bullet"/>
+      <w:lvlText w:val=""/>
+      <w:lvlJc w:val="left"/>
+      <w:pPr>
+        <w:ind w:left="6480" w:hanging="360"/>
+      </w:pPr>
+      <w:rPr>
+        <w:rFonts w:ascii="Wingdings" w:hAnsi="Wingdings" w:hint="default"/>
+      </w:rPr>
+    </w:lvl>
+  </w:abstractNum>
+  <w:abstractNum w:abstractNumId="14" w15:restartNumberingAfterBreak="0">
     <w:nsid w:val="3B6D7E70"/>
     <w:multiLevelType w:val="hybridMultilevel"/>
     <w:tmpl w:val="0D14FC78"/>
@@ -3747,7 +4332,7 @@
       </w:rPr>
     </w:lvl>
   </w:abstractNum>
-  <w:abstractNum w:abstractNumId="14" w15:restartNumberingAfterBreak="0">
+  <w:abstractNum w:abstractNumId="15" w15:restartNumberingAfterBreak="0">
     <w:nsid w:val="3EEF1597"/>
     <w:multiLevelType w:val="hybridMultilevel"/>
     <w:tmpl w:val="CB505132"/>
@@ -3860,7 +4445,7 @@
       </w:rPr>
     </w:lvl>
   </w:abstractNum>
-  <w:abstractNum w:abstractNumId="15" w15:restartNumberingAfterBreak="0">
+  <w:abstractNum w:abstractNumId="16" w15:restartNumberingAfterBreak="0">
     <w:nsid w:val="431F36E3"/>
     <w:multiLevelType w:val="multilevel"/>
     <w:tmpl w:val="B5AE6FD4"/>
@@ -4009,7 +4594,119 @@
       </w:rPr>
     </w:lvl>
   </w:abstractNum>
-  <w:abstractNum w:abstractNumId="16" w15:restartNumberingAfterBreak="0">
+  <w:abstractNum w:abstractNumId="17" w15:restartNumberingAfterBreak="0">
+    <w:nsid w:val="4E351370"/>
+    <w:multiLevelType w:val="hybridMultilevel"/>
+    <w:tmpl w:val="58A632E8"/>
+    <w:lvl w:ilvl="0" w:tplc="8B7A3B2C">
+      <w:numFmt w:val="bullet"/>
+      <w:lvlText w:val="-"/>
+      <w:lvlJc w:val="left"/>
+      <w:pPr>
+        <w:ind w:left="720" w:hanging="360"/>
+      </w:pPr>
+      <w:rPr>
+        <w:rFonts w:ascii="Aptos" w:eastAsiaTheme="minorHAnsi" w:hAnsi="Aptos" w:cstheme="minorBidi" w:hint="default"/>
+      </w:rPr>
+    </w:lvl>
+    <w:lvl w:ilvl="1" w:tplc="08070003" w:tentative="1">
+      <w:start w:val="1"/>
+      <w:numFmt w:val="bullet"/>
+      <w:lvlText w:val="o"/>
+      <w:lvlJc w:val="left"/>
+      <w:pPr>
+        <w:ind w:left="1440" w:hanging="360"/>
+      </w:pPr>
+      <w:rPr>
+        <w:rFonts w:ascii="Courier New" w:hAnsi="Courier New" w:cs="Courier New" w:hint="default"/>
+      </w:rPr>
+    </w:lvl>
+    <w:lvl w:ilvl="2" w:tplc="08070005" w:tentative="1">
+      <w:start w:val="1"/>
+      <w:numFmt w:val="bullet"/>
+      <w:lvlText w:val=""/>
+      <w:lvlJc w:val="left"/>
+      <w:pPr>
+        <w:ind w:left="2160" w:hanging="360"/>
+      </w:pPr>
+      <w:rPr>
+        <w:rFonts w:ascii="Wingdings" w:hAnsi="Wingdings" w:hint="default"/>
+      </w:rPr>
+    </w:lvl>
+    <w:lvl w:ilvl="3" w:tplc="08070001" w:tentative="1">
+      <w:start w:val="1"/>
+      <w:numFmt w:val="bullet"/>
+      <w:lvlText w:val=""/>
+      <w:lvlJc w:val="left"/>
+      <w:pPr>
+        <w:ind w:left="2880" w:hanging="360"/>
+      </w:pPr>
+      <w:rPr>
+        <w:rFonts w:ascii="Symbol" w:hAnsi="Symbol" w:hint="default"/>
+      </w:rPr>
+    </w:lvl>
+    <w:lvl w:ilvl="4" w:tplc="08070003" w:tentative="1">
+      <w:start w:val="1"/>
+      <w:numFmt w:val="bullet"/>
+      <w:lvlText w:val="o"/>
+      <w:lvlJc w:val="left"/>
+      <w:pPr>
+        <w:ind w:left="3600" w:hanging="360"/>
+      </w:pPr>
+      <w:rPr>
+        <w:rFonts w:ascii="Courier New" w:hAnsi="Courier New" w:cs="Courier New" w:hint="default"/>
+      </w:rPr>
+    </w:lvl>
+    <w:lvl w:ilvl="5" w:tplc="08070005" w:tentative="1">
+      <w:start w:val="1"/>
+      <w:numFmt w:val="bullet"/>
+      <w:lvlText w:val=""/>
+      <w:lvlJc w:val="left"/>
+      <w:pPr>
+        <w:ind w:left="4320" w:hanging="360"/>
+      </w:pPr>
+      <w:rPr>
+        <w:rFonts w:ascii="Wingdings" w:hAnsi="Wingdings" w:hint="default"/>
+      </w:rPr>
+    </w:lvl>
+    <w:lvl w:ilvl="6" w:tplc="08070001" w:tentative="1">
+      <w:start w:val="1"/>
+      <w:numFmt w:val="bullet"/>
+      <w:lvlText w:val=""/>
+      <w:lvlJc w:val="left"/>
+      <w:pPr>
+        <w:ind w:left="5040" w:hanging="360"/>
+      </w:pPr>
+      <w:rPr>
+        <w:rFonts w:ascii="Symbol" w:hAnsi="Symbol" w:hint="default"/>
+      </w:rPr>
+    </w:lvl>
+    <w:lvl w:ilvl="7" w:tplc="08070003" w:tentative="1">
+      <w:start w:val="1"/>
+      <w:numFmt w:val="bullet"/>
+      <w:lvlText w:val="o"/>
+      <w:lvlJc w:val="left"/>
+      <w:pPr>
+        <w:ind w:left="5760" w:hanging="360"/>
+      </w:pPr>
+      <w:rPr>
+        <w:rFonts w:ascii="Courier New" w:hAnsi="Courier New" w:cs="Courier New" w:hint="default"/>
+      </w:rPr>
+    </w:lvl>
+    <w:lvl w:ilvl="8" w:tplc="08070005" w:tentative="1">
+      <w:start w:val="1"/>
+      <w:numFmt w:val="bullet"/>
+      <w:lvlText w:val=""/>
+      <w:lvlJc w:val="left"/>
+      <w:pPr>
+        <w:ind w:left="6480" w:hanging="360"/>
+      </w:pPr>
+      <w:rPr>
+        <w:rFonts w:ascii="Wingdings" w:hAnsi="Wingdings" w:hint="default"/>
+      </w:rPr>
+    </w:lvl>
+  </w:abstractNum>
+  <w:abstractNum w:abstractNumId="18" w15:restartNumberingAfterBreak="0">
     <w:nsid w:val="511E22CF"/>
     <w:multiLevelType w:val="multilevel"/>
     <w:tmpl w:val="22768E02"/>
@@ -4158,7 +4855,7 @@
       </w:rPr>
     </w:lvl>
   </w:abstractNum>
-  <w:abstractNum w:abstractNumId="17" w15:restartNumberingAfterBreak="0">
+  <w:abstractNum w:abstractNumId="19" w15:restartNumberingAfterBreak="0">
     <w:nsid w:val="54091C02"/>
     <w:multiLevelType w:val="hybridMultilevel"/>
     <w:tmpl w:val="31004FF6"/>
@@ -4270,7 +4967,120 @@
       </w:rPr>
     </w:lvl>
   </w:abstractNum>
-  <w:abstractNum w:abstractNumId="18" w15:restartNumberingAfterBreak="0">
+  <w:abstractNum w:abstractNumId="20" w15:restartNumberingAfterBreak="0">
+    <w:nsid w:val="59124BD8"/>
+    <w:multiLevelType w:val="hybridMultilevel"/>
+    <w:tmpl w:val="85F6ACBA"/>
+    <w:lvl w:ilvl="0" w:tplc="FF46BE28">
+      <w:start w:val="13"/>
+      <w:numFmt w:val="bullet"/>
+      <w:lvlText w:val="-"/>
+      <w:lvlJc w:val="left"/>
+      <w:pPr>
+        <w:ind w:left="720" w:hanging="360"/>
+      </w:pPr>
+      <w:rPr>
+        <w:rFonts w:ascii="Aptos" w:eastAsiaTheme="minorHAnsi" w:hAnsi="Aptos" w:cstheme="minorBidi" w:hint="default"/>
+      </w:rPr>
+    </w:lvl>
+    <w:lvl w:ilvl="1" w:tplc="08070003" w:tentative="1">
+      <w:start w:val="1"/>
+      <w:numFmt w:val="bullet"/>
+      <w:lvlText w:val="o"/>
+      <w:lvlJc w:val="left"/>
+      <w:pPr>
+        <w:ind w:left="1440" w:hanging="360"/>
+      </w:pPr>
+      <w:rPr>
+        <w:rFonts w:ascii="Courier New" w:hAnsi="Courier New" w:cs="Courier New" w:hint="default"/>
+      </w:rPr>
+    </w:lvl>
+    <w:lvl w:ilvl="2" w:tplc="08070005" w:tentative="1">
+      <w:start w:val="1"/>
+      <w:numFmt w:val="bullet"/>
+      <w:lvlText w:val=""/>
+      <w:lvlJc w:val="left"/>
+      <w:pPr>
+        <w:ind w:left="2160" w:hanging="360"/>
+      </w:pPr>
+      <w:rPr>
+        <w:rFonts w:ascii="Wingdings" w:hAnsi="Wingdings" w:hint="default"/>
+      </w:rPr>
+    </w:lvl>
+    <w:lvl w:ilvl="3" w:tplc="08070001" w:tentative="1">
+      <w:start w:val="1"/>
+      <w:numFmt w:val="bullet"/>
+      <w:lvlText w:val=""/>
+      <w:lvlJc w:val="left"/>
+      <w:pPr>
+        <w:ind w:left="2880" w:hanging="360"/>
+      </w:pPr>
+      <w:rPr>
+        <w:rFonts w:ascii="Symbol" w:hAnsi="Symbol" w:hint="default"/>
+      </w:rPr>
+    </w:lvl>
+    <w:lvl w:ilvl="4" w:tplc="08070003" w:tentative="1">
+      <w:start w:val="1"/>
+      <w:numFmt w:val="bullet"/>
+      <w:lvlText w:val="o"/>
+      <w:lvlJc w:val="left"/>
+      <w:pPr>
+        <w:ind w:left="3600" w:hanging="360"/>
+      </w:pPr>
+      <w:rPr>
+        <w:rFonts w:ascii="Courier New" w:hAnsi="Courier New" w:cs="Courier New" w:hint="default"/>
+      </w:rPr>
+    </w:lvl>
+    <w:lvl w:ilvl="5" w:tplc="08070005" w:tentative="1">
+      <w:start w:val="1"/>
+      <w:numFmt w:val="bullet"/>
+      <w:lvlText w:val=""/>
+      <w:lvlJc w:val="left"/>
+      <w:pPr>
+        <w:ind w:left="4320" w:hanging="360"/>
+      </w:pPr>
+      <w:rPr>
+        <w:rFonts w:ascii="Wingdings" w:hAnsi="Wingdings" w:hint="default"/>
+      </w:rPr>
+    </w:lvl>
+    <w:lvl w:ilvl="6" w:tplc="08070001" w:tentative="1">
+      <w:start w:val="1"/>
+      <w:numFmt w:val="bullet"/>
+      <w:lvlText w:val=""/>
+      <w:lvlJc w:val="left"/>
+      <w:pPr>
+        <w:ind w:left="5040" w:hanging="360"/>
+      </w:pPr>
+      <w:rPr>
+        <w:rFonts w:ascii="Symbol" w:hAnsi="Symbol" w:hint="default"/>
+      </w:rPr>
+    </w:lvl>
+    <w:lvl w:ilvl="7" w:tplc="08070003" w:tentative="1">
+      <w:start w:val="1"/>
+      <w:numFmt w:val="bullet"/>
+      <w:lvlText w:val="o"/>
+      <w:lvlJc w:val="left"/>
+      <w:pPr>
+        <w:ind w:left="5760" w:hanging="360"/>
+      </w:pPr>
+      <w:rPr>
+        <w:rFonts w:ascii="Courier New" w:hAnsi="Courier New" w:cs="Courier New" w:hint="default"/>
+      </w:rPr>
+    </w:lvl>
+    <w:lvl w:ilvl="8" w:tplc="08070005" w:tentative="1">
+      <w:start w:val="1"/>
+      <w:numFmt w:val="bullet"/>
+      <w:lvlText w:val=""/>
+      <w:lvlJc w:val="left"/>
+      <w:pPr>
+        <w:ind w:left="6480" w:hanging="360"/>
+      </w:pPr>
+      <w:rPr>
+        <w:rFonts w:ascii="Wingdings" w:hAnsi="Wingdings" w:hint="default"/>
+      </w:rPr>
+    </w:lvl>
+  </w:abstractNum>
+  <w:abstractNum w:abstractNumId="21" w15:restartNumberingAfterBreak="0">
     <w:nsid w:val="64560368"/>
     <w:multiLevelType w:val="hybridMultilevel"/>
     <w:tmpl w:val="BFE2C126"/>
@@ -4383,7 +5193,7 @@
       </w:rPr>
     </w:lvl>
   </w:abstractNum>
-  <w:abstractNum w:abstractNumId="19" w15:restartNumberingAfterBreak="0">
+  <w:abstractNum w:abstractNumId="22" w15:restartNumberingAfterBreak="0">
     <w:nsid w:val="6A191E8D"/>
     <w:multiLevelType w:val="hybridMultilevel"/>
     <w:tmpl w:val="A1886E78"/>
@@ -4496,7 +5306,7 @@
       </w:rPr>
     </w:lvl>
   </w:abstractNum>
-  <w:abstractNum w:abstractNumId="20" w15:restartNumberingAfterBreak="0">
+  <w:abstractNum w:abstractNumId="23" w15:restartNumberingAfterBreak="0">
     <w:nsid w:val="6F48755B"/>
     <w:multiLevelType w:val="multilevel"/>
     <w:tmpl w:val="DC6A525A"/>
@@ -4646,10 +5456,10 @@
     </w:lvl>
   </w:abstractNum>
   <w:num w:numId="1" w16cid:durableId="1022586412">
-    <w:abstractNumId w:val="17"/>
+    <w:abstractNumId w:val="19"/>
   </w:num>
   <w:num w:numId="2" w16cid:durableId="645472241">
-    <w:abstractNumId w:val="16"/>
+    <w:abstractNumId w:val="18"/>
   </w:num>
   <w:num w:numId="3" w16cid:durableId="55009958">
     <w:abstractNumId w:val="2"/>
@@ -4679,10 +5489,10 @@
     <w:abstractNumId w:val="0"/>
   </w:num>
   <w:num w:numId="12" w16cid:durableId="1359353993">
-    <w:abstractNumId w:val="18"/>
+    <w:abstractNumId w:val="21"/>
   </w:num>
   <w:num w:numId="13" w16cid:durableId="2103868526">
-    <w:abstractNumId w:val="19"/>
+    <w:abstractNumId w:val="22"/>
   </w:num>
   <w:num w:numId="14" w16cid:durableId="110974459">
     <w:abstractNumId w:val="12"/>
@@ -4694,19 +5504,28 @@
     <w:abstractNumId w:val="4"/>
   </w:num>
   <w:num w:numId="17" w16cid:durableId="1455783164">
-    <w:abstractNumId w:val="13"/>
+    <w:abstractNumId w:val="14"/>
   </w:num>
   <w:num w:numId="18" w16cid:durableId="1876190051">
-    <w:abstractNumId w:val="20"/>
+    <w:abstractNumId w:val="23"/>
   </w:num>
   <w:num w:numId="19" w16cid:durableId="1400055150">
-    <w:abstractNumId w:val="15"/>
+    <w:abstractNumId w:val="16"/>
   </w:num>
   <w:num w:numId="20" w16cid:durableId="640155789">
-    <w:abstractNumId w:val="14"/>
+    <w:abstractNumId w:val="15"/>
   </w:num>
   <w:num w:numId="21" w16cid:durableId="843207057">
     <w:abstractNumId w:val="9"/>
+  </w:num>
+  <w:num w:numId="22" w16cid:durableId="215701544">
+    <w:abstractNumId w:val="17"/>
+  </w:num>
+  <w:num w:numId="23" w16cid:durableId="2143040925">
+    <w:abstractNumId w:val="20"/>
+  </w:num>
+  <w:num w:numId="24" w16cid:durableId="710345031">
+    <w:abstractNumId w:val="13"/>
   </w:num>
 </w:numbering>
 </file>
@@ -5111,7 +5930,7 @@
   <w:style w:type="paragraph" w:default="1" w:styleId="Standard">
     <w:name w:val="Normal"/>
     <w:qFormat/>
-    <w:rsid w:val="00822D60"/>
+    <w:rsid w:val="007E6C0B"/>
   </w:style>
   <w:style w:type="paragraph" w:styleId="berschrift1">
     <w:name w:val="heading 1"/>

--- a/Meier_Blättler_Maisenbacher_MMA25cL_Gruppe1.docx
+++ b/Meier_Blättler_Maisenbacher_MMA25cL_Gruppe1.docx
@@ -1080,7 +1080,7 @@
               </w:rPr>
               <w:lastRenderedPageBreak/>
               <w:drawing>
-                <wp:anchor distT="0" distB="0" distL="114300" distR="114300" simplePos="0" relativeHeight="251673600" behindDoc="0" locked="0" layoutInCell="1" allowOverlap="1" wp14:anchorId="35E77A96" wp14:editId="7352D773">
+                <wp:anchor distT="0" distB="0" distL="114300" distR="114300" simplePos="0" relativeHeight="251673600" behindDoc="0" locked="0" layoutInCell="1" allowOverlap="1" wp14:anchorId="35E77A96" wp14:editId="2FA64909">
                   <wp:simplePos x="0" y="0"/>
                   <wp:positionH relativeFrom="column">
                     <wp:posOffset>-68580</wp:posOffset>
@@ -1697,37 +1697,23 @@
                 <w:b w:val="0"/>
                 <w:bCs w:val="0"/>
               </w:rPr>
-              <w:t xml:space="preserve"> Zeile </w:t>
-            </w:r>
+              <w:t xml:space="preserve"> Zeile 7</w:t>
+            </w:r>
+          </w:p>
+          <w:p>
             <w:r>
               <w:rPr>
                 <w:b w:val="0"/>
                 <w:bCs w:val="0"/>
               </w:rPr>
-              <w:t>7</w:t>
-            </w:r>
-          </w:p>
-          <w:p>
+              <w:t>Index.html</w:t>
+            </w:r>
             <w:r>
               <w:rPr>
                 <w:b w:val="0"/>
                 <w:bCs w:val="0"/>
               </w:rPr>
-              <w:t>Index.html</w:t>
-            </w:r>
-            <w:r>
-              <w:rPr>
-                <w:b w:val="0"/>
-                <w:bCs w:val="0"/>
-              </w:rPr>
-              <w:t xml:space="preserve"> Zeile </w:t>
-            </w:r>
-            <w:r>
-              <w:rPr>
-                <w:b w:val="0"/>
-                <w:bCs w:val="0"/>
-              </w:rPr>
-              <w:t>8</w:t>
+              <w:t xml:space="preserve"> Zeile 8</w:t>
             </w:r>
           </w:p>
           <w:p>
@@ -1829,10 +1815,7 @@
               <w:t xml:space="preserve"> </w:t>
             </w:r>
             <w:r>
-              <w:t xml:space="preserve">Google Font </w:t>
-            </w:r>
-            <w:r>
-              <w:t>Verlinkung</w:t>
+              <w:t>Google Font Verlinkung</w:t>
             </w:r>
           </w:p>
           <w:p>
@@ -1859,10 +1842,7 @@
               <w:t>-</w:t>
             </w:r>
             <w:r>
-              <w:t xml:space="preserve"> </w:t>
-            </w:r>
-            <w:r>
-              <w:t xml:space="preserve">Framework </w:t>
+              <w:t xml:space="preserve"> Framework </w:t>
             </w:r>
             <w:proofErr w:type="spellStart"/>
             <w:r>
@@ -2163,6 +2143,290 @@
             </w:r>
             <w:r>
               <w:t>lazy-load.js hinzugefügt</w:t>
+            </w:r>
+          </w:p>
+        </w:tc>
+      </w:tr>
+      <w:tr>
+        <w:trPr>
+          <w:trHeight w:val="2547"/>
+        </w:trPr>
+        <w:tc>
+          <w:tcPr>
+            <w:cnfStyle w:val="001000000000" w:firstRow="0" w:lastRow="0" w:firstColumn="1" w:lastColumn="0" w:oddVBand="0" w:evenVBand="0" w:oddHBand="0" w:evenHBand="0" w:firstRowFirstColumn="0" w:firstRowLastColumn="0" w:lastRowFirstColumn="0" w:lastRowLastColumn="0"/>
+            <w:tcW w:w="4395" w:type="dxa"/>
+            <w:shd w:val="clear" w:color="auto" w:fill="D9F2D0" w:themeFill="accent6" w:themeFillTint="33"/>
+            <w:vAlign w:val="center"/>
+          </w:tcPr>
+          <w:p>
+            <w:pPr>
+              <w:rPr>
+                <w:b w:val="0"/>
+                <w:bCs w:val="0"/>
+              </w:rPr>
+            </w:pPr>
+            <w:proofErr w:type="spellStart"/>
+            <w:r>
+              <w:t>Accordeon</w:t>
+            </w:r>
+            <w:proofErr w:type="spellEnd"/>
+          </w:p>
+          <w:p>
+            <w:pPr>
+              <w:rPr>
+                <w:b w:val="0"/>
+                <w:bCs w:val="0"/>
+              </w:rPr>
+            </w:pPr>
+            <w:r>
+              <w:rPr>
+                <w:b w:val="0"/>
+                <w:bCs w:val="0"/>
+              </w:rPr>
+              <w:t xml:space="preserve">Robin.html Zeile: </w:t>
+            </w:r>
+            <w:r>
+              <w:rPr>
+                <w:b w:val="0"/>
+                <w:bCs w:val="0"/>
+              </w:rPr>
+              <w:t>96-105</w:t>
+            </w:r>
+          </w:p>
+          <w:p>
+            <w:r>
+              <w:rPr>
+                <w:b w:val="0"/>
+                <w:bCs w:val="0"/>
+              </w:rPr>
+              <w:t>Accordeon.js Zeile</w:t>
+            </w:r>
+            <w:r>
+              <w:rPr>
+                <w:b w:val="0"/>
+                <w:bCs w:val="0"/>
+              </w:rPr>
+              <w:t>:</w:t>
+            </w:r>
+            <w:r>
+              <w:rPr>
+                <w:b w:val="0"/>
+                <w:bCs w:val="0"/>
+              </w:rPr>
+              <w:t xml:space="preserve"> </w:t>
+            </w:r>
+            <w:r>
+              <w:rPr>
+                <w:b w:val="0"/>
+                <w:bCs w:val="0"/>
+              </w:rPr>
+              <w:t xml:space="preserve">1-8 </w:t>
+            </w:r>
+          </w:p>
+        </w:tc>
+        <w:tc>
+          <w:tcPr>
+            <w:tcW w:w="4677" w:type="dxa"/>
+            <w:shd w:val="clear" w:color="auto" w:fill="D9F2D0" w:themeFill="accent6" w:themeFillTint="33"/>
+            <w:vAlign w:val="center"/>
+          </w:tcPr>
+          <w:p>
+            <w:pPr>
+              <w:cnfStyle w:val="000000000000" w:firstRow="0" w:lastRow="0" w:firstColumn="0" w:lastColumn="0" w:oddVBand="0" w:evenVBand="0" w:oddHBand="0" w:evenHBand="0" w:firstRowFirstColumn="0" w:firstRowLastColumn="0" w:lastRowFirstColumn="0" w:lastRowLastColumn="0"/>
+            </w:pPr>
+            <w:r>
+              <w:t>-</w:t>
+            </w:r>
+            <w:r>
+              <w:t xml:space="preserve"> </w:t>
+            </w:r>
+            <w:proofErr w:type="spellStart"/>
+            <w:r>
+              <w:t>Accordeon</w:t>
+            </w:r>
+            <w:proofErr w:type="spellEnd"/>
+            <w:r>
+              <w:t xml:space="preserve"> von W3C School hinzugefüg</w:t>
+            </w:r>
+            <w:r>
+              <w:t>t</w:t>
+            </w:r>
+          </w:p>
+          <w:p>
+            <w:pPr>
+              <w:cnfStyle w:val="000000000000" w:firstRow="0" w:lastRow="0" w:firstColumn="0" w:lastColumn="0" w:oddVBand="0" w:evenVBand="0" w:oddHBand="0" w:evenHBand="0" w:firstRowFirstColumn="0" w:firstRowLastColumn="0" w:lastRowFirstColumn="0" w:lastRowLastColumn="0"/>
+            </w:pPr>
+            <w:r>
+              <w:t xml:space="preserve">- </w:t>
+            </w:r>
+            <w:proofErr w:type="spellStart"/>
+            <w:r>
+              <w:t>js</w:t>
+            </w:r>
+            <w:proofErr w:type="spellEnd"/>
+            <w:r>
+              <w:t xml:space="preserve"> Animation von W3C Schools eingefü</w:t>
+            </w:r>
+            <w:r>
+              <w:t>gt</w:t>
+            </w:r>
+          </w:p>
+          <w:p>
+            <w:pPr>
+              <w:cnfStyle w:val="000000000000" w:firstRow="0" w:lastRow="0" w:firstColumn="0" w:lastColumn="0" w:oddVBand="0" w:evenVBand="0" w:oddHBand="0" w:evenHBand="0" w:firstRowFirstColumn="0" w:firstRowLastColumn="0" w:lastRowFirstColumn="0" w:lastRowLastColumn="0"/>
+            </w:pPr>
+            <w:r>
+              <w:t xml:space="preserve">- </w:t>
+            </w:r>
+            <w:r>
+              <w:t xml:space="preserve">Verlinkung der Seiten für das </w:t>
+            </w:r>
+            <w:proofErr w:type="spellStart"/>
+            <w:r>
+              <w:t>Accordeon</w:t>
+            </w:r>
+            <w:proofErr w:type="spellEnd"/>
+          </w:p>
+        </w:tc>
+      </w:tr>
+      <w:tr>
+        <w:trPr>
+          <w:cnfStyle w:val="000000100000" w:firstRow="0" w:lastRow="0" w:firstColumn="0" w:lastColumn="0" w:oddVBand="0" w:evenVBand="0" w:oddHBand="1" w:evenHBand="0" w:firstRowFirstColumn="0" w:firstRowLastColumn="0" w:lastRowFirstColumn="0" w:lastRowLastColumn="0"/>
+          <w:trHeight w:val="2547"/>
+        </w:trPr>
+        <w:tc>
+          <w:tcPr>
+            <w:cnfStyle w:val="001000000000" w:firstRow="0" w:lastRow="0" w:firstColumn="1" w:lastColumn="0" w:oddVBand="0" w:evenVBand="0" w:oddHBand="0" w:evenHBand="0" w:firstRowFirstColumn="0" w:firstRowLastColumn="0" w:lastRowFirstColumn="0" w:lastRowLastColumn="0"/>
+            <w:tcW w:w="4395" w:type="dxa"/>
+            <w:shd w:val="clear" w:color="auto" w:fill="124F1A" w:themeFill="accent3" w:themeFillShade="BF"/>
+            <w:vAlign w:val="center"/>
+          </w:tcPr>
+          <w:p>
+            <w:pPr>
+              <w:rPr>
+                <w:b w:val="0"/>
+                <w:bCs w:val="0"/>
+              </w:rPr>
+            </w:pPr>
+            <w:r>
+              <w:t>Card-Element einbauen</w:t>
+            </w:r>
+          </w:p>
+          <w:p>
+            <w:pPr>
+              <w:rPr>
+                <w:b w:val="0"/>
+                <w:bCs w:val="0"/>
+              </w:rPr>
+            </w:pPr>
+            <w:r>
+              <w:rPr>
+                <w:b w:val="0"/>
+                <w:bCs w:val="0"/>
+              </w:rPr>
+              <w:t>Multimedia</w:t>
+            </w:r>
+            <w:r>
+              <w:rPr>
+                <w:b w:val="0"/>
+                <w:bCs w:val="0"/>
+              </w:rPr>
+              <w:t xml:space="preserve">.html Zeile: </w:t>
+            </w:r>
+            <w:r>
+              <w:rPr>
+                <w:b w:val="0"/>
+                <w:bCs w:val="0"/>
+              </w:rPr>
+              <w:t>101</w:t>
+            </w:r>
+            <w:r>
+              <w:rPr>
+                <w:b w:val="0"/>
+                <w:bCs w:val="0"/>
+              </w:rPr>
+              <w:t>-</w:t>
+            </w:r>
+            <w:r>
+              <w:rPr>
+                <w:b w:val="0"/>
+                <w:bCs w:val="0"/>
+              </w:rPr>
+              <w:t>1</w:t>
+            </w:r>
+            <w:r>
+              <w:rPr>
+                <w:b w:val="0"/>
+                <w:bCs w:val="0"/>
+              </w:rPr>
+              <w:t>22</w:t>
+            </w:r>
+          </w:p>
+          <w:p/>
+        </w:tc>
+        <w:tc>
+          <w:tcPr>
+            <w:tcW w:w="4677" w:type="dxa"/>
+            <w:shd w:val="clear" w:color="auto" w:fill="124F1A" w:themeFill="accent3" w:themeFillShade="BF"/>
+            <w:vAlign w:val="center"/>
+          </w:tcPr>
+          <w:p>
+            <w:pPr>
+              <w:cnfStyle w:val="000000100000" w:firstRow="0" w:lastRow="0" w:firstColumn="0" w:lastColumn="0" w:oddVBand="0" w:evenVBand="0" w:oddHBand="1" w:evenHBand="0" w:firstRowFirstColumn="0" w:firstRowLastColumn="0" w:lastRowFirstColumn="0" w:lastRowLastColumn="0"/>
+            </w:pPr>
+            <w:r>
+              <w:t>-</w:t>
+            </w:r>
+            <w:r>
+              <w:t xml:space="preserve"> </w:t>
+            </w:r>
+            <w:r>
+              <w:t>Card von W3C Schools hinzu</w:t>
+            </w:r>
+            <w:r>
+              <w:t>gefü</w:t>
+            </w:r>
+            <w:r>
+              <w:t>gt</w:t>
+            </w:r>
+          </w:p>
+          <w:p>
+            <w:pPr>
+              <w:cnfStyle w:val="000000100000" w:firstRow="0" w:lastRow="0" w:firstColumn="0" w:lastColumn="0" w:oddVBand="0" w:evenVBand="0" w:oddHBand="1" w:evenHBand="0" w:firstRowFirstColumn="0" w:firstRowLastColumn="0" w:lastRowFirstColumn="0" w:lastRowLastColumn="0"/>
+            </w:pPr>
+            <w:r>
+              <w:t xml:space="preserve">- </w:t>
+            </w:r>
+            <w:proofErr w:type="spellStart"/>
+            <w:r>
+              <w:t>A</w:t>
+            </w:r>
+            <w:r>
+              <w:t>ccept</w:t>
+            </w:r>
+            <w:proofErr w:type="spellEnd"/>
+            <w:r>
+              <w:t xml:space="preserve"> und </w:t>
+            </w:r>
+            <w:proofErr w:type="spellStart"/>
+            <w:r>
+              <w:t>D</w:t>
+            </w:r>
+            <w:r>
+              <w:t>ecline</w:t>
+            </w:r>
+            <w:proofErr w:type="spellEnd"/>
+            <w:r>
+              <w:t xml:space="preserve"> </w:t>
+            </w:r>
+            <w:r>
+              <w:t>B</w:t>
+            </w:r>
+            <w:r>
+              <w:t>utton hinzugefü</w:t>
+            </w:r>
+            <w:r>
+              <w:t>gt</w:t>
             </w:r>
           </w:p>
         </w:tc>
@@ -2757,6 +3021,230 @@
     </w:lvl>
   </w:abstractNum>
   <w:abstractNum w:abstractNumId="2" w15:restartNumberingAfterBreak="0">
+    <w:nsid w:val="0D7B51D2"/>
+    <w:multiLevelType w:val="hybridMultilevel"/>
+    <w:tmpl w:val="A1DE5F4C"/>
+    <w:lvl w:ilvl="0" w:tplc="A6966FFC">
+      <w:numFmt w:val="bullet"/>
+      <w:lvlText w:val="-"/>
+      <w:lvlJc w:val="left"/>
+      <w:pPr>
+        <w:ind w:left="720" w:hanging="360"/>
+      </w:pPr>
+      <w:rPr>
+        <w:rFonts w:ascii="Aptos" w:eastAsiaTheme="minorHAnsi" w:hAnsi="Aptos" w:cstheme="minorBidi" w:hint="default"/>
+      </w:rPr>
+    </w:lvl>
+    <w:lvl w:ilvl="1" w:tplc="08070003" w:tentative="1">
+      <w:start w:val="1"/>
+      <w:numFmt w:val="bullet"/>
+      <w:lvlText w:val="o"/>
+      <w:lvlJc w:val="left"/>
+      <w:pPr>
+        <w:ind w:left="1440" w:hanging="360"/>
+      </w:pPr>
+      <w:rPr>
+        <w:rFonts w:ascii="Courier New" w:hAnsi="Courier New" w:cs="Courier New" w:hint="default"/>
+      </w:rPr>
+    </w:lvl>
+    <w:lvl w:ilvl="2" w:tplc="08070005" w:tentative="1">
+      <w:start w:val="1"/>
+      <w:numFmt w:val="bullet"/>
+      <w:lvlText w:val=""/>
+      <w:lvlJc w:val="left"/>
+      <w:pPr>
+        <w:ind w:left="2160" w:hanging="360"/>
+      </w:pPr>
+      <w:rPr>
+        <w:rFonts w:ascii="Wingdings" w:hAnsi="Wingdings" w:hint="default"/>
+      </w:rPr>
+    </w:lvl>
+    <w:lvl w:ilvl="3" w:tplc="08070001" w:tentative="1">
+      <w:start w:val="1"/>
+      <w:numFmt w:val="bullet"/>
+      <w:lvlText w:val=""/>
+      <w:lvlJc w:val="left"/>
+      <w:pPr>
+        <w:ind w:left="2880" w:hanging="360"/>
+      </w:pPr>
+      <w:rPr>
+        <w:rFonts w:ascii="Symbol" w:hAnsi="Symbol" w:hint="default"/>
+      </w:rPr>
+    </w:lvl>
+    <w:lvl w:ilvl="4" w:tplc="08070003" w:tentative="1">
+      <w:start w:val="1"/>
+      <w:numFmt w:val="bullet"/>
+      <w:lvlText w:val="o"/>
+      <w:lvlJc w:val="left"/>
+      <w:pPr>
+        <w:ind w:left="3600" w:hanging="360"/>
+      </w:pPr>
+      <w:rPr>
+        <w:rFonts w:ascii="Courier New" w:hAnsi="Courier New" w:cs="Courier New" w:hint="default"/>
+      </w:rPr>
+    </w:lvl>
+    <w:lvl w:ilvl="5" w:tplc="08070005" w:tentative="1">
+      <w:start w:val="1"/>
+      <w:numFmt w:val="bullet"/>
+      <w:lvlText w:val=""/>
+      <w:lvlJc w:val="left"/>
+      <w:pPr>
+        <w:ind w:left="4320" w:hanging="360"/>
+      </w:pPr>
+      <w:rPr>
+        <w:rFonts w:ascii="Wingdings" w:hAnsi="Wingdings" w:hint="default"/>
+      </w:rPr>
+    </w:lvl>
+    <w:lvl w:ilvl="6" w:tplc="08070001" w:tentative="1">
+      <w:start w:val="1"/>
+      <w:numFmt w:val="bullet"/>
+      <w:lvlText w:val=""/>
+      <w:lvlJc w:val="left"/>
+      <w:pPr>
+        <w:ind w:left="5040" w:hanging="360"/>
+      </w:pPr>
+      <w:rPr>
+        <w:rFonts w:ascii="Symbol" w:hAnsi="Symbol" w:hint="default"/>
+      </w:rPr>
+    </w:lvl>
+    <w:lvl w:ilvl="7" w:tplc="08070003" w:tentative="1">
+      <w:start w:val="1"/>
+      <w:numFmt w:val="bullet"/>
+      <w:lvlText w:val="o"/>
+      <w:lvlJc w:val="left"/>
+      <w:pPr>
+        <w:ind w:left="5760" w:hanging="360"/>
+      </w:pPr>
+      <w:rPr>
+        <w:rFonts w:ascii="Courier New" w:hAnsi="Courier New" w:cs="Courier New" w:hint="default"/>
+      </w:rPr>
+    </w:lvl>
+    <w:lvl w:ilvl="8" w:tplc="08070005" w:tentative="1">
+      <w:start w:val="1"/>
+      <w:numFmt w:val="bullet"/>
+      <w:lvlText w:val=""/>
+      <w:lvlJc w:val="left"/>
+      <w:pPr>
+        <w:ind w:left="6480" w:hanging="360"/>
+      </w:pPr>
+      <w:rPr>
+        <w:rFonts w:ascii="Wingdings" w:hAnsi="Wingdings" w:hint="default"/>
+      </w:rPr>
+    </w:lvl>
+  </w:abstractNum>
+  <w:abstractNum w:abstractNumId="3" w15:restartNumberingAfterBreak="0">
+    <w:nsid w:val="0DB62AD5"/>
+    <w:multiLevelType w:val="hybridMultilevel"/>
+    <w:tmpl w:val="4BEE45E2"/>
+    <w:lvl w:ilvl="0" w:tplc="98EAD59C">
+      <w:numFmt w:val="bullet"/>
+      <w:lvlText w:val="-"/>
+      <w:lvlJc w:val="left"/>
+      <w:pPr>
+        <w:ind w:left="720" w:hanging="360"/>
+      </w:pPr>
+      <w:rPr>
+        <w:rFonts w:ascii="Aptos" w:eastAsiaTheme="minorHAnsi" w:hAnsi="Aptos" w:cstheme="minorBidi" w:hint="default"/>
+      </w:rPr>
+    </w:lvl>
+    <w:lvl w:ilvl="1" w:tplc="08070003" w:tentative="1">
+      <w:start w:val="1"/>
+      <w:numFmt w:val="bullet"/>
+      <w:lvlText w:val="o"/>
+      <w:lvlJc w:val="left"/>
+      <w:pPr>
+        <w:ind w:left="1440" w:hanging="360"/>
+      </w:pPr>
+      <w:rPr>
+        <w:rFonts w:ascii="Courier New" w:hAnsi="Courier New" w:cs="Courier New" w:hint="default"/>
+      </w:rPr>
+    </w:lvl>
+    <w:lvl w:ilvl="2" w:tplc="08070005" w:tentative="1">
+      <w:start w:val="1"/>
+      <w:numFmt w:val="bullet"/>
+      <w:lvlText w:val=""/>
+      <w:lvlJc w:val="left"/>
+      <w:pPr>
+        <w:ind w:left="2160" w:hanging="360"/>
+      </w:pPr>
+      <w:rPr>
+        <w:rFonts w:ascii="Wingdings" w:hAnsi="Wingdings" w:hint="default"/>
+      </w:rPr>
+    </w:lvl>
+    <w:lvl w:ilvl="3" w:tplc="08070001" w:tentative="1">
+      <w:start w:val="1"/>
+      <w:numFmt w:val="bullet"/>
+      <w:lvlText w:val=""/>
+      <w:lvlJc w:val="left"/>
+      <w:pPr>
+        <w:ind w:left="2880" w:hanging="360"/>
+      </w:pPr>
+      <w:rPr>
+        <w:rFonts w:ascii="Symbol" w:hAnsi="Symbol" w:hint="default"/>
+      </w:rPr>
+    </w:lvl>
+    <w:lvl w:ilvl="4" w:tplc="08070003" w:tentative="1">
+      <w:start w:val="1"/>
+      <w:numFmt w:val="bullet"/>
+      <w:lvlText w:val="o"/>
+      <w:lvlJc w:val="left"/>
+      <w:pPr>
+        <w:ind w:left="3600" w:hanging="360"/>
+      </w:pPr>
+      <w:rPr>
+        <w:rFonts w:ascii="Courier New" w:hAnsi="Courier New" w:cs="Courier New" w:hint="default"/>
+      </w:rPr>
+    </w:lvl>
+    <w:lvl w:ilvl="5" w:tplc="08070005" w:tentative="1">
+      <w:start w:val="1"/>
+      <w:numFmt w:val="bullet"/>
+      <w:lvlText w:val=""/>
+      <w:lvlJc w:val="left"/>
+      <w:pPr>
+        <w:ind w:left="4320" w:hanging="360"/>
+      </w:pPr>
+      <w:rPr>
+        <w:rFonts w:ascii="Wingdings" w:hAnsi="Wingdings" w:hint="default"/>
+      </w:rPr>
+    </w:lvl>
+    <w:lvl w:ilvl="6" w:tplc="08070001" w:tentative="1">
+      <w:start w:val="1"/>
+      <w:numFmt w:val="bullet"/>
+      <w:lvlText w:val=""/>
+      <w:lvlJc w:val="left"/>
+      <w:pPr>
+        <w:ind w:left="5040" w:hanging="360"/>
+      </w:pPr>
+      <w:rPr>
+        <w:rFonts w:ascii="Symbol" w:hAnsi="Symbol" w:hint="default"/>
+      </w:rPr>
+    </w:lvl>
+    <w:lvl w:ilvl="7" w:tplc="08070003" w:tentative="1">
+      <w:start w:val="1"/>
+      <w:numFmt w:val="bullet"/>
+      <w:lvlText w:val="o"/>
+      <w:lvlJc w:val="left"/>
+      <w:pPr>
+        <w:ind w:left="5760" w:hanging="360"/>
+      </w:pPr>
+      <w:rPr>
+        <w:rFonts w:ascii="Courier New" w:hAnsi="Courier New" w:cs="Courier New" w:hint="default"/>
+      </w:rPr>
+    </w:lvl>
+    <w:lvl w:ilvl="8" w:tplc="08070005" w:tentative="1">
+      <w:start w:val="1"/>
+      <w:numFmt w:val="bullet"/>
+      <w:lvlText w:val=""/>
+      <w:lvlJc w:val="left"/>
+      <w:pPr>
+        <w:ind w:left="6480" w:hanging="360"/>
+      </w:pPr>
+      <w:rPr>
+        <w:rFonts w:ascii="Wingdings" w:hAnsi="Wingdings" w:hint="default"/>
+      </w:rPr>
+    </w:lvl>
+  </w:abstractNum>
+  <w:abstractNum w:abstractNumId="4" w15:restartNumberingAfterBreak="0">
     <w:nsid w:val="0F416582"/>
     <w:multiLevelType w:val="multilevel"/>
     <w:tmpl w:val="0610E5DE"/>
@@ -2905,7 +3393,7 @@
       </w:rPr>
     </w:lvl>
   </w:abstractNum>
-  <w:abstractNum w:abstractNumId="3" w15:restartNumberingAfterBreak="0">
+  <w:abstractNum w:abstractNumId="5" w15:restartNumberingAfterBreak="0">
     <w:nsid w:val="105C3DDA"/>
     <w:multiLevelType w:val="hybridMultilevel"/>
     <w:tmpl w:val="BAACF8B8"/>
@@ -3018,7 +3506,7 @@
       </w:rPr>
     </w:lvl>
   </w:abstractNum>
-  <w:abstractNum w:abstractNumId="4" w15:restartNumberingAfterBreak="0">
+  <w:abstractNum w:abstractNumId="6" w15:restartNumberingAfterBreak="0">
     <w:nsid w:val="12A43EAB"/>
     <w:multiLevelType w:val="hybridMultilevel"/>
     <w:tmpl w:val="C276BE98"/>
@@ -3131,7 +3619,7 @@
       </w:rPr>
     </w:lvl>
   </w:abstractNum>
-  <w:abstractNum w:abstractNumId="5" w15:restartNumberingAfterBreak="0">
+  <w:abstractNum w:abstractNumId="7" w15:restartNumberingAfterBreak="0">
     <w:nsid w:val="178C18D3"/>
     <w:multiLevelType w:val="hybridMultilevel"/>
     <w:tmpl w:val="F724CEE6"/>
@@ -3244,7 +3732,7 @@
       </w:rPr>
     </w:lvl>
   </w:abstractNum>
-  <w:abstractNum w:abstractNumId="6" w15:restartNumberingAfterBreak="0">
+  <w:abstractNum w:abstractNumId="8" w15:restartNumberingAfterBreak="0">
     <w:nsid w:val="17C46936"/>
     <w:multiLevelType w:val="multilevel"/>
     <w:tmpl w:val="367CBC92"/>
@@ -3393,7 +3881,7 @@
       </w:rPr>
     </w:lvl>
   </w:abstractNum>
-  <w:abstractNum w:abstractNumId="7" w15:restartNumberingAfterBreak="0">
+  <w:abstractNum w:abstractNumId="9" w15:restartNumberingAfterBreak="0">
     <w:nsid w:val="1B75061E"/>
     <w:multiLevelType w:val="hybridMultilevel"/>
     <w:tmpl w:val="BF3CD176"/>
@@ -3506,7 +3994,119 @@
       </w:rPr>
     </w:lvl>
   </w:abstractNum>
-  <w:abstractNum w:abstractNumId="8" w15:restartNumberingAfterBreak="0">
+  <w:abstractNum w:abstractNumId="10" w15:restartNumberingAfterBreak="0">
+    <w:nsid w:val="20BA44A0"/>
+    <w:multiLevelType w:val="hybridMultilevel"/>
+    <w:tmpl w:val="DDA003EC"/>
+    <w:lvl w:ilvl="0" w:tplc="3EF486C0">
+      <w:numFmt w:val="bullet"/>
+      <w:lvlText w:val="-"/>
+      <w:lvlJc w:val="left"/>
+      <w:pPr>
+        <w:ind w:left="720" w:hanging="360"/>
+      </w:pPr>
+      <w:rPr>
+        <w:rFonts w:ascii="Aptos" w:eastAsiaTheme="minorHAnsi" w:hAnsi="Aptos" w:cstheme="minorBidi" w:hint="default"/>
+      </w:rPr>
+    </w:lvl>
+    <w:lvl w:ilvl="1" w:tplc="08070003" w:tentative="1">
+      <w:start w:val="1"/>
+      <w:numFmt w:val="bullet"/>
+      <w:lvlText w:val="o"/>
+      <w:lvlJc w:val="left"/>
+      <w:pPr>
+        <w:ind w:left="1440" w:hanging="360"/>
+      </w:pPr>
+      <w:rPr>
+        <w:rFonts w:ascii="Courier New" w:hAnsi="Courier New" w:cs="Courier New" w:hint="default"/>
+      </w:rPr>
+    </w:lvl>
+    <w:lvl w:ilvl="2" w:tplc="08070005" w:tentative="1">
+      <w:start w:val="1"/>
+      <w:numFmt w:val="bullet"/>
+      <w:lvlText w:val=""/>
+      <w:lvlJc w:val="left"/>
+      <w:pPr>
+        <w:ind w:left="2160" w:hanging="360"/>
+      </w:pPr>
+      <w:rPr>
+        <w:rFonts w:ascii="Wingdings" w:hAnsi="Wingdings" w:hint="default"/>
+      </w:rPr>
+    </w:lvl>
+    <w:lvl w:ilvl="3" w:tplc="08070001" w:tentative="1">
+      <w:start w:val="1"/>
+      <w:numFmt w:val="bullet"/>
+      <w:lvlText w:val=""/>
+      <w:lvlJc w:val="left"/>
+      <w:pPr>
+        <w:ind w:left="2880" w:hanging="360"/>
+      </w:pPr>
+      <w:rPr>
+        <w:rFonts w:ascii="Symbol" w:hAnsi="Symbol" w:hint="default"/>
+      </w:rPr>
+    </w:lvl>
+    <w:lvl w:ilvl="4" w:tplc="08070003" w:tentative="1">
+      <w:start w:val="1"/>
+      <w:numFmt w:val="bullet"/>
+      <w:lvlText w:val="o"/>
+      <w:lvlJc w:val="left"/>
+      <w:pPr>
+        <w:ind w:left="3600" w:hanging="360"/>
+      </w:pPr>
+      <w:rPr>
+        <w:rFonts w:ascii="Courier New" w:hAnsi="Courier New" w:cs="Courier New" w:hint="default"/>
+      </w:rPr>
+    </w:lvl>
+    <w:lvl w:ilvl="5" w:tplc="08070005" w:tentative="1">
+      <w:start w:val="1"/>
+      <w:numFmt w:val="bullet"/>
+      <w:lvlText w:val=""/>
+      <w:lvlJc w:val="left"/>
+      <w:pPr>
+        <w:ind w:left="4320" w:hanging="360"/>
+      </w:pPr>
+      <w:rPr>
+        <w:rFonts w:ascii="Wingdings" w:hAnsi="Wingdings" w:hint="default"/>
+      </w:rPr>
+    </w:lvl>
+    <w:lvl w:ilvl="6" w:tplc="08070001" w:tentative="1">
+      <w:start w:val="1"/>
+      <w:numFmt w:val="bullet"/>
+      <w:lvlText w:val=""/>
+      <w:lvlJc w:val="left"/>
+      <w:pPr>
+        <w:ind w:left="5040" w:hanging="360"/>
+      </w:pPr>
+      <w:rPr>
+        <w:rFonts w:ascii="Symbol" w:hAnsi="Symbol" w:hint="default"/>
+      </w:rPr>
+    </w:lvl>
+    <w:lvl w:ilvl="7" w:tplc="08070003" w:tentative="1">
+      <w:start w:val="1"/>
+      <w:numFmt w:val="bullet"/>
+      <w:lvlText w:val="o"/>
+      <w:lvlJc w:val="left"/>
+      <w:pPr>
+        <w:ind w:left="5760" w:hanging="360"/>
+      </w:pPr>
+      <w:rPr>
+        <w:rFonts w:ascii="Courier New" w:hAnsi="Courier New" w:cs="Courier New" w:hint="default"/>
+      </w:rPr>
+    </w:lvl>
+    <w:lvl w:ilvl="8" w:tplc="08070005" w:tentative="1">
+      <w:start w:val="1"/>
+      <w:numFmt w:val="bullet"/>
+      <w:lvlText w:val=""/>
+      <w:lvlJc w:val="left"/>
+      <w:pPr>
+        <w:ind w:left="6480" w:hanging="360"/>
+      </w:pPr>
+      <w:rPr>
+        <w:rFonts w:ascii="Wingdings" w:hAnsi="Wingdings" w:hint="default"/>
+      </w:rPr>
+    </w:lvl>
+  </w:abstractNum>
+  <w:abstractNum w:abstractNumId="11" w15:restartNumberingAfterBreak="0">
     <w:nsid w:val="21D514D3"/>
     <w:multiLevelType w:val="multilevel"/>
     <w:tmpl w:val="46F46900"/>
@@ -3655,7 +4255,7 @@
       </w:rPr>
     </w:lvl>
   </w:abstractNum>
-  <w:abstractNum w:abstractNumId="9" w15:restartNumberingAfterBreak="0">
+  <w:abstractNum w:abstractNumId="12" w15:restartNumberingAfterBreak="0">
     <w:nsid w:val="2E8A317F"/>
     <w:multiLevelType w:val="hybridMultilevel"/>
     <w:tmpl w:val="2B748FF2"/>
@@ -3767,7 +4367,7 @@
       </w:rPr>
     </w:lvl>
   </w:abstractNum>
-  <w:abstractNum w:abstractNumId="10" w15:restartNumberingAfterBreak="0">
+  <w:abstractNum w:abstractNumId="13" w15:restartNumberingAfterBreak="0">
     <w:nsid w:val="2EA24069"/>
     <w:multiLevelType w:val="hybridMultilevel"/>
     <w:tmpl w:val="D1CE7C58"/>
@@ -3880,7 +4480,7 @@
       </w:rPr>
     </w:lvl>
   </w:abstractNum>
-  <w:abstractNum w:abstractNumId="11" w15:restartNumberingAfterBreak="0">
+  <w:abstractNum w:abstractNumId="14" w15:restartNumberingAfterBreak="0">
     <w:nsid w:val="31071485"/>
     <w:multiLevelType w:val="hybridMultilevel"/>
     <w:tmpl w:val="5CCA4794"/>
@@ -3993,7 +4593,7 @@
       </w:rPr>
     </w:lvl>
   </w:abstractNum>
-  <w:abstractNum w:abstractNumId="12" w15:restartNumberingAfterBreak="0">
+  <w:abstractNum w:abstractNumId="15" w15:restartNumberingAfterBreak="0">
     <w:nsid w:val="391E6CBB"/>
     <w:multiLevelType w:val="hybridMultilevel"/>
     <w:tmpl w:val="02C82ADA"/>
@@ -4106,7 +4706,7 @@
       </w:rPr>
     </w:lvl>
   </w:abstractNum>
-  <w:abstractNum w:abstractNumId="13" w15:restartNumberingAfterBreak="0">
+  <w:abstractNum w:abstractNumId="16" w15:restartNumberingAfterBreak="0">
     <w:nsid w:val="3A3F3897"/>
     <w:multiLevelType w:val="hybridMultilevel"/>
     <w:tmpl w:val="830AB2D0"/>
@@ -4219,7 +4819,7 @@
       </w:rPr>
     </w:lvl>
   </w:abstractNum>
-  <w:abstractNum w:abstractNumId="14" w15:restartNumberingAfterBreak="0">
+  <w:abstractNum w:abstractNumId="17" w15:restartNumberingAfterBreak="0">
     <w:nsid w:val="3B6D7E70"/>
     <w:multiLevelType w:val="hybridMultilevel"/>
     <w:tmpl w:val="0D14FC78"/>
@@ -4332,7 +4932,7 @@
       </w:rPr>
     </w:lvl>
   </w:abstractNum>
-  <w:abstractNum w:abstractNumId="15" w15:restartNumberingAfterBreak="0">
+  <w:abstractNum w:abstractNumId="18" w15:restartNumberingAfterBreak="0">
     <w:nsid w:val="3EEF1597"/>
     <w:multiLevelType w:val="hybridMultilevel"/>
     <w:tmpl w:val="CB505132"/>
@@ -4445,7 +5045,7 @@
       </w:rPr>
     </w:lvl>
   </w:abstractNum>
-  <w:abstractNum w:abstractNumId="16" w15:restartNumberingAfterBreak="0">
+  <w:abstractNum w:abstractNumId="19" w15:restartNumberingAfterBreak="0">
     <w:nsid w:val="431F36E3"/>
     <w:multiLevelType w:val="multilevel"/>
     <w:tmpl w:val="B5AE6FD4"/>
@@ -4594,7 +5194,7 @@
       </w:rPr>
     </w:lvl>
   </w:abstractNum>
-  <w:abstractNum w:abstractNumId="17" w15:restartNumberingAfterBreak="0">
+  <w:abstractNum w:abstractNumId="20" w15:restartNumberingAfterBreak="0">
     <w:nsid w:val="4E351370"/>
     <w:multiLevelType w:val="hybridMultilevel"/>
     <w:tmpl w:val="58A632E8"/>
@@ -4706,7 +5306,7 @@
       </w:rPr>
     </w:lvl>
   </w:abstractNum>
-  <w:abstractNum w:abstractNumId="18" w15:restartNumberingAfterBreak="0">
+  <w:abstractNum w:abstractNumId="21" w15:restartNumberingAfterBreak="0">
     <w:nsid w:val="511E22CF"/>
     <w:multiLevelType w:val="multilevel"/>
     <w:tmpl w:val="22768E02"/>
@@ -4855,7 +5455,119 @@
       </w:rPr>
     </w:lvl>
   </w:abstractNum>
-  <w:abstractNum w:abstractNumId="19" w15:restartNumberingAfterBreak="0">
+  <w:abstractNum w:abstractNumId="22" w15:restartNumberingAfterBreak="0">
+    <w:nsid w:val="51BB434F"/>
+    <w:multiLevelType w:val="hybridMultilevel"/>
+    <w:tmpl w:val="903608AE"/>
+    <w:lvl w:ilvl="0" w:tplc="61A42688">
+      <w:numFmt w:val="bullet"/>
+      <w:lvlText w:val="-"/>
+      <w:lvlJc w:val="left"/>
+      <w:pPr>
+        <w:ind w:left="405" w:hanging="360"/>
+      </w:pPr>
+      <w:rPr>
+        <w:rFonts w:ascii="Aptos" w:eastAsiaTheme="minorHAnsi" w:hAnsi="Aptos" w:cstheme="minorBidi" w:hint="default"/>
+      </w:rPr>
+    </w:lvl>
+    <w:lvl w:ilvl="1" w:tplc="08070003" w:tentative="1">
+      <w:start w:val="1"/>
+      <w:numFmt w:val="bullet"/>
+      <w:lvlText w:val="o"/>
+      <w:lvlJc w:val="left"/>
+      <w:pPr>
+        <w:ind w:left="1125" w:hanging="360"/>
+      </w:pPr>
+      <w:rPr>
+        <w:rFonts w:ascii="Courier New" w:hAnsi="Courier New" w:cs="Courier New" w:hint="default"/>
+      </w:rPr>
+    </w:lvl>
+    <w:lvl w:ilvl="2" w:tplc="08070005" w:tentative="1">
+      <w:start w:val="1"/>
+      <w:numFmt w:val="bullet"/>
+      <w:lvlText w:val=""/>
+      <w:lvlJc w:val="left"/>
+      <w:pPr>
+        <w:ind w:left="1845" w:hanging="360"/>
+      </w:pPr>
+      <w:rPr>
+        <w:rFonts w:ascii="Wingdings" w:hAnsi="Wingdings" w:hint="default"/>
+      </w:rPr>
+    </w:lvl>
+    <w:lvl w:ilvl="3" w:tplc="08070001" w:tentative="1">
+      <w:start w:val="1"/>
+      <w:numFmt w:val="bullet"/>
+      <w:lvlText w:val=""/>
+      <w:lvlJc w:val="left"/>
+      <w:pPr>
+        <w:ind w:left="2565" w:hanging="360"/>
+      </w:pPr>
+      <w:rPr>
+        <w:rFonts w:ascii="Symbol" w:hAnsi="Symbol" w:hint="default"/>
+      </w:rPr>
+    </w:lvl>
+    <w:lvl w:ilvl="4" w:tplc="08070003" w:tentative="1">
+      <w:start w:val="1"/>
+      <w:numFmt w:val="bullet"/>
+      <w:lvlText w:val="o"/>
+      <w:lvlJc w:val="left"/>
+      <w:pPr>
+        <w:ind w:left="3285" w:hanging="360"/>
+      </w:pPr>
+      <w:rPr>
+        <w:rFonts w:ascii="Courier New" w:hAnsi="Courier New" w:cs="Courier New" w:hint="default"/>
+      </w:rPr>
+    </w:lvl>
+    <w:lvl w:ilvl="5" w:tplc="08070005" w:tentative="1">
+      <w:start w:val="1"/>
+      <w:numFmt w:val="bullet"/>
+      <w:lvlText w:val=""/>
+      <w:lvlJc w:val="left"/>
+      <w:pPr>
+        <w:ind w:left="4005" w:hanging="360"/>
+      </w:pPr>
+      <w:rPr>
+        <w:rFonts w:ascii="Wingdings" w:hAnsi="Wingdings" w:hint="default"/>
+      </w:rPr>
+    </w:lvl>
+    <w:lvl w:ilvl="6" w:tplc="08070001" w:tentative="1">
+      <w:start w:val="1"/>
+      <w:numFmt w:val="bullet"/>
+      <w:lvlText w:val=""/>
+      <w:lvlJc w:val="left"/>
+      <w:pPr>
+        <w:ind w:left="4725" w:hanging="360"/>
+      </w:pPr>
+      <w:rPr>
+        <w:rFonts w:ascii="Symbol" w:hAnsi="Symbol" w:hint="default"/>
+      </w:rPr>
+    </w:lvl>
+    <w:lvl w:ilvl="7" w:tplc="08070003" w:tentative="1">
+      <w:start w:val="1"/>
+      <w:numFmt w:val="bullet"/>
+      <w:lvlText w:val="o"/>
+      <w:lvlJc w:val="left"/>
+      <w:pPr>
+        <w:ind w:left="5445" w:hanging="360"/>
+      </w:pPr>
+      <w:rPr>
+        <w:rFonts w:ascii="Courier New" w:hAnsi="Courier New" w:cs="Courier New" w:hint="default"/>
+      </w:rPr>
+    </w:lvl>
+    <w:lvl w:ilvl="8" w:tplc="08070005" w:tentative="1">
+      <w:start w:val="1"/>
+      <w:numFmt w:val="bullet"/>
+      <w:lvlText w:val=""/>
+      <w:lvlJc w:val="left"/>
+      <w:pPr>
+        <w:ind w:left="6165" w:hanging="360"/>
+      </w:pPr>
+      <w:rPr>
+        <w:rFonts w:ascii="Wingdings" w:hAnsi="Wingdings" w:hint="default"/>
+      </w:rPr>
+    </w:lvl>
+  </w:abstractNum>
+  <w:abstractNum w:abstractNumId="23" w15:restartNumberingAfterBreak="0">
     <w:nsid w:val="54091C02"/>
     <w:multiLevelType w:val="hybridMultilevel"/>
     <w:tmpl w:val="31004FF6"/>
@@ -4967,7 +5679,7 @@
       </w:rPr>
     </w:lvl>
   </w:abstractNum>
-  <w:abstractNum w:abstractNumId="20" w15:restartNumberingAfterBreak="0">
+  <w:abstractNum w:abstractNumId="24" w15:restartNumberingAfterBreak="0">
     <w:nsid w:val="59124BD8"/>
     <w:multiLevelType w:val="hybridMultilevel"/>
     <w:tmpl w:val="85F6ACBA"/>
@@ -5080,7 +5792,119 @@
       </w:rPr>
     </w:lvl>
   </w:abstractNum>
-  <w:abstractNum w:abstractNumId="21" w15:restartNumberingAfterBreak="0">
+  <w:abstractNum w:abstractNumId="25" w15:restartNumberingAfterBreak="0">
+    <w:nsid w:val="5AB21C71"/>
+    <w:multiLevelType w:val="hybridMultilevel"/>
+    <w:tmpl w:val="D62CED34"/>
+    <w:lvl w:ilvl="0" w:tplc="10304A24">
+      <w:numFmt w:val="bullet"/>
+      <w:lvlText w:val="-"/>
+      <w:lvlJc w:val="left"/>
+      <w:pPr>
+        <w:ind w:left="720" w:hanging="360"/>
+      </w:pPr>
+      <w:rPr>
+        <w:rFonts w:ascii="Aptos" w:eastAsiaTheme="minorHAnsi" w:hAnsi="Aptos" w:cstheme="minorBidi" w:hint="default"/>
+      </w:rPr>
+    </w:lvl>
+    <w:lvl w:ilvl="1" w:tplc="08070003" w:tentative="1">
+      <w:start w:val="1"/>
+      <w:numFmt w:val="bullet"/>
+      <w:lvlText w:val="o"/>
+      <w:lvlJc w:val="left"/>
+      <w:pPr>
+        <w:ind w:left="1440" w:hanging="360"/>
+      </w:pPr>
+      <w:rPr>
+        <w:rFonts w:ascii="Courier New" w:hAnsi="Courier New" w:cs="Courier New" w:hint="default"/>
+      </w:rPr>
+    </w:lvl>
+    <w:lvl w:ilvl="2" w:tplc="08070005" w:tentative="1">
+      <w:start w:val="1"/>
+      <w:numFmt w:val="bullet"/>
+      <w:lvlText w:val=""/>
+      <w:lvlJc w:val="left"/>
+      <w:pPr>
+        <w:ind w:left="2160" w:hanging="360"/>
+      </w:pPr>
+      <w:rPr>
+        <w:rFonts w:ascii="Wingdings" w:hAnsi="Wingdings" w:hint="default"/>
+      </w:rPr>
+    </w:lvl>
+    <w:lvl w:ilvl="3" w:tplc="08070001" w:tentative="1">
+      <w:start w:val="1"/>
+      <w:numFmt w:val="bullet"/>
+      <w:lvlText w:val=""/>
+      <w:lvlJc w:val="left"/>
+      <w:pPr>
+        <w:ind w:left="2880" w:hanging="360"/>
+      </w:pPr>
+      <w:rPr>
+        <w:rFonts w:ascii="Symbol" w:hAnsi="Symbol" w:hint="default"/>
+      </w:rPr>
+    </w:lvl>
+    <w:lvl w:ilvl="4" w:tplc="08070003" w:tentative="1">
+      <w:start w:val="1"/>
+      <w:numFmt w:val="bullet"/>
+      <w:lvlText w:val="o"/>
+      <w:lvlJc w:val="left"/>
+      <w:pPr>
+        <w:ind w:left="3600" w:hanging="360"/>
+      </w:pPr>
+      <w:rPr>
+        <w:rFonts w:ascii="Courier New" w:hAnsi="Courier New" w:cs="Courier New" w:hint="default"/>
+      </w:rPr>
+    </w:lvl>
+    <w:lvl w:ilvl="5" w:tplc="08070005" w:tentative="1">
+      <w:start w:val="1"/>
+      <w:numFmt w:val="bullet"/>
+      <w:lvlText w:val=""/>
+      <w:lvlJc w:val="left"/>
+      <w:pPr>
+        <w:ind w:left="4320" w:hanging="360"/>
+      </w:pPr>
+      <w:rPr>
+        <w:rFonts w:ascii="Wingdings" w:hAnsi="Wingdings" w:hint="default"/>
+      </w:rPr>
+    </w:lvl>
+    <w:lvl w:ilvl="6" w:tplc="08070001" w:tentative="1">
+      <w:start w:val="1"/>
+      <w:numFmt w:val="bullet"/>
+      <w:lvlText w:val=""/>
+      <w:lvlJc w:val="left"/>
+      <w:pPr>
+        <w:ind w:left="5040" w:hanging="360"/>
+      </w:pPr>
+      <w:rPr>
+        <w:rFonts w:ascii="Symbol" w:hAnsi="Symbol" w:hint="default"/>
+      </w:rPr>
+    </w:lvl>
+    <w:lvl w:ilvl="7" w:tplc="08070003" w:tentative="1">
+      <w:start w:val="1"/>
+      <w:numFmt w:val="bullet"/>
+      <w:lvlText w:val="o"/>
+      <w:lvlJc w:val="left"/>
+      <w:pPr>
+        <w:ind w:left="5760" w:hanging="360"/>
+      </w:pPr>
+      <w:rPr>
+        <w:rFonts w:ascii="Courier New" w:hAnsi="Courier New" w:cs="Courier New" w:hint="default"/>
+      </w:rPr>
+    </w:lvl>
+    <w:lvl w:ilvl="8" w:tplc="08070005" w:tentative="1">
+      <w:start w:val="1"/>
+      <w:numFmt w:val="bullet"/>
+      <w:lvlText w:val=""/>
+      <w:lvlJc w:val="left"/>
+      <w:pPr>
+        <w:ind w:left="6480" w:hanging="360"/>
+      </w:pPr>
+      <w:rPr>
+        <w:rFonts w:ascii="Wingdings" w:hAnsi="Wingdings" w:hint="default"/>
+      </w:rPr>
+    </w:lvl>
+  </w:abstractNum>
+  <w:abstractNum w:abstractNumId="26" w15:restartNumberingAfterBreak="0">
     <w:nsid w:val="64560368"/>
     <w:multiLevelType w:val="hybridMultilevel"/>
     <w:tmpl w:val="BFE2C126"/>
@@ -5193,7 +6017,119 @@
       </w:rPr>
     </w:lvl>
   </w:abstractNum>
-  <w:abstractNum w:abstractNumId="22" w15:restartNumberingAfterBreak="0">
+  <w:abstractNum w:abstractNumId="27" w15:restartNumberingAfterBreak="0">
+    <w:nsid w:val="663B3FF6"/>
+    <w:multiLevelType w:val="hybridMultilevel"/>
+    <w:tmpl w:val="5EC64F3C"/>
+    <w:lvl w:ilvl="0" w:tplc="8F3C8EE4">
+      <w:numFmt w:val="bullet"/>
+      <w:lvlText w:val="-"/>
+      <w:lvlJc w:val="left"/>
+      <w:pPr>
+        <w:ind w:left="720" w:hanging="360"/>
+      </w:pPr>
+      <w:rPr>
+        <w:rFonts w:ascii="Aptos" w:eastAsiaTheme="minorHAnsi" w:hAnsi="Aptos" w:cstheme="minorBidi" w:hint="default"/>
+      </w:rPr>
+    </w:lvl>
+    <w:lvl w:ilvl="1" w:tplc="08070003" w:tentative="1">
+      <w:start w:val="1"/>
+      <w:numFmt w:val="bullet"/>
+      <w:lvlText w:val="o"/>
+      <w:lvlJc w:val="left"/>
+      <w:pPr>
+        <w:ind w:left="1440" w:hanging="360"/>
+      </w:pPr>
+      <w:rPr>
+        <w:rFonts w:ascii="Courier New" w:hAnsi="Courier New" w:cs="Courier New" w:hint="default"/>
+      </w:rPr>
+    </w:lvl>
+    <w:lvl w:ilvl="2" w:tplc="08070005" w:tentative="1">
+      <w:start w:val="1"/>
+      <w:numFmt w:val="bullet"/>
+      <w:lvlText w:val=""/>
+      <w:lvlJc w:val="left"/>
+      <w:pPr>
+        <w:ind w:left="2160" w:hanging="360"/>
+      </w:pPr>
+      <w:rPr>
+        <w:rFonts w:ascii="Wingdings" w:hAnsi="Wingdings" w:hint="default"/>
+      </w:rPr>
+    </w:lvl>
+    <w:lvl w:ilvl="3" w:tplc="08070001" w:tentative="1">
+      <w:start w:val="1"/>
+      <w:numFmt w:val="bullet"/>
+      <w:lvlText w:val=""/>
+      <w:lvlJc w:val="left"/>
+      <w:pPr>
+        <w:ind w:left="2880" w:hanging="360"/>
+      </w:pPr>
+      <w:rPr>
+        <w:rFonts w:ascii="Symbol" w:hAnsi="Symbol" w:hint="default"/>
+      </w:rPr>
+    </w:lvl>
+    <w:lvl w:ilvl="4" w:tplc="08070003" w:tentative="1">
+      <w:start w:val="1"/>
+      <w:numFmt w:val="bullet"/>
+      <w:lvlText w:val="o"/>
+      <w:lvlJc w:val="left"/>
+      <w:pPr>
+        <w:ind w:left="3600" w:hanging="360"/>
+      </w:pPr>
+      <w:rPr>
+        <w:rFonts w:ascii="Courier New" w:hAnsi="Courier New" w:cs="Courier New" w:hint="default"/>
+      </w:rPr>
+    </w:lvl>
+    <w:lvl w:ilvl="5" w:tplc="08070005" w:tentative="1">
+      <w:start w:val="1"/>
+      <w:numFmt w:val="bullet"/>
+      <w:lvlText w:val=""/>
+      <w:lvlJc w:val="left"/>
+      <w:pPr>
+        <w:ind w:left="4320" w:hanging="360"/>
+      </w:pPr>
+      <w:rPr>
+        <w:rFonts w:ascii="Wingdings" w:hAnsi="Wingdings" w:hint="default"/>
+      </w:rPr>
+    </w:lvl>
+    <w:lvl w:ilvl="6" w:tplc="08070001" w:tentative="1">
+      <w:start w:val="1"/>
+      <w:numFmt w:val="bullet"/>
+      <w:lvlText w:val=""/>
+      <w:lvlJc w:val="left"/>
+      <w:pPr>
+        <w:ind w:left="5040" w:hanging="360"/>
+      </w:pPr>
+      <w:rPr>
+        <w:rFonts w:ascii="Symbol" w:hAnsi="Symbol" w:hint="default"/>
+      </w:rPr>
+    </w:lvl>
+    <w:lvl w:ilvl="7" w:tplc="08070003" w:tentative="1">
+      <w:start w:val="1"/>
+      <w:numFmt w:val="bullet"/>
+      <w:lvlText w:val="o"/>
+      <w:lvlJc w:val="left"/>
+      <w:pPr>
+        <w:ind w:left="5760" w:hanging="360"/>
+      </w:pPr>
+      <w:rPr>
+        <w:rFonts w:ascii="Courier New" w:hAnsi="Courier New" w:cs="Courier New" w:hint="default"/>
+      </w:rPr>
+    </w:lvl>
+    <w:lvl w:ilvl="8" w:tplc="08070005" w:tentative="1">
+      <w:start w:val="1"/>
+      <w:numFmt w:val="bullet"/>
+      <w:lvlText w:val=""/>
+      <w:lvlJc w:val="left"/>
+      <w:pPr>
+        <w:ind w:left="6480" w:hanging="360"/>
+      </w:pPr>
+      <w:rPr>
+        <w:rFonts w:ascii="Wingdings" w:hAnsi="Wingdings" w:hint="default"/>
+      </w:rPr>
+    </w:lvl>
+  </w:abstractNum>
+  <w:abstractNum w:abstractNumId="28" w15:restartNumberingAfterBreak="0">
     <w:nsid w:val="6A191E8D"/>
     <w:multiLevelType w:val="hybridMultilevel"/>
     <w:tmpl w:val="A1886E78"/>
@@ -5306,7 +6242,7 @@
       </w:rPr>
     </w:lvl>
   </w:abstractNum>
-  <w:abstractNum w:abstractNumId="23" w15:restartNumberingAfterBreak="0">
+  <w:abstractNum w:abstractNumId="29" w15:restartNumberingAfterBreak="0">
     <w:nsid w:val="6F48755B"/>
     <w:multiLevelType w:val="multilevel"/>
     <w:tmpl w:val="DC6A525A"/>
@@ -5456,76 +6392,94 @@
     </w:lvl>
   </w:abstractNum>
   <w:num w:numId="1" w16cid:durableId="1022586412">
-    <w:abstractNumId w:val="19"/>
+    <w:abstractNumId w:val="23"/>
   </w:num>
   <w:num w:numId="2" w16cid:durableId="645472241">
-    <w:abstractNumId w:val="18"/>
+    <w:abstractNumId w:val="21"/>
   </w:num>
   <w:num w:numId="3" w16cid:durableId="55009958">
-    <w:abstractNumId w:val="2"/>
+    <w:abstractNumId w:val="4"/>
   </w:num>
   <w:num w:numId="4" w16cid:durableId="1287084377">
-    <w:abstractNumId w:val="8"/>
+    <w:abstractNumId w:val="11"/>
   </w:num>
   <w:num w:numId="5" w16cid:durableId="1792551633">
-    <w:abstractNumId w:val="6"/>
+    <w:abstractNumId w:val="8"/>
   </w:num>
   <w:num w:numId="6" w16cid:durableId="2031952007">
     <w:abstractNumId w:val="1"/>
   </w:num>
   <w:num w:numId="7" w16cid:durableId="1428500697">
-    <w:abstractNumId w:val="11"/>
+    <w:abstractNumId w:val="14"/>
   </w:num>
   <w:num w:numId="8" w16cid:durableId="1222135522">
-    <w:abstractNumId w:val="10"/>
+    <w:abstractNumId w:val="13"/>
   </w:num>
   <w:num w:numId="9" w16cid:durableId="2062245617">
-    <w:abstractNumId w:val="5"/>
+    <w:abstractNumId w:val="7"/>
   </w:num>
   <w:num w:numId="10" w16cid:durableId="1591037437">
-    <w:abstractNumId w:val="7"/>
+    <w:abstractNumId w:val="9"/>
   </w:num>
   <w:num w:numId="11" w16cid:durableId="1864323340">
     <w:abstractNumId w:val="0"/>
   </w:num>
   <w:num w:numId="12" w16cid:durableId="1359353993">
-    <w:abstractNumId w:val="21"/>
+    <w:abstractNumId w:val="26"/>
   </w:num>
   <w:num w:numId="13" w16cid:durableId="2103868526">
+    <w:abstractNumId w:val="28"/>
+  </w:num>
+  <w:num w:numId="14" w16cid:durableId="110974459">
+    <w:abstractNumId w:val="15"/>
+  </w:num>
+  <w:num w:numId="15" w16cid:durableId="1049762961">
+    <w:abstractNumId w:val="5"/>
+  </w:num>
+  <w:num w:numId="16" w16cid:durableId="2111046165">
+    <w:abstractNumId w:val="6"/>
+  </w:num>
+  <w:num w:numId="17" w16cid:durableId="1455783164">
+    <w:abstractNumId w:val="17"/>
+  </w:num>
+  <w:num w:numId="18" w16cid:durableId="1876190051">
+    <w:abstractNumId w:val="29"/>
+  </w:num>
+  <w:num w:numId="19" w16cid:durableId="1400055150">
+    <w:abstractNumId w:val="19"/>
+  </w:num>
+  <w:num w:numId="20" w16cid:durableId="640155789">
+    <w:abstractNumId w:val="18"/>
+  </w:num>
+  <w:num w:numId="21" w16cid:durableId="843207057">
+    <w:abstractNumId w:val="12"/>
+  </w:num>
+  <w:num w:numId="22" w16cid:durableId="215701544">
+    <w:abstractNumId w:val="20"/>
+  </w:num>
+  <w:num w:numId="23" w16cid:durableId="2143040925">
+    <w:abstractNumId w:val="24"/>
+  </w:num>
+  <w:num w:numId="24" w16cid:durableId="710345031">
+    <w:abstractNumId w:val="16"/>
+  </w:num>
+  <w:num w:numId="25" w16cid:durableId="1175879570">
+    <w:abstractNumId w:val="2"/>
+  </w:num>
+  <w:num w:numId="26" w16cid:durableId="1747415834">
+    <w:abstractNumId w:val="25"/>
+  </w:num>
+  <w:num w:numId="27" w16cid:durableId="1021470780">
+    <w:abstractNumId w:val="10"/>
+  </w:num>
+  <w:num w:numId="28" w16cid:durableId="158011517">
     <w:abstractNumId w:val="22"/>
   </w:num>
-  <w:num w:numId="14" w16cid:durableId="110974459">
-    <w:abstractNumId w:val="12"/>
+  <w:num w:numId="29" w16cid:durableId="1481919010">
+    <w:abstractNumId w:val="27"/>
   </w:num>
-  <w:num w:numId="15" w16cid:durableId="1049762961">
+  <w:num w:numId="30" w16cid:durableId="601962190">
     <w:abstractNumId w:val="3"/>
-  </w:num>
-  <w:num w:numId="16" w16cid:durableId="2111046165">
-    <w:abstractNumId w:val="4"/>
-  </w:num>
-  <w:num w:numId="17" w16cid:durableId="1455783164">
-    <w:abstractNumId w:val="14"/>
-  </w:num>
-  <w:num w:numId="18" w16cid:durableId="1876190051">
-    <w:abstractNumId w:val="23"/>
-  </w:num>
-  <w:num w:numId="19" w16cid:durableId="1400055150">
-    <w:abstractNumId w:val="16"/>
-  </w:num>
-  <w:num w:numId="20" w16cid:durableId="640155789">
-    <w:abstractNumId w:val="15"/>
-  </w:num>
-  <w:num w:numId="21" w16cid:durableId="843207057">
-    <w:abstractNumId w:val="9"/>
-  </w:num>
-  <w:num w:numId="22" w16cid:durableId="215701544">
-    <w:abstractNumId w:val="17"/>
-  </w:num>
-  <w:num w:numId="23" w16cid:durableId="2143040925">
-    <w:abstractNumId w:val="20"/>
-  </w:num>
-  <w:num w:numId="24" w16cid:durableId="710345031">
-    <w:abstractNumId w:val="13"/>
   </w:num>
 </w:numbering>
 </file>
@@ -5930,7 +6884,7 @@
   <w:style w:type="paragraph" w:default="1" w:styleId="Standard">
     <w:name w:val="Normal"/>
     <w:qFormat/>
-    <w:rsid w:val="007E6C0B"/>
+    <w:rsid w:val="00BB3654"/>
   </w:style>
   <w:style w:type="paragraph" w:styleId="berschrift1">
     <w:name w:val="heading 1"/>
